--- a/SWARD/Lectures/Lecture 5.docx
+++ b/SWARD/Lectures/Lecture 5.docx
@@ -46,9 +46,8 @@
           <w:u w:val="single"/>
           <w:lang w:val="en-IE"/>
         </w:rPr>
-        <w:t xml:space="preserve">Which UML diagram types do you </w:t>
-      </w:r>
-      <w:proofErr w:type="gramStart"/>
+        <w:t>Which UML diagram types do you remember?</w:t>
+      </w:r>
       <w:r>
         <w:rPr>
           <w:b/>
@@ -57,9 +56,26 @@
           <w:u w:val="single"/>
           <w:lang w:val="en-IE"/>
         </w:rPr>
-        <w:t>remember?</w:t>
-      </w:r>
-      <w:r>
+        <w:t>:</w:t>
+      </w:r>
+    </w:p>
+    <w:p>
+      <w:pPr>
+        <w:rPr>
+          <w:color w:val="000000" w:themeColor="text1"/>
+          <w:lang w:val="en-IE"/>
+        </w:rPr>
+      </w:pPr>
+      <w:r>
+        <w:rPr>
+          <w:color w:val="000000" w:themeColor="text1"/>
+          <w:lang w:val="en-IE"/>
+        </w:rPr>
+        <w:t>Use case diagram, sequence diagram, class diagram, deployment diagram</w:t>
+      </w:r>
+    </w:p>
+    <w:p>
+      <w:pPr>
         <w:rPr>
           <w:b/>
           <w:bCs/>
@@ -67,24 +83,7 @@
           <w:u w:val="single"/>
           <w:lang w:val="en-IE"/>
         </w:rPr>
-        <w:t>:</w:t>
-      </w:r>
-      <w:proofErr w:type="gramEnd"/>
-    </w:p>
-    <w:p>
-      <w:pPr>
-        <w:rPr>
-          <w:color w:val="000000" w:themeColor="text1"/>
-          <w:lang w:val="en-IE"/>
-        </w:rPr>
-      </w:pPr>
-      <w:r>
-        <w:rPr>
-          <w:color w:val="000000" w:themeColor="text1"/>
-          <w:lang w:val="en-IE"/>
-        </w:rPr>
-        <w:t>Use case diagram, sequence diagram, class diagram, deployment diagram</w:t>
-      </w:r>
+      </w:pPr>
     </w:p>
     <w:p>
       <w:pPr>
@@ -96,9 +95,7 @@
           <w:lang w:val="en-IE"/>
         </w:rPr>
       </w:pPr>
-    </w:p>
-    <w:p>
-      <w:pPr>
+      <w:r>
         <w:rPr>
           <w:b/>
           <w:bCs/>
@@ -106,15 +103,6 @@
           <w:u w:val="single"/>
           <w:lang w:val="en-IE"/>
         </w:rPr>
-      </w:pPr>
-      <w:r>
-        <w:rPr>
-          <w:b/>
-          <w:bCs/>
-          <w:color w:val="000000" w:themeColor="text1"/>
-          <w:u w:val="single"/>
-          <w:lang w:val="en-IE"/>
-        </w:rPr>
         <w:t>What is a domain model:</w:t>
       </w:r>
     </w:p>
@@ -148,6 +136,14 @@
           <w:lang w:val="en-IE"/>
         </w:rPr>
       </w:pPr>
+      <w:r>
+        <w:rPr>
+          <w:noProof/>
+          <w:color w:val="000000" w:themeColor="text1"/>
+          <w:lang w:val="en-IE"/>
+        </w:rPr>
+        <w:t>00</w:t>
+      </w:r>
       <w:r>
         <w:rPr>
           <w:noProof/>
@@ -278,30 +274,14 @@
           <w:color w:val="000000" w:themeColor="text1"/>
           <w:lang w:val="en-IE"/>
         </w:rPr>
-        <w:t xml:space="preserve">Design </w:t>
-      </w:r>
-      <w:proofErr w:type="gramStart"/>
-      <w:r>
-        <w:rPr>
-          <w:color w:val="000000" w:themeColor="text1"/>
-          <w:lang w:val="en-IE"/>
-        </w:rPr>
-        <w:t xml:space="preserve">model, </w:t>
-      </w:r>
-      <w:r>
-        <w:rPr>
-          <w:color w:val="000000" w:themeColor="text1"/>
-          <w:lang w:val="en-IE"/>
-        </w:rPr>
-        <w:t xml:space="preserve"> domain</w:t>
-      </w:r>
-      <w:proofErr w:type="gramEnd"/>
-      <w:r>
-        <w:rPr>
-          <w:color w:val="000000" w:themeColor="text1"/>
-          <w:lang w:val="en-IE"/>
-        </w:rPr>
-        <w:t xml:space="preserve"> model focuses on the business, </w:t>
+        <w:t xml:space="preserve">Design model, </w:t>
+      </w:r>
+      <w:r>
+        <w:rPr>
+          <w:color w:val="000000" w:themeColor="text1"/>
+          <w:lang w:val="en-IE"/>
+        </w:rPr>
+        <w:t xml:space="preserve"> domain model focuses on the business, </w:t>
       </w:r>
       <w:r>
         <w:rPr>
@@ -479,15 +459,13 @@
         </w:rPr>
         <w:t xml:space="preserve">we have 2 </w:t>
       </w:r>
-      <w:proofErr w:type="spellStart"/>
-      <w:r>
-        <w:rPr>
-          <w:color w:val="000000" w:themeColor="text1"/>
-          <w:lang w:val="en-IE"/>
-        </w:rPr>
-        <w:t>persepctives</w:t>
-      </w:r>
-      <w:proofErr w:type="spellEnd"/>
+      <w:r>
+        <w:rPr>
+          <w:color w:val="000000" w:themeColor="text1"/>
+          <w:lang w:val="en-IE"/>
+        </w:rPr>
+        <w:t>perspectives</w:t>
+      </w:r>
       <w:r>
         <w:rPr>
           <w:color w:val="000000" w:themeColor="text1"/>
@@ -600,17 +578,8 @@
           <w:color w:val="000000" w:themeColor="text1"/>
           <w:lang w:val="en-IE"/>
         </w:rPr>
-        <w:t xml:space="preserve">“The degree of effectiveness and efficiency with which the product can be </w:t>
-      </w:r>
-      <w:proofErr w:type="gramStart"/>
-      <w:r>
-        <w:rPr>
-          <w:color w:val="000000" w:themeColor="text1"/>
-          <w:lang w:val="en-IE"/>
-        </w:rPr>
-        <w:t>modified.“</w:t>
-      </w:r>
-      <w:proofErr w:type="gramEnd"/>
+        <w:t>“The degree of effectiveness and efficiency with which the product can be modified.“</w:t>
+      </w:r>
     </w:p>
     <w:p>
       <w:pPr>
@@ -640,29 +609,7 @@
           <w:u w:val="single"/>
           <w:lang w:val="en-IE"/>
         </w:rPr>
-        <w:t xml:space="preserve">How do we measure </w:t>
-      </w:r>
-      <w:proofErr w:type="gramStart"/>
-      <w:r>
-        <w:rPr>
-          <w:b/>
-          <w:bCs/>
-          <w:color w:val="000000" w:themeColor="text1"/>
-          <w:u w:val="single"/>
-          <w:lang w:val="en-IE"/>
-        </w:rPr>
-        <w:t>maintainability?:</w:t>
-      </w:r>
-      <w:proofErr w:type="gramEnd"/>
-      <w:r>
-        <w:rPr>
-          <w:b/>
-          <w:bCs/>
-          <w:color w:val="000000" w:themeColor="text1"/>
-          <w:u w:val="single"/>
-          <w:lang w:val="en-IE"/>
-        </w:rPr>
-        <w:t xml:space="preserve"> </w:t>
+        <w:t xml:space="preserve">How do we measure maintainability?: </w:t>
       </w:r>
     </w:p>
     <w:p>
@@ -759,6 +706,22 @@
         </w:rPr>
         <w:t xml:space="preserve">In Responsibility-Driven Design (RDD), software objects are </w:t>
       </w:r>
+      <w:r>
+        <w:rPr>
+          <w:bCs/>
+          <w:color w:val="000000" w:themeColor="text1"/>
+          <w:lang w:val="en-IE"/>
+        </w:rPr>
+        <w:t>modelled</w:t>
+      </w:r>
+      <w:r>
+        <w:rPr>
+          <w:bCs/>
+          <w:color w:val="000000" w:themeColor="text1"/>
+          <w:lang w:val="en-IE"/>
+        </w:rPr>
+        <w:t xml:space="preserve"> based on real-world domain concepts (such as roles, entities, and events). Each object represents a concept from the domain, and responsibilities are assigned to these objects based on their </w:t>
+      </w:r>
       <w:proofErr w:type="spellStart"/>
       <w:r>
         <w:rPr>
@@ -766,7 +729,7 @@
           <w:color w:val="000000" w:themeColor="text1"/>
           <w:lang w:val="en-IE"/>
         </w:rPr>
-        <w:t>modeled</w:t>
+        <w:t>behavior</w:t>
       </w:r>
       <w:proofErr w:type="spellEnd"/>
       <w:r>
@@ -775,7 +738,231 @@
           <w:color w:val="000000" w:themeColor="text1"/>
           <w:lang w:val="en-IE"/>
         </w:rPr>
-        <w:t xml:space="preserve"> based on real-world domain concepts (such as roles, entities, and events). Each object represents a concept from the domain, and responsibilities are assigned to these objects based on their </w:t>
+        <w:t xml:space="preserve"> and interactions in that domain.</w:t>
+      </w:r>
+    </w:p>
+    <w:p>
+      <w:pPr>
+        <w:rPr>
+          <w:bCs/>
+          <w:color w:val="000000" w:themeColor="text1"/>
+          <w:lang w:val="en-IE"/>
+        </w:rPr>
+      </w:pPr>
+      <w:r>
+        <w:rPr>
+          <w:bCs/>
+          <w:color w:val="000000" w:themeColor="text1"/>
+          <w:lang w:val="en-IE"/>
+        </w:rPr>
+        <w:t>A responsibility is something an object is expected or required to do or know in the system.</w:t>
+      </w:r>
+    </w:p>
+    <w:p>
+      <w:pPr>
+        <w:rPr>
+          <w:bCs/>
+          <w:color w:val="000000" w:themeColor="text1"/>
+          <w:lang w:val="en-IE"/>
+        </w:rPr>
+      </w:pPr>
+      <w:r>
+        <w:rPr>
+          <w:b/>
+          <w:color w:val="000000" w:themeColor="text1"/>
+          <w:lang w:val="en-IE"/>
+        </w:rPr>
+        <w:t>Doing:</w:t>
+      </w:r>
+      <w:r>
+        <w:rPr>
+          <w:b/>
+          <w:color w:val="000000" w:themeColor="text1"/>
+          <w:lang w:val="en-IE"/>
+        </w:rPr>
+        <w:t xml:space="preserve"> </w:t>
+      </w:r>
+    </w:p>
+    <w:p>
+      <w:pPr>
+        <w:rPr>
+          <w:bCs/>
+          <w:color w:val="000000" w:themeColor="text1"/>
+          <w:lang w:val="en-IE"/>
+        </w:rPr>
+      </w:pPr>
+      <w:r>
+        <w:rPr>
+          <w:bCs/>
+          <w:color w:val="000000" w:themeColor="text1"/>
+          <w:lang w:val="en-IE"/>
+        </w:rPr>
+        <w:t xml:space="preserve">Doing a calculation, </w:t>
+      </w:r>
+      <w:r>
+        <w:rPr>
+          <w:bCs/>
+          <w:color w:val="000000" w:themeColor="text1"/>
+          <w:lang w:val="en-IE"/>
+        </w:rPr>
+        <w:t>creating an object, create an a</w:t>
+      </w:r>
+      <w:r>
+        <w:rPr>
+          <w:bCs/>
+          <w:color w:val="000000" w:themeColor="text1"/>
+          <w:lang w:val="en-IE"/>
+        </w:rPr>
+        <w:t xml:space="preserve">ction in another object, </w:t>
+      </w:r>
+      <w:r>
+        <w:rPr>
+          <w:bCs/>
+          <w:color w:val="000000" w:themeColor="text1"/>
+          <w:lang w:val="en-IE"/>
+        </w:rPr>
+        <w:t>synchronize or control the work flow of a certain part of the system.</w:t>
+      </w:r>
+    </w:p>
+    <w:p>
+      <w:pPr>
+        <w:rPr>
+          <w:b/>
+          <w:color w:val="000000" w:themeColor="text1"/>
+          <w:lang w:val="en-IE"/>
+        </w:rPr>
+      </w:pPr>
+      <w:r>
+        <w:rPr>
+          <w:b/>
+          <w:color w:val="000000" w:themeColor="text1"/>
+          <w:lang w:val="en-IE"/>
+        </w:rPr>
+        <w:t>Knowing:</w:t>
+      </w:r>
+    </w:p>
+    <w:p>
+      <w:pPr>
+        <w:rPr>
+          <w:bCs/>
+          <w:color w:val="000000" w:themeColor="text1"/>
+          <w:lang w:val="en-IE"/>
+        </w:rPr>
+      </w:pPr>
+      <w:r>
+        <w:rPr>
+          <w:bCs/>
+          <w:color w:val="000000" w:themeColor="text1"/>
+          <w:lang w:val="en-IE"/>
+        </w:rPr>
+        <w:t>What information an object is responsible for storing, remembering, or being able to figure out.</w:t>
+      </w:r>
+    </w:p>
+    <w:p>
+      <w:pPr>
+        <w:rPr>
+          <w:bCs/>
+          <w:color w:val="000000" w:themeColor="text1"/>
+          <w:lang w:val="en-IE"/>
+        </w:rPr>
+      </w:pPr>
+      <w:r>
+        <w:rPr>
+          <w:bCs/>
+          <w:color w:val="000000" w:themeColor="text1"/>
+          <w:lang w:val="en-IE"/>
+        </w:rPr>
+        <w:t xml:space="preserve">Knowing about its own encapsulated data, </w:t>
+      </w:r>
+      <w:r>
+        <w:rPr>
+          <w:bCs/>
+          <w:color w:val="000000" w:themeColor="text1"/>
+          <w:lang w:val="en-IE"/>
+        </w:rPr>
+        <w:t xml:space="preserve">knows what other classes its related to meaning it has </w:t>
+      </w:r>
+      <w:r>
+        <w:rPr>
+          <w:bCs/>
+          <w:color w:val="000000" w:themeColor="text1"/>
+          <w:lang w:val="en-IE"/>
+        </w:rPr>
+        <w:t xml:space="preserve">references </w:t>
+      </w:r>
+      <w:r>
+        <w:rPr>
+          <w:bCs/>
+          <w:color w:val="000000" w:themeColor="text1"/>
+          <w:lang w:val="en-IE"/>
+        </w:rPr>
+        <w:t xml:space="preserve"> of classes </w:t>
+      </w:r>
+      <w:r>
+        <w:rPr>
+          <w:bCs/>
+          <w:color w:val="000000" w:themeColor="text1"/>
+          <w:lang w:val="en-IE"/>
+        </w:rPr>
+        <w:t>its related to inside of it.</w:t>
+      </w:r>
+    </w:p>
+    <w:p>
+      <w:pPr>
+        <w:rPr>
+          <w:bCs/>
+          <w:color w:val="000000" w:themeColor="text1"/>
+          <w:lang w:val="en-IE"/>
+        </w:rPr>
+      </w:pPr>
+      <w:r>
+        <w:rPr>
+          <w:bCs/>
+          <w:color w:val="000000" w:themeColor="text1"/>
+          <w:lang w:val="en-IE"/>
+        </w:rPr>
+        <w:t>“Knowing about things it can derive or calculate” means an object is responsible for computing certain values based on its own data and related objects instead of storing them directly.</w:t>
+      </w:r>
+    </w:p>
+    <w:p>
+      <w:pPr>
+        <w:rPr>
+          <w:bCs/>
+          <w:color w:val="000000" w:themeColor="text1"/>
+          <w:lang w:val="en-IE"/>
+        </w:rPr>
+      </w:pPr>
+      <w:r>
+        <w:rPr>
+          <w:bCs/>
+          <w:color w:val="000000" w:themeColor="text1"/>
+          <w:lang w:val="en-IE"/>
+        </w:rPr>
+        <w:t>so a responsibility is an idea that we can represent into a method or more than one method collaborating together to deliver this responsibility</w:t>
+      </w:r>
+      <w:r>
+        <w:rPr>
+          <w:bCs/>
+          <w:color w:val="000000" w:themeColor="text1"/>
+          <w:lang w:val="en-IE"/>
+        </w:rPr>
+        <w:t>.</w:t>
+      </w:r>
+      <w:r>
+        <w:rPr>
+          <w:bCs/>
+          <w:color w:val="000000" w:themeColor="text1"/>
+          <w:lang w:val="en-IE"/>
+        </w:rPr>
+        <w:t xml:space="preserve"> A responsibility is a high level thing and it </w:t>
+      </w:r>
+      <w:r>
+        <w:rPr>
+          <w:bCs/>
+          <w:color w:val="000000" w:themeColor="text1"/>
+          <w:lang w:val="en-IE"/>
+        </w:rPr>
+        <w:t xml:space="preserve">does not always have to </w:t>
       </w:r>
       <w:proofErr w:type="spellStart"/>
       <w:r>
@@ -784,7 +971,7 @@
           <w:color w:val="000000" w:themeColor="text1"/>
           <w:lang w:val="en-IE"/>
         </w:rPr>
-        <w:t>behavior</w:t>
+        <w:t>corrosponde</w:t>
       </w:r>
       <w:proofErr w:type="spellEnd"/>
       <w:r>
@@ -793,322 +980,6 @@
           <w:color w:val="000000" w:themeColor="text1"/>
           <w:lang w:val="en-IE"/>
         </w:rPr>
-        <w:t xml:space="preserve"> and interactions in that domain.</w:t>
-      </w:r>
-    </w:p>
-    <w:p>
-      <w:pPr>
-        <w:rPr>
-          <w:bCs/>
-          <w:color w:val="000000" w:themeColor="text1"/>
-          <w:lang w:val="en-IE"/>
-        </w:rPr>
-      </w:pPr>
-      <w:r>
-        <w:rPr>
-          <w:bCs/>
-          <w:color w:val="000000" w:themeColor="text1"/>
-          <w:lang w:val="en-IE"/>
-        </w:rPr>
-        <w:t>A responsibility is something an object is expected or required to do or know in the system.</w:t>
-      </w:r>
-    </w:p>
-    <w:p>
-      <w:pPr>
-        <w:rPr>
-          <w:bCs/>
-          <w:color w:val="000000" w:themeColor="text1"/>
-          <w:lang w:val="en-IE"/>
-        </w:rPr>
-      </w:pPr>
-      <w:r>
-        <w:rPr>
-          <w:b/>
-          <w:color w:val="000000" w:themeColor="text1"/>
-          <w:lang w:val="en-IE"/>
-        </w:rPr>
-        <w:t>Doing:</w:t>
-      </w:r>
-      <w:r>
-        <w:rPr>
-          <w:b/>
-          <w:color w:val="000000" w:themeColor="text1"/>
-          <w:lang w:val="en-IE"/>
-        </w:rPr>
-        <w:t xml:space="preserve"> </w:t>
-      </w:r>
-    </w:p>
-    <w:p>
-      <w:pPr>
-        <w:rPr>
-          <w:bCs/>
-          <w:color w:val="000000" w:themeColor="text1"/>
-          <w:lang w:val="en-IE"/>
-        </w:rPr>
-      </w:pPr>
-      <w:r>
-        <w:rPr>
-          <w:bCs/>
-          <w:color w:val="000000" w:themeColor="text1"/>
-          <w:lang w:val="en-IE"/>
-        </w:rPr>
-        <w:t xml:space="preserve">Doing a calculation, </w:t>
-      </w:r>
-      <w:r>
-        <w:rPr>
-          <w:bCs/>
-          <w:color w:val="000000" w:themeColor="text1"/>
-          <w:lang w:val="en-IE"/>
-        </w:rPr>
-        <w:t>creating an object, create an a</w:t>
-      </w:r>
-      <w:r>
-        <w:rPr>
-          <w:bCs/>
-          <w:color w:val="000000" w:themeColor="text1"/>
-          <w:lang w:val="en-IE"/>
-        </w:rPr>
-        <w:t xml:space="preserve">ction in another object, </w:t>
-      </w:r>
-      <w:r>
-        <w:rPr>
-          <w:bCs/>
-          <w:color w:val="000000" w:themeColor="text1"/>
-          <w:lang w:val="en-IE"/>
-        </w:rPr>
-        <w:t xml:space="preserve">synchronize or control the </w:t>
-      </w:r>
-      <w:proofErr w:type="gramStart"/>
-      <w:r>
-        <w:rPr>
-          <w:bCs/>
-          <w:color w:val="000000" w:themeColor="text1"/>
-          <w:lang w:val="en-IE"/>
-        </w:rPr>
-        <w:t>work flow</w:t>
-      </w:r>
-      <w:proofErr w:type="gramEnd"/>
-      <w:r>
-        <w:rPr>
-          <w:bCs/>
-          <w:color w:val="000000" w:themeColor="text1"/>
-          <w:lang w:val="en-IE"/>
-        </w:rPr>
-        <w:t xml:space="preserve"> of a certain part of the system.</w:t>
-      </w:r>
-    </w:p>
-    <w:p>
-      <w:pPr>
-        <w:rPr>
-          <w:b/>
-          <w:color w:val="000000" w:themeColor="text1"/>
-          <w:lang w:val="en-IE"/>
-        </w:rPr>
-      </w:pPr>
-      <w:r>
-        <w:rPr>
-          <w:b/>
-          <w:color w:val="000000" w:themeColor="text1"/>
-          <w:lang w:val="en-IE"/>
-        </w:rPr>
-        <w:t>Knowing:</w:t>
-      </w:r>
-    </w:p>
-    <w:p>
-      <w:pPr>
-        <w:rPr>
-          <w:bCs/>
-          <w:color w:val="000000" w:themeColor="text1"/>
-          <w:lang w:val="en-IE"/>
-        </w:rPr>
-      </w:pPr>
-      <w:r>
-        <w:rPr>
-          <w:bCs/>
-          <w:color w:val="000000" w:themeColor="text1"/>
-          <w:lang w:val="en-IE"/>
-        </w:rPr>
-        <w:t>What information an object is responsible for storing, remembering, or being able to figure out.</w:t>
-      </w:r>
-    </w:p>
-    <w:p>
-      <w:pPr>
-        <w:rPr>
-          <w:bCs/>
-          <w:color w:val="000000" w:themeColor="text1"/>
-          <w:lang w:val="en-IE"/>
-        </w:rPr>
-      </w:pPr>
-      <w:r>
-        <w:rPr>
-          <w:bCs/>
-          <w:color w:val="000000" w:themeColor="text1"/>
-          <w:lang w:val="en-IE"/>
-        </w:rPr>
-        <w:t xml:space="preserve">Knowing about its own encapsulated data, </w:t>
-      </w:r>
-      <w:r>
-        <w:rPr>
-          <w:bCs/>
-          <w:color w:val="000000" w:themeColor="text1"/>
-          <w:lang w:val="en-IE"/>
-        </w:rPr>
-        <w:t xml:space="preserve">knows what other classes its related to meaning it has </w:t>
-      </w:r>
-      <w:proofErr w:type="gramStart"/>
-      <w:r>
-        <w:rPr>
-          <w:bCs/>
-          <w:color w:val="000000" w:themeColor="text1"/>
-          <w:lang w:val="en-IE"/>
-        </w:rPr>
-        <w:t xml:space="preserve">references </w:t>
-      </w:r>
-      <w:r>
-        <w:rPr>
-          <w:bCs/>
-          <w:color w:val="000000" w:themeColor="text1"/>
-          <w:lang w:val="en-IE"/>
-        </w:rPr>
-        <w:t xml:space="preserve"> of</w:t>
-      </w:r>
-      <w:proofErr w:type="gramEnd"/>
-      <w:r>
-        <w:rPr>
-          <w:bCs/>
-          <w:color w:val="000000" w:themeColor="text1"/>
-          <w:lang w:val="en-IE"/>
-        </w:rPr>
-        <w:t xml:space="preserve"> classes </w:t>
-      </w:r>
-      <w:r>
-        <w:rPr>
-          <w:bCs/>
-          <w:color w:val="000000" w:themeColor="text1"/>
-          <w:lang w:val="en-IE"/>
-        </w:rPr>
-        <w:t>its related to inside of it.</w:t>
-      </w:r>
-    </w:p>
-    <w:p>
-      <w:pPr>
-        <w:rPr>
-          <w:bCs/>
-          <w:color w:val="000000" w:themeColor="text1"/>
-          <w:lang w:val="en-IE"/>
-        </w:rPr>
-      </w:pPr>
-      <w:r>
-        <w:rPr>
-          <w:bCs/>
-          <w:color w:val="000000" w:themeColor="text1"/>
-          <w:lang w:val="en-IE"/>
-        </w:rPr>
-        <w:t>“Knowing about things it can derive or calculate” means an object is responsible for computing certain values based on its own data and related objects instead of storing them directly.</w:t>
-      </w:r>
-    </w:p>
-    <w:p>
-      <w:pPr>
-        <w:rPr>
-          <w:bCs/>
-          <w:color w:val="000000" w:themeColor="text1"/>
-          <w:lang w:val="en-IE"/>
-        </w:rPr>
-      </w:pPr>
-      <w:proofErr w:type="gramStart"/>
-      <w:r>
-        <w:rPr>
-          <w:bCs/>
-          <w:color w:val="000000" w:themeColor="text1"/>
-          <w:lang w:val="en-IE"/>
-        </w:rPr>
-        <w:t>so</w:t>
-      </w:r>
-      <w:proofErr w:type="gramEnd"/>
-      <w:r>
-        <w:rPr>
-          <w:bCs/>
-          <w:color w:val="000000" w:themeColor="text1"/>
-          <w:lang w:val="en-IE"/>
-        </w:rPr>
-        <w:t xml:space="preserve"> a responsibility is an idea that we can represent into a method or more than one method </w:t>
-      </w:r>
-      <w:proofErr w:type="gramStart"/>
-      <w:r>
-        <w:rPr>
-          <w:bCs/>
-          <w:color w:val="000000" w:themeColor="text1"/>
-          <w:lang w:val="en-IE"/>
-        </w:rPr>
-        <w:t>collaborating together</w:t>
-      </w:r>
-      <w:proofErr w:type="gramEnd"/>
-      <w:r>
-        <w:rPr>
-          <w:bCs/>
-          <w:color w:val="000000" w:themeColor="text1"/>
-          <w:lang w:val="en-IE"/>
-        </w:rPr>
-        <w:t xml:space="preserve"> to deliver this responsibility</w:t>
-      </w:r>
-      <w:r>
-        <w:rPr>
-          <w:bCs/>
-          <w:color w:val="000000" w:themeColor="text1"/>
-          <w:lang w:val="en-IE"/>
-        </w:rPr>
-        <w:t>.</w:t>
-      </w:r>
-      <w:r>
-        <w:rPr>
-          <w:bCs/>
-          <w:color w:val="000000" w:themeColor="text1"/>
-          <w:lang w:val="en-IE"/>
-        </w:rPr>
-        <w:t xml:space="preserve"> A responsibility is a </w:t>
-      </w:r>
-      <w:proofErr w:type="gramStart"/>
-      <w:r>
-        <w:rPr>
-          <w:bCs/>
-          <w:color w:val="000000" w:themeColor="text1"/>
-          <w:lang w:val="en-IE"/>
-        </w:rPr>
-        <w:t>high level</w:t>
-      </w:r>
-      <w:proofErr w:type="gramEnd"/>
-      <w:r>
-        <w:rPr>
-          <w:bCs/>
-          <w:color w:val="000000" w:themeColor="text1"/>
-          <w:lang w:val="en-IE"/>
-        </w:rPr>
-        <w:t xml:space="preserve"> thing and it </w:t>
-      </w:r>
-      <w:r>
-        <w:rPr>
-          <w:bCs/>
-          <w:color w:val="000000" w:themeColor="text1"/>
-          <w:lang w:val="en-IE"/>
-        </w:rPr>
-        <w:t xml:space="preserve">does not always have to </w:t>
-      </w:r>
-      <w:proofErr w:type="spellStart"/>
-      <w:r>
-        <w:rPr>
-          <w:bCs/>
-          <w:color w:val="000000" w:themeColor="text1"/>
-          <w:lang w:val="en-IE"/>
-        </w:rPr>
-        <w:t>corrosponde</w:t>
-      </w:r>
-      <w:proofErr w:type="spellEnd"/>
-      <w:r>
-        <w:rPr>
-          <w:bCs/>
-          <w:color w:val="000000" w:themeColor="text1"/>
-          <w:lang w:val="en-IE"/>
-        </w:rPr>
         <w:t xml:space="preserve"> to one method</w:t>
       </w:r>
     </w:p>
@@ -1134,25 +1005,7 @@
           <w:color w:val="000000" w:themeColor="text1"/>
           <w:lang w:val="en-IE"/>
         </w:rPr>
-        <w:t xml:space="preserve">. For </w:t>
-      </w:r>
-      <w:proofErr w:type="gramStart"/>
-      <w:r>
-        <w:rPr>
-          <w:bCs/>
-          <w:color w:val="000000" w:themeColor="text1"/>
-          <w:lang w:val="en-IE"/>
-        </w:rPr>
-        <w:t>example</w:t>
-      </w:r>
-      <w:proofErr w:type="gramEnd"/>
-      <w:r>
-        <w:rPr>
-          <w:bCs/>
-          <w:color w:val="000000" w:themeColor="text1"/>
-          <w:lang w:val="en-IE"/>
-        </w:rPr>
-        <w:t xml:space="preserve"> the responsibility to </w:t>
+        <w:t xml:space="preserve">. For example the responsibility to </w:t>
       </w:r>
       <w:r>
         <w:rPr>
@@ -1294,7 +1147,6 @@
         <w:t xml:space="preserve">so inside the register there is a method called </w:t>
       </w:r>
       <w:proofErr w:type="spellStart"/>
-      <w:proofErr w:type="gramStart"/>
       <w:r>
         <w:rPr>
           <w:bCs/>
@@ -1310,16 +1162,23 @@
           <w:color w:val="000000" w:themeColor="text1"/>
           <w:lang w:val="en-IE"/>
         </w:rPr>
-        <w:t>(</w:t>
-      </w:r>
-      <w:proofErr w:type="gramEnd"/>
-      <w:r>
-        <w:rPr>
-          <w:bCs/>
-          <w:color w:val="000000" w:themeColor="text1"/>
-          <w:lang w:val="en-IE"/>
-        </w:rPr>
-        <w:t xml:space="preserve">) that calls for the sale object and the sale object now is responsible for implementing this and creating and managing and </w:t>
+        <w:t xml:space="preserve">() that calls for the sale object and the sale object now is responsible for implementing this and creating and managing an </w:t>
+      </w:r>
+      <w:r>
+        <w:rPr>
+          <w:bCs/>
+          <w:color w:val="000000" w:themeColor="text1"/>
+          <w:lang w:val="en-IE"/>
+        </w:rPr>
+        <w:t>instance</w:t>
+      </w:r>
+      <w:r>
+        <w:rPr>
+          <w:bCs/>
+          <w:color w:val="000000" w:themeColor="text1"/>
+          <w:lang w:val="en-IE"/>
+        </w:rPr>
+        <w:t xml:space="preserve"> of the </w:t>
       </w:r>
       <w:proofErr w:type="spellStart"/>
       <w:r>
@@ -1328,16 +1187,25 @@
           <w:color w:val="000000" w:themeColor="text1"/>
           <w:lang w:val="en-IE"/>
         </w:rPr>
-        <w:t>istance</w:t>
+        <w:t>LineItem</w:t>
       </w:r>
       <w:proofErr w:type="spellEnd"/>
-      <w:r>
-        <w:rPr>
-          <w:bCs/>
-          <w:color w:val="000000" w:themeColor="text1"/>
-          <w:lang w:val="en-IE"/>
-        </w:rPr>
-        <w:t xml:space="preserve"> of the </w:t>
+    </w:p>
+    <w:p>
+      <w:pPr>
+        <w:rPr>
+          <w:bCs/>
+          <w:color w:val="000000" w:themeColor="text1"/>
+          <w:lang w:val="en-IE"/>
+        </w:rPr>
+      </w:pPr>
+      <w:r>
+        <w:rPr>
+          <w:bCs/>
+          <w:color w:val="000000" w:themeColor="text1"/>
+          <w:lang w:val="en-IE"/>
+        </w:rPr>
+        <w:t xml:space="preserve">from a responsibility </w:t>
       </w:r>
       <w:proofErr w:type="spellStart"/>
       <w:r>
@@ -1346,25 +1214,16 @@
           <w:color w:val="000000" w:themeColor="text1"/>
           <w:lang w:val="en-IE"/>
         </w:rPr>
-        <w:t>LineItem</w:t>
+        <w:t>persepctive</w:t>
       </w:r>
       <w:proofErr w:type="spellEnd"/>
-    </w:p>
-    <w:p>
-      <w:pPr>
-        <w:rPr>
-          <w:bCs/>
-          <w:color w:val="000000" w:themeColor="text1"/>
-          <w:lang w:val="en-IE"/>
-        </w:rPr>
-      </w:pPr>
-      <w:r>
-        <w:rPr>
-          <w:bCs/>
-          <w:color w:val="000000" w:themeColor="text1"/>
-          <w:lang w:val="en-IE"/>
-        </w:rPr>
-        <w:t xml:space="preserve">from a responsibility </w:t>
+      <w:r>
+        <w:rPr>
+          <w:bCs/>
+          <w:color w:val="000000" w:themeColor="text1"/>
+          <w:lang w:val="en-IE"/>
+        </w:rPr>
+        <w:t xml:space="preserve"> the register receives an item and item id, and calls the sale and that its </w:t>
       </w:r>
       <w:proofErr w:type="spellStart"/>
       <w:r>
@@ -1373,7 +1232,7 @@
           <w:color w:val="000000" w:themeColor="text1"/>
           <w:lang w:val="en-IE"/>
         </w:rPr>
-        <w:t>persepctive</w:t>
+        <w:t>resposnibility</w:t>
       </w:r>
       <w:proofErr w:type="spellEnd"/>
       <w:r>
@@ -1382,7 +1241,7 @@
           <w:color w:val="000000" w:themeColor="text1"/>
           <w:lang w:val="en-IE"/>
         </w:rPr>
-        <w:t xml:space="preserve"> the register receives an item and item id, and calls the sale and that its </w:t>
+        <w:t xml:space="preserve"> the responsibility of the sale is to create a sale item when </w:t>
       </w:r>
       <w:proofErr w:type="spellStart"/>
       <w:r>
@@ -1391,29 +1250,9 @@
           <w:color w:val="000000" w:themeColor="text1"/>
           <w:lang w:val="en-IE"/>
         </w:rPr>
-        <w:t>resposnibility</w:t>
+        <w:t>its</w:t>
       </w:r>
       <w:proofErr w:type="spellEnd"/>
-      <w:r>
-        <w:rPr>
-          <w:bCs/>
-          <w:color w:val="000000" w:themeColor="text1"/>
-          <w:lang w:val="en-IE"/>
-        </w:rPr>
-        <w:t xml:space="preserve"> the responsibility of the sale is to create a sale item when </w:t>
-      </w:r>
-      <w:proofErr w:type="spellStart"/>
-      <w:proofErr w:type="gramStart"/>
-      <w:r>
-        <w:rPr>
-          <w:bCs/>
-          <w:color w:val="000000" w:themeColor="text1"/>
-          <w:lang w:val="en-IE"/>
-        </w:rPr>
-        <w:t>its</w:t>
-      </w:r>
-      <w:proofErr w:type="spellEnd"/>
-      <w:proofErr w:type="gramEnd"/>
       <w:r>
         <w:rPr>
           <w:bCs/>
@@ -1578,7 +1417,6 @@
         <w:t xml:space="preserve">A </w:t>
       </w:r>
       <w:proofErr w:type="spellStart"/>
-      <w:proofErr w:type="gramStart"/>
       <w:r>
         <w:rPr>
           <w:bCs/>
@@ -1602,9 +1440,163 @@
           <w:color w:val="000000" w:themeColor="text1"/>
           <w:lang w:val="en-IE"/>
         </w:rPr>
-        <w:t xml:space="preserve"> =</w:t>
-      </w:r>
-      <w:proofErr w:type="gramEnd"/>
+        <w:t xml:space="preserve"> = </w:t>
+      </w:r>
+      <w:r>
+        <w:rPr>
+          <w:bCs/>
+          <w:color w:val="000000" w:themeColor="text1"/>
+          <w:lang w:val="en-IE"/>
+        </w:rPr>
+        <w:t>a row of data of what product was bought what price and how many</w:t>
+      </w:r>
+    </w:p>
+    <w:p>
+      <w:pPr>
+        <w:rPr>
+          <w:bCs/>
+          <w:color w:val="000000" w:themeColor="text1"/>
+          <w:lang w:val="en-IE"/>
+        </w:rPr>
+      </w:pPr>
+      <w:r>
+        <w:rPr>
+          <w:bCs/>
+          <w:color w:val="000000" w:themeColor="text1"/>
+          <w:lang w:val="en-IE"/>
+        </w:rPr>
+        <w:t xml:space="preserve">we have to now figure out who has access to enough data to calculate the grand total which in this case is the Sale class, so we assign </w:t>
+      </w:r>
+      <w:proofErr w:type="spellStart"/>
+      <w:r>
+        <w:rPr>
+          <w:bCs/>
+          <w:color w:val="000000" w:themeColor="text1"/>
+          <w:lang w:val="en-IE"/>
+        </w:rPr>
+        <w:t>getTotal</w:t>
+      </w:r>
+      <w:proofErr w:type="spellEnd"/>
+      <w:r>
+        <w:rPr>
+          <w:bCs/>
+          <w:color w:val="000000" w:themeColor="text1"/>
+          <w:lang w:val="en-IE"/>
+        </w:rPr>
+        <w:t xml:space="preserve">() to it, and the flow </w:t>
+      </w:r>
+      <w:r>
+        <w:rPr>
+          <w:bCs/>
+          <w:color w:val="000000" w:themeColor="text1"/>
+          <w:lang w:val="en-IE"/>
+        </w:rPr>
+        <w:t>of</w:t>
+      </w:r>
+      <w:r>
+        <w:rPr>
+          <w:bCs/>
+          <w:color w:val="000000" w:themeColor="text1"/>
+          <w:lang w:val="en-IE"/>
+        </w:rPr>
+        <w:t xml:space="preserve"> responsibility is that the total is calculated inside the sale by summing the </w:t>
+      </w:r>
+      <w:proofErr w:type="spellStart"/>
+      <w:r>
+        <w:rPr>
+          <w:bCs/>
+          <w:color w:val="000000" w:themeColor="text1"/>
+          <w:lang w:val="en-IE"/>
+        </w:rPr>
+        <w:t>getPrice</w:t>
+      </w:r>
+      <w:proofErr w:type="spellEnd"/>
+      <w:r>
+        <w:rPr>
+          <w:bCs/>
+          <w:color w:val="000000" w:themeColor="text1"/>
+          <w:lang w:val="en-IE"/>
+        </w:rPr>
+        <w:t xml:space="preserve"> inside the </w:t>
+      </w:r>
+      <w:proofErr w:type="spellStart"/>
+      <w:r>
+        <w:rPr>
+          <w:bCs/>
+          <w:color w:val="000000" w:themeColor="text1"/>
+          <w:lang w:val="en-IE"/>
+        </w:rPr>
+        <w:t>LineItem</w:t>
+      </w:r>
+      <w:proofErr w:type="spellEnd"/>
+      <w:r>
+        <w:rPr>
+          <w:bCs/>
+          <w:color w:val="000000" w:themeColor="text1"/>
+          <w:lang w:val="en-IE"/>
+        </w:rPr>
+        <w:t xml:space="preserve"> for each element, which gets the price for each item from the item object too</w:t>
+      </w:r>
+      <w:r>
+        <w:rPr>
+          <w:bCs/>
+          <w:color w:val="000000" w:themeColor="text1"/>
+          <w:lang w:val="en-IE"/>
+        </w:rPr>
+        <w:t>.</w:t>
+      </w:r>
+    </w:p>
+    <w:p>
+      <w:pPr>
+        <w:rPr>
+          <w:bCs/>
+          <w:color w:val="000000" w:themeColor="text1"/>
+          <w:lang w:val="en-IE"/>
+        </w:rPr>
+      </w:pPr>
+      <w:r>
+        <w:rPr>
+          <w:b/>
+          <w:color w:val="000000" w:themeColor="text1"/>
+          <w:lang w:val="en-IE"/>
+        </w:rPr>
+        <w:t>Sale</w:t>
+      </w:r>
+      <w:r>
+        <w:rPr>
+          <w:bCs/>
+          <w:color w:val="000000" w:themeColor="text1"/>
+          <w:lang w:val="en-IE"/>
+        </w:rPr>
+        <w:t>: know sales total</w:t>
+      </w:r>
+    </w:p>
+    <w:p>
+      <w:pPr>
+        <w:rPr>
+          <w:bCs/>
+          <w:color w:val="000000" w:themeColor="text1"/>
+          <w:lang w:val="en-IE"/>
+        </w:rPr>
+      </w:pPr>
+      <w:proofErr w:type="spellStart"/>
+      <w:r>
+        <w:rPr>
+          <w:b/>
+          <w:color w:val="000000" w:themeColor="text1"/>
+          <w:lang w:val="en-IE"/>
+        </w:rPr>
+        <w:t>SalesLineItem</w:t>
+      </w:r>
+      <w:proofErr w:type="spellEnd"/>
+      <w:r>
+        <w:rPr>
+          <w:b/>
+          <w:color w:val="000000" w:themeColor="text1"/>
+          <w:lang w:val="en-IE"/>
+        </w:rPr>
+        <w:t>:</w:t>
+      </w:r>
       <w:r>
         <w:rPr>
           <w:bCs/>
@@ -1619,188 +1611,7 @@
           <w:color w:val="000000" w:themeColor="text1"/>
           <w:lang w:val="en-IE"/>
         </w:rPr>
-        <w:t>a row of data of what product was bought what price and how many</w:t>
-      </w:r>
-    </w:p>
-    <w:p>
-      <w:pPr>
-        <w:rPr>
-          <w:bCs/>
-          <w:color w:val="000000" w:themeColor="text1"/>
-          <w:lang w:val="en-IE"/>
-        </w:rPr>
-      </w:pPr>
-      <w:r>
-        <w:rPr>
-          <w:bCs/>
-          <w:color w:val="000000" w:themeColor="text1"/>
-          <w:lang w:val="en-IE"/>
-        </w:rPr>
-        <w:t xml:space="preserve">we have to now figure out who has access to enough data to calculate the grand total which in this case is the Sale class, so we assign </w:t>
-      </w:r>
-      <w:proofErr w:type="spellStart"/>
-      <w:r>
-        <w:rPr>
-          <w:bCs/>
-          <w:color w:val="000000" w:themeColor="text1"/>
-          <w:lang w:val="en-IE"/>
-        </w:rPr>
-        <w:t>getTotal</w:t>
-      </w:r>
-      <w:proofErr w:type="spellEnd"/>
-      <w:r>
-        <w:rPr>
-          <w:bCs/>
-          <w:color w:val="000000" w:themeColor="text1"/>
-          <w:lang w:val="en-IE"/>
-        </w:rPr>
-        <w:t xml:space="preserve">() to it, and the flow </w:t>
-      </w:r>
-      <w:r>
-        <w:rPr>
-          <w:bCs/>
-          <w:color w:val="000000" w:themeColor="text1"/>
-          <w:lang w:val="en-IE"/>
-        </w:rPr>
-        <w:t>of</w:t>
-      </w:r>
-      <w:r>
-        <w:rPr>
-          <w:bCs/>
-          <w:color w:val="000000" w:themeColor="text1"/>
-          <w:lang w:val="en-IE"/>
-        </w:rPr>
-        <w:t xml:space="preserve"> responsibility is that the total is calculated inside the sale by summing the </w:t>
-      </w:r>
-      <w:proofErr w:type="spellStart"/>
-      <w:r>
-        <w:rPr>
-          <w:bCs/>
-          <w:color w:val="000000" w:themeColor="text1"/>
-          <w:lang w:val="en-IE"/>
-        </w:rPr>
-        <w:t>getPrice</w:t>
-      </w:r>
-      <w:proofErr w:type="spellEnd"/>
-      <w:r>
-        <w:rPr>
-          <w:bCs/>
-          <w:color w:val="000000" w:themeColor="text1"/>
-          <w:lang w:val="en-IE"/>
-        </w:rPr>
-        <w:t xml:space="preserve"> inside the </w:t>
-      </w:r>
-      <w:proofErr w:type="spellStart"/>
-      <w:r>
-        <w:rPr>
-          <w:bCs/>
-          <w:color w:val="000000" w:themeColor="text1"/>
-          <w:lang w:val="en-IE"/>
-        </w:rPr>
-        <w:t>LineItem</w:t>
-      </w:r>
-      <w:proofErr w:type="spellEnd"/>
-      <w:r>
-        <w:rPr>
-          <w:bCs/>
-          <w:color w:val="000000" w:themeColor="text1"/>
-          <w:lang w:val="en-IE"/>
-        </w:rPr>
-        <w:t xml:space="preserve"> for each element, which gets the price for each item from the item object too</w:t>
-      </w:r>
-      <w:r>
-        <w:rPr>
-          <w:bCs/>
-          <w:color w:val="000000" w:themeColor="text1"/>
-          <w:lang w:val="en-IE"/>
-        </w:rPr>
-        <w:t>.</w:t>
-      </w:r>
-    </w:p>
-    <w:p>
-      <w:pPr>
-        <w:rPr>
-          <w:bCs/>
-          <w:color w:val="000000" w:themeColor="text1"/>
-          <w:lang w:val="en-IE"/>
-        </w:rPr>
-      </w:pPr>
-      <w:r>
-        <w:rPr>
-          <w:b/>
-          <w:color w:val="000000" w:themeColor="text1"/>
-          <w:lang w:val="en-IE"/>
-        </w:rPr>
-        <w:t>Sale</w:t>
-      </w:r>
-      <w:r>
-        <w:rPr>
-          <w:bCs/>
-          <w:color w:val="000000" w:themeColor="text1"/>
-          <w:lang w:val="en-IE"/>
-        </w:rPr>
-        <w:t>: know sales total</w:t>
-      </w:r>
-    </w:p>
-    <w:p>
-      <w:pPr>
-        <w:rPr>
-          <w:bCs/>
-          <w:color w:val="000000" w:themeColor="text1"/>
-          <w:lang w:val="en-IE"/>
-        </w:rPr>
-      </w:pPr>
-      <w:proofErr w:type="spellStart"/>
-      <w:r>
-        <w:rPr>
-          <w:b/>
-          <w:color w:val="000000" w:themeColor="text1"/>
-          <w:lang w:val="en-IE"/>
-        </w:rPr>
-        <w:t>SalesLineItem</w:t>
-      </w:r>
-      <w:proofErr w:type="spellEnd"/>
-      <w:r>
-        <w:rPr>
-          <w:b/>
-          <w:color w:val="000000" w:themeColor="text1"/>
-          <w:lang w:val="en-IE"/>
-        </w:rPr>
-        <w:t>:</w:t>
-      </w:r>
-      <w:r>
-        <w:rPr>
-          <w:bCs/>
-          <w:color w:val="000000" w:themeColor="text1"/>
-          <w:lang w:val="en-IE"/>
-        </w:rPr>
-        <w:t xml:space="preserve"> </w:t>
-      </w:r>
-      <w:r>
-        <w:rPr>
-          <w:bCs/>
-          <w:color w:val="000000" w:themeColor="text1"/>
-          <w:lang w:val="en-IE"/>
-        </w:rPr>
-        <w:t xml:space="preserve"> know </w:t>
-      </w:r>
-      <w:proofErr w:type="gramStart"/>
-      <w:r>
-        <w:rPr>
-          <w:bCs/>
-          <w:color w:val="000000" w:themeColor="text1"/>
-          <w:lang w:val="en-IE"/>
-        </w:rPr>
-        <w:t>line item</w:t>
-      </w:r>
-      <w:proofErr w:type="gramEnd"/>
-      <w:r>
-        <w:rPr>
-          <w:bCs/>
-          <w:color w:val="000000" w:themeColor="text1"/>
-          <w:lang w:val="en-IE"/>
-        </w:rPr>
-        <w:t xml:space="preserve"> subtotal</w:t>
+        <w:t xml:space="preserve"> know line item subtotal</w:t>
       </w:r>
       <w:r>
         <w:rPr>
@@ -2229,9 +2040,8 @@
           <w:u w:val="single"/>
           <w:lang w:val="en-IE"/>
         </w:rPr>
-        <w:t xml:space="preserve">Patterns are used in which of the </w:t>
-      </w:r>
-      <w:proofErr w:type="gramStart"/>
+        <w:t>Patterns are used in which of the following?</w:t>
+      </w:r>
       <w:r>
         <w:rPr>
           <w:b/>
@@ -2241,9 +2051,72 @@
           <w:u w:val="single"/>
           <w:lang w:val="en-IE"/>
         </w:rPr>
-        <w:t>following?</w:t>
-      </w:r>
-      <w:r>
+        <w:t>:</w:t>
+      </w:r>
+    </w:p>
+    <w:p>
+      <w:pPr>
+        <w:jc w:val="both"/>
+        <w:rPr>
+          <w:b/>
+          <w:color w:val="000000" w:themeColor="text1"/>
+          <w:lang w:val="en-IE"/>
+        </w:rPr>
+      </w:pPr>
+      <w:r>
+        <w:rPr>
+          <w:b/>
+          <w:color w:val="000000" w:themeColor="text1"/>
+          <w:lang w:val="en-IE"/>
+        </w:rPr>
+        <w:t>software architecture</w:t>
+      </w:r>
+      <w:r>
+        <w:rPr>
+          <w:b/>
+          <w:color w:val="000000" w:themeColor="text1"/>
+          <w:lang w:val="en-IE"/>
+        </w:rPr>
+        <w:t>,</w:t>
+      </w:r>
+      <w:r>
+        <w:rPr>
+          <w:b/>
+          <w:color w:val="000000" w:themeColor="text1"/>
+          <w:lang w:val="en-IE"/>
+        </w:rPr>
+        <w:t xml:space="preserve"> object design </w:t>
+      </w:r>
+      <w:r>
+        <w:rPr>
+          <w:b/>
+          <w:color w:val="000000" w:themeColor="text1"/>
+          <w:lang w:val="en-IE"/>
+        </w:rPr>
+        <w:t>,</w:t>
+      </w:r>
+      <w:r>
+        <w:rPr>
+          <w:b/>
+          <w:color w:val="000000" w:themeColor="text1"/>
+          <w:lang w:val="en-IE"/>
+        </w:rPr>
+        <w:t xml:space="preserve"> implementation/coding</w:t>
+      </w:r>
+    </w:p>
+    <w:p>
+      <w:pPr>
+        <w:jc w:val="both"/>
+        <w:rPr>
+          <w:b/>
+          <w:color w:val="000000" w:themeColor="text1"/>
+          <w:lang w:val="en-IE"/>
+        </w:rPr>
+      </w:pPr>
+    </w:p>
+    <w:p>
+      <w:pPr>
+        <w:jc w:val="both"/>
         <w:rPr>
           <w:b/>
           <w:color w:val="000000" w:themeColor="text1"/>
@@ -2252,83 +2125,8 @@
           <w:u w:val="single"/>
           <w:lang w:val="en-IE"/>
         </w:rPr>
-        <w:t>:</w:t>
-      </w:r>
-      <w:proofErr w:type="gramEnd"/>
-    </w:p>
-    <w:p>
-      <w:pPr>
-        <w:jc w:val="both"/>
-        <w:rPr>
-          <w:b/>
-          <w:color w:val="000000" w:themeColor="text1"/>
-          <w:lang w:val="en-IE"/>
-        </w:rPr>
-      </w:pPr>
-      <w:r>
-        <w:rPr>
-          <w:b/>
-          <w:color w:val="000000" w:themeColor="text1"/>
-          <w:lang w:val="en-IE"/>
-        </w:rPr>
-        <w:t>software architecture</w:t>
-      </w:r>
-      <w:r>
-        <w:rPr>
-          <w:b/>
-          <w:color w:val="000000" w:themeColor="text1"/>
-          <w:lang w:val="en-IE"/>
-        </w:rPr>
-        <w:t>,</w:t>
-      </w:r>
-      <w:r>
-        <w:rPr>
-          <w:b/>
-          <w:color w:val="000000" w:themeColor="text1"/>
-          <w:lang w:val="en-IE"/>
-        </w:rPr>
-        <w:t xml:space="preserve"> object </w:t>
-      </w:r>
-      <w:proofErr w:type="gramStart"/>
-      <w:r>
-        <w:rPr>
-          <w:b/>
-          <w:color w:val="000000" w:themeColor="text1"/>
-          <w:lang w:val="en-IE"/>
-        </w:rPr>
-        <w:t xml:space="preserve">design </w:t>
-      </w:r>
-      <w:r>
-        <w:rPr>
-          <w:b/>
-          <w:color w:val="000000" w:themeColor="text1"/>
-          <w:lang w:val="en-IE"/>
-        </w:rPr>
-        <w:t>,</w:t>
-      </w:r>
-      <w:proofErr w:type="gramEnd"/>
-      <w:r>
-        <w:rPr>
-          <w:b/>
-          <w:color w:val="000000" w:themeColor="text1"/>
-          <w:lang w:val="en-IE"/>
-        </w:rPr>
-        <w:t xml:space="preserve"> implementation/coding</w:t>
-      </w:r>
-    </w:p>
-    <w:p>
-      <w:pPr>
-        <w:jc w:val="both"/>
-        <w:rPr>
-          <w:b/>
-          <w:color w:val="000000" w:themeColor="text1"/>
-          <w:lang w:val="en-IE"/>
-        </w:rPr>
-      </w:pPr>
-    </w:p>
-    <w:p>
-      <w:pPr>
-        <w:jc w:val="both"/>
+      </w:pPr>
+      <w:r>
         <w:rPr>
           <w:b/>
           <w:color w:val="000000" w:themeColor="text1"/>
@@ -2337,7 +2135,8 @@
           <w:u w:val="single"/>
           <w:lang w:val="en-IE"/>
         </w:rPr>
-      </w:pPr>
+        <w:t>GRASP (Principles)</w:t>
+      </w:r>
       <w:r>
         <w:rPr>
           <w:b/>
@@ -2347,7 +2146,7 @@
           <w:u w:val="single"/>
           <w:lang w:val="en-IE"/>
         </w:rPr>
-        <w:t>GRASP (Principles)</w:t>
+        <w:t xml:space="preserve"> </w:t>
       </w:r>
       <w:r>
         <w:rPr>
@@ -2358,7 +2157,7 @@
           <w:u w:val="single"/>
           <w:lang w:val="en-IE"/>
         </w:rPr>
-        <w:t xml:space="preserve"> </w:t>
+        <w:t>General Responsibility Assignment Software Patterns</w:t>
       </w:r>
       <w:r>
         <w:rPr>
@@ -2369,9 +2168,282 @@
           <w:u w:val="single"/>
           <w:lang w:val="en-IE"/>
         </w:rPr>
-        <w:t>General Responsibility Assignment Software Patterns</w:t>
-      </w:r>
-      <w:r>
+        <w:t>:</w:t>
+      </w:r>
+    </w:p>
+    <w:p>
+      <w:pPr>
+        <w:jc w:val="both"/>
+        <w:rPr>
+          <w:bCs/>
+          <w:color w:val="000000" w:themeColor="text1"/>
+          <w:lang w:val="en-IE"/>
+        </w:rPr>
+      </w:pPr>
+      <w:r>
+        <w:rPr>
+          <w:b/>
+          <w:color w:val="000000" w:themeColor="text1"/>
+          <w:lang w:val="en-IE"/>
+        </w:rPr>
+        <w:t>Pattern:</w:t>
+      </w:r>
+      <w:r>
+        <w:rPr>
+          <w:bCs/>
+          <w:color w:val="000000" w:themeColor="text1"/>
+          <w:lang w:val="en-IE"/>
+        </w:rPr>
+        <w:t xml:space="preserve"> “a named description of a well-known problem and solution that can be applied to new contexts; ideally, a pattern advises us on how to apply its solution in varying circumstances and considers the forces and trade-offs”</w:t>
+      </w:r>
+    </w:p>
+    <w:p>
+      <w:pPr>
+        <w:jc w:val="both"/>
+        <w:rPr>
+          <w:bCs/>
+          <w:color w:val="000000" w:themeColor="text1"/>
+          <w:lang w:val="en-IE"/>
+        </w:rPr>
+      </w:pPr>
+      <w:r>
+        <w:rPr>
+          <w:bCs/>
+          <w:color w:val="000000" w:themeColor="text1"/>
+          <w:lang w:val="en-IE"/>
+        </w:rPr>
+        <w:t xml:space="preserve">GRASP and other design patterns help us map the domain model and the real world objects and responsibilities into a </w:t>
+      </w:r>
+      <w:r>
+        <w:rPr>
+          <w:bCs/>
+          <w:color w:val="000000" w:themeColor="text1"/>
+          <w:lang w:val="en-IE"/>
+        </w:rPr>
+        <w:t>class diagram for example, by following certain rules</w:t>
+      </w:r>
+      <w:r>
+        <w:rPr>
+          <w:bCs/>
+          <w:color w:val="000000" w:themeColor="text1"/>
+          <w:lang w:val="en-IE"/>
+        </w:rPr>
+        <w:t>.</w:t>
+      </w:r>
+    </w:p>
+    <w:p>
+      <w:pPr>
+        <w:jc w:val="both"/>
+        <w:rPr>
+          <w:bCs/>
+          <w:color w:val="000000" w:themeColor="text1"/>
+          <w:lang w:val="en-IE"/>
+        </w:rPr>
+      </w:pPr>
+      <w:r>
+        <w:rPr>
+          <w:bCs/>
+          <w:color w:val="000000" w:themeColor="text1"/>
+          <w:lang w:val="en-IE"/>
+        </w:rPr>
+        <w:t>GRASP consists of 9 core rules (principles) that guide how to design object-oriented software properly.</w:t>
+      </w:r>
+    </w:p>
+    <w:p>
+      <w:pPr>
+        <w:jc w:val="both"/>
+        <w:rPr>
+          <w:bCs/>
+          <w:color w:val="000000" w:themeColor="text1"/>
+          <w:lang w:val="en-IE"/>
+        </w:rPr>
+      </w:pPr>
+      <w:r>
+        <w:rPr>
+          <w:b/>
+          <w:color w:val="000000" w:themeColor="text1"/>
+          <w:lang w:val="en-IE"/>
+        </w:rPr>
+        <w:t>1.</w:t>
+      </w:r>
+      <w:r>
+        <w:rPr>
+          <w:bCs/>
+          <w:color w:val="000000" w:themeColor="text1"/>
+          <w:lang w:val="en-IE"/>
+        </w:rPr>
+        <w:t xml:space="preserve"> Information Expert or just “Expert” (the pattern we just applied) </w:t>
+      </w:r>
+      <w:r>
+        <w:rPr>
+          <w:b/>
+          <w:color w:val="000000" w:themeColor="text1"/>
+          <w:lang w:val="en-IE"/>
+        </w:rPr>
+        <w:t>2.</w:t>
+      </w:r>
+      <w:r>
+        <w:rPr>
+          <w:bCs/>
+          <w:color w:val="000000" w:themeColor="text1"/>
+          <w:lang w:val="en-IE"/>
+        </w:rPr>
+        <w:t xml:space="preserve"> Creator </w:t>
+      </w:r>
+      <w:r>
+        <w:rPr>
+          <w:b/>
+          <w:color w:val="000000" w:themeColor="text1"/>
+          <w:lang w:val="en-IE"/>
+        </w:rPr>
+        <w:t>3.</w:t>
+      </w:r>
+      <w:r>
+        <w:rPr>
+          <w:bCs/>
+          <w:color w:val="000000" w:themeColor="text1"/>
+          <w:lang w:val="en-IE"/>
+        </w:rPr>
+        <w:t xml:space="preserve"> Controller </w:t>
+      </w:r>
+    </w:p>
+    <w:p>
+      <w:pPr>
+        <w:jc w:val="both"/>
+        <w:rPr>
+          <w:bCs/>
+          <w:color w:val="000000" w:themeColor="text1"/>
+          <w:lang w:val="en-IE"/>
+        </w:rPr>
+      </w:pPr>
+      <w:r>
+        <w:rPr>
+          <w:b/>
+          <w:color w:val="000000" w:themeColor="text1"/>
+          <w:lang w:val="en-IE"/>
+        </w:rPr>
+        <w:t>4.</w:t>
+      </w:r>
+      <w:r>
+        <w:rPr>
+          <w:bCs/>
+          <w:color w:val="000000" w:themeColor="text1"/>
+          <w:lang w:val="en-IE"/>
+        </w:rPr>
+        <w:t xml:space="preserve"> Low Coupling </w:t>
+      </w:r>
+      <w:r>
+        <w:rPr>
+          <w:b/>
+          <w:color w:val="000000" w:themeColor="text1"/>
+          <w:lang w:val="en-IE"/>
+        </w:rPr>
+        <w:t>5.</w:t>
+      </w:r>
+      <w:r>
+        <w:rPr>
+          <w:bCs/>
+          <w:color w:val="000000" w:themeColor="text1"/>
+          <w:lang w:val="en-IE"/>
+        </w:rPr>
+        <w:t xml:space="preserve"> High Cohesion </w:t>
+      </w:r>
+      <w:r>
+        <w:rPr>
+          <w:b/>
+          <w:color w:val="000000" w:themeColor="text1"/>
+          <w:lang w:val="en-IE"/>
+        </w:rPr>
+        <w:t>6. P</w:t>
+      </w:r>
+      <w:r>
+        <w:rPr>
+          <w:bCs/>
+          <w:color w:val="000000" w:themeColor="text1"/>
+          <w:lang w:val="en-IE"/>
+        </w:rPr>
+        <w:t xml:space="preserve">olymorphism </w:t>
+      </w:r>
+      <w:r>
+        <w:rPr>
+          <w:b/>
+          <w:color w:val="000000" w:themeColor="text1"/>
+          <w:lang w:val="en-IE"/>
+        </w:rPr>
+        <w:t xml:space="preserve">7. </w:t>
+      </w:r>
+      <w:r>
+        <w:rPr>
+          <w:bCs/>
+          <w:color w:val="000000" w:themeColor="text1"/>
+          <w:lang w:val="en-IE"/>
+        </w:rPr>
+        <w:t xml:space="preserve">Pure Fabrication </w:t>
+      </w:r>
+      <w:r>
+        <w:rPr>
+          <w:b/>
+          <w:color w:val="000000" w:themeColor="text1"/>
+          <w:lang w:val="en-IE"/>
+        </w:rPr>
+        <w:t>8.</w:t>
+      </w:r>
+      <w:r>
+        <w:rPr>
+          <w:bCs/>
+          <w:color w:val="000000" w:themeColor="text1"/>
+          <w:lang w:val="en-IE"/>
+        </w:rPr>
+        <w:t xml:space="preserve"> Indirection </w:t>
+      </w:r>
+    </w:p>
+    <w:p>
+      <w:pPr>
+        <w:jc w:val="both"/>
+        <w:rPr>
+          <w:bCs/>
+          <w:color w:val="000000" w:themeColor="text1"/>
+          <w:lang w:val="en-AU"/>
+        </w:rPr>
+      </w:pPr>
+      <w:r>
+        <w:rPr>
+          <w:b/>
+          <w:color w:val="000000" w:themeColor="text1"/>
+          <w:lang w:val="en-IE"/>
+        </w:rPr>
+        <w:t>9.</w:t>
+      </w:r>
+      <w:r>
+        <w:rPr>
+          <w:bCs/>
+          <w:color w:val="000000" w:themeColor="text1"/>
+          <w:lang w:val="en-IE"/>
+        </w:rPr>
+        <w:t xml:space="preserve"> </w:t>
+      </w:r>
+      <w:r>
+        <w:rPr>
+          <w:bCs/>
+          <w:color w:val="000000" w:themeColor="text1"/>
+          <w:lang w:val="en-AU"/>
+        </w:rPr>
+        <w:t>Protected Variations</w:t>
+      </w:r>
+    </w:p>
+    <w:p>
+      <w:pPr>
+        <w:jc w:val="both"/>
+        <w:rPr>
+          <w:bCs/>
+          <w:color w:val="000000" w:themeColor="text1"/>
+          <w:lang w:val="en-AU"/>
+        </w:rPr>
+      </w:pPr>
+    </w:p>
+    <w:p>
+      <w:pPr>
+        <w:jc w:val="both"/>
         <w:rPr>
           <w:b/>
           <w:color w:val="000000" w:themeColor="text1"/>
@@ -2380,300 +2452,8 @@
           <w:u w:val="single"/>
           <w:lang w:val="en-IE"/>
         </w:rPr>
-        <w:t>:</w:t>
-      </w:r>
-    </w:p>
-    <w:p>
-      <w:pPr>
-        <w:jc w:val="both"/>
-        <w:rPr>
-          <w:bCs/>
-          <w:color w:val="000000" w:themeColor="text1"/>
-          <w:lang w:val="en-IE"/>
-        </w:rPr>
-      </w:pPr>
-      <w:r>
-        <w:rPr>
-          <w:b/>
-          <w:color w:val="000000" w:themeColor="text1"/>
-          <w:lang w:val="en-IE"/>
-        </w:rPr>
-        <w:t>Pattern:</w:t>
-      </w:r>
-      <w:r>
-        <w:rPr>
-          <w:bCs/>
-          <w:color w:val="000000" w:themeColor="text1"/>
-          <w:lang w:val="en-IE"/>
-        </w:rPr>
-        <w:t xml:space="preserve"> “a named description of a well-known problem and solution that can be applied to new contexts; ideally, a pattern advises us on how to apply its solution in varying circumstances and considers the forces and trade-offs”</w:t>
-      </w:r>
-    </w:p>
-    <w:p>
-      <w:pPr>
-        <w:jc w:val="both"/>
-        <w:rPr>
-          <w:bCs/>
-          <w:color w:val="000000" w:themeColor="text1"/>
-          <w:lang w:val="en-IE"/>
-        </w:rPr>
-      </w:pPr>
-      <w:r>
-        <w:rPr>
-          <w:bCs/>
-          <w:color w:val="000000" w:themeColor="text1"/>
-          <w:lang w:val="en-IE"/>
-        </w:rPr>
-        <w:t xml:space="preserve">GRASP and other design patterns help us map the domain model and the </w:t>
-      </w:r>
-      <w:proofErr w:type="gramStart"/>
-      <w:r>
-        <w:rPr>
-          <w:bCs/>
-          <w:color w:val="000000" w:themeColor="text1"/>
-          <w:lang w:val="en-IE"/>
-        </w:rPr>
-        <w:t>real world</w:t>
-      </w:r>
-      <w:proofErr w:type="gramEnd"/>
-      <w:r>
-        <w:rPr>
-          <w:bCs/>
-          <w:color w:val="000000" w:themeColor="text1"/>
-          <w:lang w:val="en-IE"/>
-        </w:rPr>
-        <w:t xml:space="preserve"> objects and responsibilities into a </w:t>
-      </w:r>
-      <w:r>
-        <w:rPr>
-          <w:bCs/>
-          <w:color w:val="000000" w:themeColor="text1"/>
-          <w:lang w:val="en-IE"/>
-        </w:rPr>
-        <w:t>class diagram for example, by following certain rules</w:t>
-      </w:r>
-      <w:r>
-        <w:rPr>
-          <w:bCs/>
-          <w:color w:val="000000" w:themeColor="text1"/>
-          <w:lang w:val="en-IE"/>
-        </w:rPr>
-        <w:t>.</w:t>
-      </w:r>
-    </w:p>
-    <w:p>
-      <w:pPr>
-        <w:jc w:val="both"/>
-        <w:rPr>
-          <w:bCs/>
-          <w:color w:val="000000" w:themeColor="text1"/>
-          <w:lang w:val="en-IE"/>
-        </w:rPr>
-      </w:pPr>
-      <w:r>
-        <w:rPr>
-          <w:bCs/>
-          <w:color w:val="000000" w:themeColor="text1"/>
-          <w:lang w:val="en-IE"/>
-        </w:rPr>
-        <w:t>GRASP consists of 9 core rules (principles) that guide how to design object-oriented software properly.</w:t>
-      </w:r>
-    </w:p>
-    <w:p>
-      <w:pPr>
-        <w:jc w:val="both"/>
-        <w:rPr>
-          <w:bCs/>
-          <w:color w:val="000000" w:themeColor="text1"/>
-          <w:lang w:val="en-IE"/>
-        </w:rPr>
-      </w:pPr>
-      <w:r>
-        <w:rPr>
-          <w:b/>
-          <w:color w:val="000000" w:themeColor="text1"/>
-          <w:lang w:val="en-IE"/>
-        </w:rPr>
-        <w:t>1.</w:t>
-      </w:r>
-      <w:r>
-        <w:rPr>
-          <w:bCs/>
-          <w:color w:val="000000" w:themeColor="text1"/>
-          <w:lang w:val="en-IE"/>
-        </w:rPr>
-        <w:t xml:space="preserve"> Information Expert or just “Expert” (the pattern we just applied) </w:t>
-      </w:r>
-      <w:r>
-        <w:rPr>
-          <w:b/>
-          <w:color w:val="000000" w:themeColor="text1"/>
-          <w:lang w:val="en-IE"/>
-        </w:rPr>
-        <w:t>2.</w:t>
-      </w:r>
-      <w:r>
-        <w:rPr>
-          <w:bCs/>
-          <w:color w:val="000000" w:themeColor="text1"/>
-          <w:lang w:val="en-IE"/>
-        </w:rPr>
-        <w:t xml:space="preserve"> Creator </w:t>
-      </w:r>
-      <w:r>
-        <w:rPr>
-          <w:b/>
-          <w:color w:val="000000" w:themeColor="text1"/>
-          <w:lang w:val="en-IE"/>
-        </w:rPr>
-        <w:t>3.</w:t>
-      </w:r>
-      <w:r>
-        <w:rPr>
-          <w:bCs/>
-          <w:color w:val="000000" w:themeColor="text1"/>
-          <w:lang w:val="en-IE"/>
-        </w:rPr>
-        <w:t xml:space="preserve"> Controller </w:t>
-      </w:r>
-    </w:p>
-    <w:p>
-      <w:pPr>
-        <w:jc w:val="both"/>
-        <w:rPr>
-          <w:bCs/>
-          <w:color w:val="000000" w:themeColor="text1"/>
-          <w:lang w:val="en-IE"/>
-        </w:rPr>
-      </w:pPr>
-      <w:r>
-        <w:rPr>
-          <w:b/>
-          <w:color w:val="000000" w:themeColor="text1"/>
-          <w:lang w:val="en-IE"/>
-        </w:rPr>
-        <w:t>4.</w:t>
-      </w:r>
-      <w:r>
-        <w:rPr>
-          <w:bCs/>
-          <w:color w:val="000000" w:themeColor="text1"/>
-          <w:lang w:val="en-IE"/>
-        </w:rPr>
-        <w:t xml:space="preserve"> Low Coupling </w:t>
-      </w:r>
-      <w:r>
-        <w:rPr>
-          <w:b/>
-          <w:color w:val="000000" w:themeColor="text1"/>
-          <w:lang w:val="en-IE"/>
-        </w:rPr>
-        <w:t>5.</w:t>
-      </w:r>
-      <w:r>
-        <w:rPr>
-          <w:bCs/>
-          <w:color w:val="000000" w:themeColor="text1"/>
-          <w:lang w:val="en-IE"/>
-        </w:rPr>
-        <w:t xml:space="preserve"> High Cohesion </w:t>
-      </w:r>
-      <w:r>
-        <w:rPr>
-          <w:b/>
-          <w:color w:val="000000" w:themeColor="text1"/>
-          <w:lang w:val="en-IE"/>
-        </w:rPr>
-        <w:t>6. P</w:t>
-      </w:r>
-      <w:r>
-        <w:rPr>
-          <w:bCs/>
-          <w:color w:val="000000" w:themeColor="text1"/>
-          <w:lang w:val="en-IE"/>
-        </w:rPr>
-        <w:t xml:space="preserve">olymorphism </w:t>
-      </w:r>
-      <w:r>
-        <w:rPr>
-          <w:b/>
-          <w:color w:val="000000" w:themeColor="text1"/>
-          <w:lang w:val="en-IE"/>
-        </w:rPr>
-        <w:t xml:space="preserve">7. </w:t>
-      </w:r>
-      <w:r>
-        <w:rPr>
-          <w:bCs/>
-          <w:color w:val="000000" w:themeColor="text1"/>
-          <w:lang w:val="en-IE"/>
-        </w:rPr>
-        <w:t xml:space="preserve">Pure Fabrication </w:t>
-      </w:r>
-      <w:r>
-        <w:rPr>
-          <w:b/>
-          <w:color w:val="000000" w:themeColor="text1"/>
-          <w:lang w:val="en-IE"/>
-        </w:rPr>
-        <w:t>8.</w:t>
-      </w:r>
-      <w:r>
-        <w:rPr>
-          <w:bCs/>
-          <w:color w:val="000000" w:themeColor="text1"/>
-          <w:lang w:val="en-IE"/>
-        </w:rPr>
-        <w:t xml:space="preserve"> Indirection </w:t>
-      </w:r>
-    </w:p>
-    <w:p>
-      <w:pPr>
-        <w:jc w:val="both"/>
-        <w:rPr>
-          <w:bCs/>
-          <w:color w:val="000000" w:themeColor="text1"/>
-          <w:lang w:val="en-AU"/>
-        </w:rPr>
-      </w:pPr>
-      <w:r>
-        <w:rPr>
-          <w:b/>
-          <w:color w:val="000000" w:themeColor="text1"/>
-          <w:lang w:val="en-IE"/>
-        </w:rPr>
-        <w:t>9.</w:t>
-      </w:r>
-      <w:r>
-        <w:rPr>
-          <w:bCs/>
-          <w:color w:val="000000" w:themeColor="text1"/>
-          <w:lang w:val="en-IE"/>
-        </w:rPr>
-        <w:t xml:space="preserve"> </w:t>
-      </w:r>
-      <w:r>
-        <w:rPr>
-          <w:bCs/>
-          <w:color w:val="000000" w:themeColor="text1"/>
-          <w:lang w:val="en-AU"/>
-        </w:rPr>
-        <w:t>Protected Variations</w:t>
-      </w:r>
-    </w:p>
-    <w:p>
-      <w:pPr>
-        <w:jc w:val="both"/>
-        <w:rPr>
-          <w:bCs/>
-          <w:color w:val="000000" w:themeColor="text1"/>
-          <w:lang w:val="en-AU"/>
-        </w:rPr>
-      </w:pPr>
-    </w:p>
-    <w:p>
-      <w:pPr>
-        <w:jc w:val="both"/>
+      </w:pPr>
+      <w:r>
         <w:rPr>
           <w:b/>
           <w:color w:val="000000" w:themeColor="text1"/>
@@ -2682,7 +2462,10 @@
           <w:u w:val="single"/>
           <w:lang w:val="en-IE"/>
         </w:rPr>
-      </w:pPr>
+        <w:lastRenderedPageBreak/>
+        <w:t xml:space="preserve">Relationship between </w:t>
+      </w:r>
+      <w:proofErr w:type="spellStart"/>
       <w:r>
         <w:rPr>
           <w:b/>
@@ -2692,10 +2475,9 @@
           <w:u w:val="single"/>
           <w:lang w:val="en-IE"/>
         </w:rPr>
-        <w:lastRenderedPageBreak/>
-        <w:t xml:space="preserve">Relationship between </w:t>
-      </w:r>
-      <w:proofErr w:type="spellStart"/>
+        <w:t>GoF</w:t>
+      </w:r>
+      <w:proofErr w:type="spellEnd"/>
       <w:r>
         <w:rPr>
           <w:b/>
@@ -2705,10 +2487,1276 @@
           <w:u w:val="single"/>
           <w:lang w:val="en-IE"/>
         </w:rPr>
+        <w:t xml:space="preserve"> and GRASP:</w:t>
+      </w:r>
+    </w:p>
+    <w:p>
+      <w:pPr>
+        <w:jc w:val="both"/>
+        <w:rPr>
+          <w:bCs/>
+          <w:color w:val="000000" w:themeColor="text1"/>
+          <w:lang w:val="en-IE"/>
+        </w:rPr>
+      </w:pPr>
+      <w:proofErr w:type="spellStart"/>
+      <w:r>
+        <w:rPr>
+          <w:bCs/>
+          <w:color w:val="000000" w:themeColor="text1"/>
+          <w:lang w:val="en-IE"/>
+        </w:rPr>
         <w:t>GoF</w:t>
       </w:r>
       <w:proofErr w:type="spellEnd"/>
       <w:r>
+        <w:rPr>
+          <w:bCs/>
+          <w:color w:val="000000" w:themeColor="text1"/>
+          <w:lang w:val="en-IE"/>
+        </w:rPr>
+        <w:t xml:space="preserve"> is gang of four and </w:t>
+      </w:r>
+      <w:proofErr w:type="spellStart"/>
+      <w:r>
+        <w:rPr>
+          <w:bCs/>
+          <w:color w:val="000000" w:themeColor="text1"/>
+          <w:lang w:val="en-IE"/>
+        </w:rPr>
+        <w:t>its</w:t>
+      </w:r>
+      <w:proofErr w:type="spellEnd"/>
+      <w:r>
+        <w:rPr>
+          <w:bCs/>
+          <w:color w:val="000000" w:themeColor="text1"/>
+          <w:lang w:val="en-IE"/>
+        </w:rPr>
+        <w:t xml:space="preserve"> another OO design pattern </w:t>
+      </w:r>
+    </w:p>
+    <w:p>
+      <w:pPr>
+        <w:jc w:val="both"/>
+        <w:rPr>
+          <w:bCs/>
+          <w:color w:val="000000" w:themeColor="text1"/>
+          <w:lang w:val="en-IE"/>
+        </w:rPr>
+      </w:pPr>
+      <w:r>
+        <w:rPr>
+          <w:bCs/>
+          <w:color w:val="000000" w:themeColor="text1"/>
+          <w:lang w:val="en-IE"/>
+        </w:rPr>
+        <w:t xml:space="preserve">GRASP represents fundamental object-oriented design principles and can be seen as the “alphabet” of design patterns, while </w:t>
+      </w:r>
+      <w:proofErr w:type="spellStart"/>
+      <w:r>
+        <w:rPr>
+          <w:bCs/>
+          <w:color w:val="000000" w:themeColor="text1"/>
+          <w:lang w:val="en-IE"/>
+        </w:rPr>
+        <w:t>GoF</w:t>
+      </w:r>
+      <w:proofErr w:type="spellEnd"/>
+      <w:r>
+        <w:rPr>
+          <w:bCs/>
+          <w:color w:val="000000" w:themeColor="text1"/>
+          <w:lang w:val="en-IE"/>
+        </w:rPr>
+        <w:t xml:space="preserve"> and other design patterns are more specialized solutions that build on or apply these principles.</w:t>
+      </w:r>
+    </w:p>
+    <w:p>
+      <w:pPr>
+        <w:jc w:val="both"/>
+        <w:rPr>
+          <w:bCs/>
+          <w:color w:val="000000" w:themeColor="text1"/>
+          <w:lang w:val="en-IE"/>
+        </w:rPr>
+      </w:pPr>
+      <w:r>
+        <w:rPr>
+          <w:bCs/>
+          <w:color w:val="000000" w:themeColor="text1"/>
+          <w:lang w:val="en-IE"/>
+        </w:rPr>
+        <w:t>GRASP will be referred to as design principles</w:t>
+      </w:r>
+    </w:p>
+    <w:p>
+      <w:pPr>
+        <w:jc w:val="both"/>
+        <w:rPr>
+          <w:bCs/>
+          <w:color w:val="000000" w:themeColor="text1"/>
+          <w:lang w:val="en-IE"/>
+        </w:rPr>
+      </w:pPr>
+      <w:r>
+        <w:rPr>
+          <w:b/>
+          <w:color w:val="000000" w:themeColor="text1"/>
+          <w:lang w:val="en-IE"/>
+        </w:rPr>
+        <w:t>Creator</w:t>
+      </w:r>
+      <w:r>
+        <w:rPr>
+          <w:b/>
+          <w:color w:val="000000" w:themeColor="text1"/>
+          <w:lang w:val="en-IE"/>
+        </w:rPr>
+        <w:t xml:space="preserve">: </w:t>
+      </w:r>
+      <w:r>
+        <w:rPr>
+          <w:bCs/>
+          <w:color w:val="000000" w:themeColor="text1"/>
+          <w:lang w:val="en-IE"/>
+        </w:rPr>
+        <w:t xml:space="preserve">it </w:t>
+      </w:r>
+      <w:r>
+        <w:rPr>
+          <w:bCs/>
+          <w:color w:val="000000" w:themeColor="text1"/>
+          <w:lang w:val="en-IE"/>
+        </w:rPr>
+        <w:t>solve</w:t>
+      </w:r>
+      <w:r>
+        <w:rPr>
+          <w:bCs/>
+          <w:color w:val="000000" w:themeColor="text1"/>
+          <w:lang w:val="en-IE"/>
+        </w:rPr>
+        <w:t>s</w:t>
+      </w:r>
+      <w:r>
+        <w:rPr>
+          <w:bCs/>
+          <w:color w:val="000000" w:themeColor="text1"/>
+          <w:lang w:val="en-IE"/>
+        </w:rPr>
+        <w:t xml:space="preserve"> the problem of deciding which class is responsible for creating another class and this approach is </w:t>
+      </w:r>
+      <w:r>
+        <w:rPr>
+          <w:bCs/>
+          <w:color w:val="000000" w:themeColor="text1"/>
+          <w:lang w:val="en-IE"/>
+        </w:rPr>
+        <w:t>similarly</w:t>
+      </w:r>
+      <w:r>
+        <w:rPr>
+          <w:bCs/>
+          <w:color w:val="000000" w:themeColor="text1"/>
+          <w:lang w:val="en-IE"/>
+        </w:rPr>
+        <w:t xml:space="preserve"> used in</w:t>
+      </w:r>
+      <w:r>
+        <w:rPr>
+          <w:bCs/>
+          <w:color w:val="000000" w:themeColor="text1"/>
+          <w:lang w:val="en-IE"/>
+        </w:rPr>
+        <w:t xml:space="preserve"> or reflected on</w:t>
+      </w:r>
+      <w:r>
+        <w:rPr>
+          <w:bCs/>
+          <w:color w:val="000000" w:themeColor="text1"/>
+          <w:lang w:val="en-IE"/>
+        </w:rPr>
+        <w:t xml:space="preserve"> the </w:t>
+      </w:r>
+      <w:proofErr w:type="spellStart"/>
+      <w:r>
+        <w:rPr>
+          <w:bCs/>
+          <w:color w:val="000000" w:themeColor="text1"/>
+          <w:lang w:val="en-IE"/>
+        </w:rPr>
+        <w:t>GoF</w:t>
+      </w:r>
+      <w:proofErr w:type="spellEnd"/>
+      <w:r>
+        <w:rPr>
+          <w:bCs/>
+          <w:color w:val="000000" w:themeColor="text1"/>
+          <w:lang w:val="en-IE"/>
+        </w:rPr>
+        <w:t xml:space="preserve"> pattern int the </w:t>
+      </w:r>
+      <w:r>
+        <w:rPr>
+          <w:bCs/>
+          <w:color w:val="000000" w:themeColor="text1"/>
+          <w:lang w:val="en-IE"/>
+        </w:rPr>
+        <w:t>concrete</w:t>
+      </w:r>
+      <w:r>
+        <w:rPr>
+          <w:bCs/>
+          <w:color w:val="000000" w:themeColor="text1"/>
+          <w:lang w:val="en-IE"/>
+        </w:rPr>
+        <w:t>/abstraction factory</w:t>
+      </w:r>
+    </w:p>
+    <w:p>
+      <w:pPr>
+        <w:jc w:val="both"/>
+        <w:rPr>
+          <w:bCs/>
+          <w:color w:val="000000" w:themeColor="text1"/>
+          <w:lang w:val="en-IE"/>
+        </w:rPr>
+      </w:pPr>
+      <w:r>
+        <w:rPr>
+          <w:bCs/>
+          <w:color w:val="000000" w:themeColor="text1"/>
+          <w:lang w:val="en-IE"/>
+        </w:rPr>
+        <w:t>Assign class B the responsibility to create an instance of class A if one of these is true (the more the better)</w:t>
+      </w:r>
+      <w:r>
+        <w:rPr>
+          <w:bCs/>
+          <w:color w:val="000000" w:themeColor="text1"/>
+          <w:lang w:val="en-IE"/>
+        </w:rPr>
+        <w:t xml:space="preserve">; </w:t>
+      </w:r>
+    </w:p>
+    <w:p>
+      <w:pPr>
+        <w:jc w:val="both"/>
+        <w:rPr>
+          <w:bCs/>
+          <w:color w:val="000000" w:themeColor="text1"/>
+          <w:lang w:val="en-IE"/>
+        </w:rPr>
+      </w:pPr>
+      <w:r>
+        <w:rPr>
+          <w:bCs/>
+          <w:color w:val="000000" w:themeColor="text1"/>
+          <w:lang w:val="en-IE"/>
+        </w:rPr>
+        <w:t xml:space="preserve">B contains A, </w:t>
+      </w:r>
+      <w:r>
+        <w:rPr>
+          <w:bCs/>
+          <w:color w:val="000000" w:themeColor="text1"/>
+          <w:lang w:val="en-IE"/>
+        </w:rPr>
+        <w:t xml:space="preserve">so for example sale creates </w:t>
+      </w:r>
+      <w:proofErr w:type="spellStart"/>
+      <w:r>
+        <w:rPr>
+          <w:bCs/>
+          <w:color w:val="000000" w:themeColor="text1"/>
+          <w:lang w:val="en-IE"/>
+        </w:rPr>
+        <w:t>LineItem</w:t>
+      </w:r>
+      <w:proofErr w:type="spellEnd"/>
+      <w:r>
+        <w:rPr>
+          <w:bCs/>
+          <w:color w:val="000000" w:themeColor="text1"/>
+          <w:lang w:val="en-IE"/>
+        </w:rPr>
+        <w:t xml:space="preserve">. It creates and control it, A still can exist outside of B but B </w:t>
+      </w:r>
+      <w:r>
+        <w:rPr>
+          <w:bCs/>
+          <w:color w:val="000000" w:themeColor="text1"/>
+          <w:lang w:val="en-IE"/>
+        </w:rPr>
+        <w:t>creates it and control it.</w:t>
+      </w:r>
+    </w:p>
+    <w:p>
+      <w:pPr>
+        <w:jc w:val="both"/>
+        <w:rPr>
+          <w:bCs/>
+          <w:color w:val="000000" w:themeColor="text1"/>
+          <w:lang w:val="en-IE"/>
+        </w:rPr>
+      </w:pPr>
+      <w:r>
+        <w:rPr>
+          <w:bCs/>
+          <w:color w:val="000000" w:themeColor="text1"/>
+          <w:lang w:val="en-IE"/>
+        </w:rPr>
+        <w:t>B records A meaning that B references A</w:t>
+      </w:r>
+      <w:r>
+        <w:rPr>
+          <w:bCs/>
+          <w:color w:val="000000" w:themeColor="text1"/>
+          <w:lang w:val="en-IE"/>
+        </w:rPr>
+        <w:t xml:space="preserve">, </w:t>
+      </w:r>
+      <w:r>
+        <w:rPr>
+          <w:bCs/>
+          <w:color w:val="000000" w:themeColor="text1"/>
+          <w:lang w:val="en-IE"/>
+        </w:rPr>
+        <w:t>B relies a lot on A</w:t>
+      </w:r>
+      <w:r>
+        <w:rPr>
+          <w:bCs/>
+          <w:color w:val="000000" w:themeColor="text1"/>
+          <w:lang w:val="en-IE"/>
+        </w:rPr>
+        <w:t xml:space="preserve">, </w:t>
+      </w:r>
+      <w:r>
+        <w:rPr>
+          <w:bCs/>
+          <w:color w:val="000000" w:themeColor="text1"/>
+          <w:lang w:val="en-IE"/>
+        </w:rPr>
+        <w:t>Or B initializes the data of A</w:t>
+      </w:r>
+    </w:p>
+    <w:p>
+      <w:pPr>
+        <w:jc w:val="both"/>
+        <w:rPr>
+          <w:bCs/>
+          <w:color w:val="000000" w:themeColor="text1"/>
+          <w:lang w:val="en-IE"/>
+        </w:rPr>
+      </w:pPr>
+      <w:r>
+        <w:rPr>
+          <w:bCs/>
+          <w:color w:val="000000" w:themeColor="text1"/>
+          <w:lang w:val="en-IE"/>
+        </w:rPr>
+        <w:t xml:space="preserve">Example: </w:t>
+      </w:r>
+      <w:r>
+        <w:rPr>
+          <w:bCs/>
+          <w:color w:val="000000" w:themeColor="text1"/>
+          <w:lang w:val="en-IE"/>
+        </w:rPr>
+        <w:t xml:space="preserve">Creator of </w:t>
+      </w:r>
+      <w:proofErr w:type="spellStart"/>
+      <w:r>
+        <w:rPr>
+          <w:bCs/>
+          <w:color w:val="000000" w:themeColor="text1"/>
+          <w:lang w:val="en-IE"/>
+        </w:rPr>
+        <w:t>SalesLineItem</w:t>
+      </w:r>
+      <w:proofErr w:type="spellEnd"/>
+    </w:p>
+    <w:p>
+      <w:pPr>
+        <w:jc w:val="both"/>
+        <w:rPr>
+          <w:bCs/>
+          <w:color w:val="000000" w:themeColor="text1"/>
+          <w:lang w:val="en-IE"/>
+        </w:rPr>
+      </w:pPr>
+      <w:r>
+        <w:rPr>
+          <w:bCs/>
+          <w:color w:val="000000" w:themeColor="text1"/>
+          <w:lang w:val="en-IE"/>
+        </w:rPr>
+        <w:t xml:space="preserve">here register is the creator of sale and the sale is the creator of </w:t>
+      </w:r>
+      <w:proofErr w:type="spellStart"/>
+      <w:r>
+        <w:rPr>
+          <w:bCs/>
+          <w:color w:val="000000" w:themeColor="text1"/>
+          <w:lang w:val="en-IE"/>
+        </w:rPr>
+        <w:t>saleslineitem</w:t>
+      </w:r>
+      <w:proofErr w:type="spellEnd"/>
+      <w:r>
+        <w:rPr>
+          <w:bCs/>
+          <w:color w:val="000000" w:themeColor="text1"/>
+          <w:lang w:val="en-IE"/>
+        </w:rPr>
+        <w:t xml:space="preserve"> according to creator grasp</w:t>
+      </w:r>
+    </w:p>
+    <w:p>
+      <w:pPr>
+        <w:jc w:val="both"/>
+        <w:rPr>
+          <w:bCs/>
+          <w:color w:val="000000" w:themeColor="text1"/>
+          <w:lang w:val="en-IE"/>
+        </w:rPr>
+      </w:pPr>
+    </w:p>
+    <w:p>
+      <w:pPr>
+        <w:jc w:val="both"/>
+        <w:rPr>
+          <w:bCs/>
+          <w:color w:val="000000" w:themeColor="text1"/>
+          <w:lang w:val="en-IE"/>
+        </w:rPr>
+      </w:pPr>
+      <w:r>
+        <w:rPr>
+          <w:b/>
+          <w:bCs/>
+          <w:color w:val="000000" w:themeColor="text1"/>
+          <w:lang w:val="en-IE"/>
+        </w:rPr>
+        <w:t>Low Coupling</w:t>
+      </w:r>
+      <w:r>
+        <w:rPr>
+          <w:b/>
+          <w:color w:val="000000" w:themeColor="text1"/>
+          <w:lang w:val="en-IE"/>
+        </w:rPr>
+        <w:t xml:space="preserve">: </w:t>
+      </w:r>
+      <w:r>
+        <w:rPr>
+          <w:bCs/>
+          <w:color w:val="000000" w:themeColor="text1"/>
+          <w:lang w:val="en-IE"/>
+        </w:rPr>
+        <w:t>focuses on reducing how much classes depend on each other</w:t>
+      </w:r>
+      <w:r>
+        <w:rPr>
+          <w:bCs/>
+          <w:color w:val="000000" w:themeColor="text1"/>
+          <w:lang w:val="en-IE"/>
+        </w:rPr>
+        <w:t>, and how much change can impact the entire software, and optimize the objects reuse</w:t>
+      </w:r>
+    </w:p>
+    <w:p>
+      <w:pPr>
+        <w:jc w:val="both"/>
+        <w:rPr>
+          <w:bCs/>
+          <w:color w:val="000000" w:themeColor="text1"/>
+          <w:lang w:val="en-IE"/>
+        </w:rPr>
+      </w:pPr>
+      <w:r>
+        <w:rPr>
+          <w:b/>
+          <w:color w:val="000000" w:themeColor="text1"/>
+          <w:lang w:val="en-IE"/>
+        </w:rPr>
+        <w:t>Coupling</w:t>
+      </w:r>
+      <w:r>
+        <w:rPr>
+          <w:b/>
+          <w:color w:val="000000" w:themeColor="text1"/>
+          <w:lang w:val="en-IE"/>
+        </w:rPr>
+        <w:t xml:space="preserve">: </w:t>
+      </w:r>
+      <w:r>
+        <w:rPr>
+          <w:bCs/>
+          <w:color w:val="000000" w:themeColor="text1"/>
+          <w:lang w:val="en-IE"/>
+        </w:rPr>
+        <w:t>measure of how strongly one software element is connected to, has knowledge of, or relies on other software elements</w:t>
+      </w:r>
+    </w:p>
+    <w:p>
+      <w:pPr>
+        <w:jc w:val="both"/>
+        <w:rPr>
+          <w:bCs/>
+          <w:color w:val="000000" w:themeColor="text1"/>
+          <w:lang w:val="en-IE"/>
+        </w:rPr>
+      </w:pPr>
+      <w:r>
+        <w:rPr>
+          <w:b/>
+          <w:color w:val="000000" w:themeColor="text1"/>
+          <w:lang w:val="en-IE"/>
+        </w:rPr>
+        <w:t>Solution:</w:t>
+      </w:r>
+      <w:r>
+        <w:rPr>
+          <w:b/>
+          <w:color w:val="000000" w:themeColor="text1"/>
+          <w:lang w:val="en-IE"/>
+        </w:rPr>
+        <w:t xml:space="preserve"> </w:t>
+      </w:r>
+      <w:r>
+        <w:rPr>
+          <w:bCs/>
+          <w:color w:val="000000" w:themeColor="text1"/>
+          <w:lang w:val="en-IE"/>
+        </w:rPr>
+        <w:t>You achieve Low Coupling by distributing responsibilities carefully so that each class only depends on the few objects it truly needs.</w:t>
+      </w:r>
+    </w:p>
+    <w:p>
+      <w:pPr>
+        <w:jc w:val="both"/>
+        <w:rPr>
+          <w:bCs/>
+          <w:color w:val="000000" w:themeColor="text1"/>
+          <w:lang w:val="en-IE"/>
+        </w:rPr>
+      </w:pPr>
+      <w:r>
+        <w:rPr>
+          <w:b/>
+          <w:color w:val="000000" w:themeColor="text1"/>
+          <w:lang w:val="en-IE"/>
+        </w:rPr>
+        <w:t>Benefits:</w:t>
+      </w:r>
+      <w:r>
+        <w:rPr>
+          <w:bCs/>
+          <w:color w:val="000000" w:themeColor="text1"/>
+          <w:lang w:val="en-IE"/>
+        </w:rPr>
+        <w:t xml:space="preserve"> Design of classes that are more independent</w:t>
+      </w:r>
+      <w:r>
+        <w:rPr>
+          <w:bCs/>
+          <w:color w:val="000000" w:themeColor="text1"/>
+          <w:lang w:val="en-IE"/>
+        </w:rPr>
+        <w:t xml:space="preserve">, </w:t>
+      </w:r>
+      <w:r>
+        <w:rPr>
+          <w:bCs/>
+          <w:color w:val="000000" w:themeColor="text1"/>
+          <w:lang w:val="en-IE"/>
+        </w:rPr>
+        <w:t>Reduced impact of changes</w:t>
+      </w:r>
+      <w:r>
+        <w:rPr>
+          <w:bCs/>
+          <w:color w:val="000000" w:themeColor="text1"/>
+          <w:lang w:val="en-IE"/>
+        </w:rPr>
+        <w:t xml:space="preserve">, </w:t>
+      </w:r>
+      <w:r>
+        <w:rPr>
+          <w:bCs/>
+          <w:color w:val="000000" w:themeColor="text1"/>
+          <w:lang w:val="en-IE"/>
+        </w:rPr>
+        <w:t>Simple to understand in isolation</w:t>
+      </w:r>
+      <w:r>
+        <w:rPr>
+          <w:bCs/>
+          <w:color w:val="000000" w:themeColor="text1"/>
+          <w:lang w:val="en-IE"/>
+        </w:rPr>
+        <w:t>,</w:t>
+      </w:r>
+      <w:r>
+        <w:rPr>
+          <w:bCs/>
+          <w:color w:val="000000" w:themeColor="text1"/>
+          <w:lang w:val="en-IE"/>
+        </w:rPr>
+        <w:t xml:space="preserve"> Easier to reuse</w:t>
+      </w:r>
+      <w:r>
+        <w:rPr>
+          <w:bCs/>
+          <w:color w:val="000000" w:themeColor="text1"/>
+          <w:lang w:val="en-IE"/>
+        </w:rPr>
+        <w:t>.</w:t>
+      </w:r>
+    </w:p>
+    <w:p>
+      <w:pPr>
+        <w:jc w:val="both"/>
+        <w:rPr>
+          <w:bCs/>
+          <w:color w:val="000000" w:themeColor="text1"/>
+          <w:lang w:val="en-IE"/>
+        </w:rPr>
+      </w:pPr>
+      <w:r>
+        <w:rPr>
+          <w:bCs/>
+          <w:color w:val="000000" w:themeColor="text1"/>
+          <w:lang w:val="en-IE"/>
+        </w:rPr>
+        <w:t xml:space="preserve">As an example, remember the register object it can both create the sale and the sale item but this creates high coupling and dependency on the </w:t>
+      </w:r>
+      <w:r>
+        <w:rPr>
+          <w:bCs/>
+          <w:color w:val="000000" w:themeColor="text1"/>
+          <w:lang w:val="en-IE"/>
+        </w:rPr>
+        <w:t xml:space="preserve">register so we make register create the sale and the sale create the </w:t>
+      </w:r>
+      <w:proofErr w:type="spellStart"/>
+      <w:r>
+        <w:rPr>
+          <w:bCs/>
+          <w:color w:val="000000" w:themeColor="text1"/>
+          <w:lang w:val="en-IE"/>
+        </w:rPr>
+        <w:t>salelineitem</w:t>
+      </w:r>
+      <w:proofErr w:type="spellEnd"/>
+      <w:r>
+        <w:rPr>
+          <w:bCs/>
+          <w:color w:val="000000" w:themeColor="text1"/>
+          <w:lang w:val="en-IE"/>
+        </w:rPr>
+        <w:t>.</w:t>
+      </w:r>
+    </w:p>
+    <w:p>
+      <w:pPr>
+        <w:jc w:val="both"/>
+        <w:rPr>
+          <w:bCs/>
+          <w:color w:val="000000" w:themeColor="text1"/>
+          <w:lang w:val="en-IE"/>
+        </w:rPr>
+      </w:pPr>
+    </w:p>
+    <w:p>
+      <w:pPr>
+        <w:jc w:val="both"/>
+        <w:rPr>
+          <w:bCs/>
+          <w:color w:val="000000" w:themeColor="text1"/>
+          <w:lang w:val="en-IE"/>
+        </w:rPr>
+      </w:pPr>
+      <w:r>
+        <w:rPr>
+          <w:bCs/>
+          <w:color w:val="000000" w:themeColor="text1"/>
+          <w:lang w:val="en-IE"/>
+        </w:rPr>
+        <w:t xml:space="preserve">The </w:t>
+      </w:r>
+      <w:r>
+        <w:rPr>
+          <w:b/>
+          <w:color w:val="000000" w:themeColor="text1"/>
+          <w:lang w:val="en-IE"/>
+        </w:rPr>
+        <w:t>Controller</w:t>
+      </w:r>
+      <w:r>
+        <w:rPr>
+          <w:bCs/>
+          <w:color w:val="000000" w:themeColor="text1"/>
+          <w:lang w:val="en-IE"/>
+        </w:rPr>
+        <w:t xml:space="preserve"> pattern assigns a non-UI class the responsibility of receiving system events from the user interface and delegating the work to domain objects, acting as a mediator between the UI layer and the domain layer.</w:t>
+      </w:r>
+    </w:p>
+    <w:p>
+      <w:pPr>
+        <w:jc w:val="both"/>
+        <w:rPr>
+          <w:bCs/>
+          <w:color w:val="000000" w:themeColor="text1"/>
+          <w:lang w:val="en-IE"/>
+        </w:rPr>
+      </w:pPr>
+      <w:r>
+        <w:rPr>
+          <w:b/>
+          <w:color w:val="000000" w:themeColor="text1"/>
+          <w:lang w:val="en-IE"/>
+        </w:rPr>
+        <w:t xml:space="preserve">Controller: </w:t>
+      </w:r>
+      <w:proofErr w:type="spellStart"/>
+      <w:r>
+        <w:rPr>
+          <w:bCs/>
+          <w:color w:val="000000" w:themeColor="text1"/>
+          <w:lang w:val="en-IE"/>
+        </w:rPr>
+        <w:t>its</w:t>
+      </w:r>
+      <w:proofErr w:type="spellEnd"/>
+      <w:r>
+        <w:rPr>
+          <w:bCs/>
+          <w:color w:val="000000" w:themeColor="text1"/>
+          <w:lang w:val="en-IE"/>
+        </w:rPr>
+        <w:t xml:space="preserve"> the first object o</w:t>
+      </w:r>
+      <w:r>
+        <w:rPr>
+          <w:bCs/>
+          <w:color w:val="000000" w:themeColor="text1"/>
+          <w:lang w:val="en-IE"/>
+        </w:rPr>
+        <w:t>r code that handles and processes the input from a UI</w:t>
+      </w:r>
+    </w:p>
+    <w:p>
+      <w:pPr>
+        <w:jc w:val="both"/>
+        <w:rPr>
+          <w:bCs/>
+          <w:color w:val="000000" w:themeColor="text1"/>
+          <w:lang w:val="en-IE"/>
+        </w:rPr>
+      </w:pPr>
+      <w:r>
+        <w:rPr>
+          <w:b/>
+          <w:color w:val="000000" w:themeColor="text1"/>
+          <w:lang w:val="en-IE"/>
+        </w:rPr>
+        <w:t>Problem</w:t>
+      </w:r>
+      <w:r>
+        <w:rPr>
+          <w:bCs/>
+          <w:color w:val="000000" w:themeColor="text1"/>
+          <w:lang w:val="en-IE"/>
+        </w:rPr>
+        <w:t xml:space="preserve">: </w:t>
+      </w:r>
+      <w:r>
+        <w:rPr>
+          <w:bCs/>
+          <w:color w:val="000000" w:themeColor="text1"/>
+          <w:lang w:val="en-IE"/>
+        </w:rPr>
+        <w:t>The Controller pattern solves the problem of deciding which object should receive system events from the UI. It introduces a middle layer object that sits between the UI and the domain logic, receiving user requests and delegating work to domain objects, ensuring separation of concerns and low coupling between UI and business logic.</w:t>
+      </w:r>
+    </w:p>
+    <w:p>
+      <w:pPr>
+        <w:jc w:val="both"/>
+        <w:rPr>
+          <w:bCs/>
+          <w:color w:val="000000" w:themeColor="text1"/>
+          <w:lang w:val="en-IE"/>
+        </w:rPr>
+      </w:pPr>
+      <w:r>
+        <w:rPr>
+          <w:b/>
+          <w:color w:val="000000" w:themeColor="text1"/>
+          <w:lang w:val="en-IE"/>
+        </w:rPr>
+        <w:t>Related Patterns:</w:t>
+      </w:r>
+      <w:r>
+        <w:rPr>
+          <w:bCs/>
+          <w:color w:val="000000" w:themeColor="text1"/>
+          <w:lang w:val="en-IE"/>
+        </w:rPr>
+        <w:t xml:space="preserve"> </w:t>
+      </w:r>
+      <w:proofErr w:type="spellStart"/>
+      <w:r>
+        <w:rPr>
+          <w:bCs/>
+          <w:color w:val="000000" w:themeColor="text1"/>
+          <w:lang w:val="en-IE"/>
+        </w:rPr>
+        <w:t>GoF</w:t>
+      </w:r>
+      <w:proofErr w:type="spellEnd"/>
+      <w:r>
+        <w:rPr>
+          <w:bCs/>
+          <w:color w:val="000000" w:themeColor="text1"/>
+          <w:lang w:val="en-IE"/>
+        </w:rPr>
+        <w:t xml:space="preserve"> Command, Façade</w:t>
+      </w:r>
+    </w:p>
+    <w:p>
+      <w:pPr>
+        <w:jc w:val="both"/>
+        <w:rPr>
+          <w:bCs/>
+          <w:color w:val="000000" w:themeColor="text1"/>
+          <w:lang w:val="en-IE"/>
+        </w:rPr>
+      </w:pPr>
+      <w:r>
+        <w:rPr>
+          <w:b/>
+          <w:color w:val="000000" w:themeColor="text1"/>
+          <w:lang w:val="en-IE"/>
+        </w:rPr>
+        <w:lastRenderedPageBreak/>
+        <w:t>System facade controller</w:t>
+      </w:r>
+      <w:r>
+        <w:rPr>
+          <w:b/>
+          <w:color w:val="000000" w:themeColor="text1"/>
+          <w:lang w:val="en-IE"/>
+        </w:rPr>
+        <w:t>:</w:t>
+      </w:r>
+      <w:r>
+        <w:rPr>
+          <w:b/>
+          <w:color w:val="000000" w:themeColor="text1"/>
+          <w:lang w:val="en-IE"/>
+        </w:rPr>
+        <w:t xml:space="preserve"> </w:t>
+      </w:r>
+      <w:r>
+        <w:rPr>
+          <w:bCs/>
+          <w:color w:val="000000" w:themeColor="text1"/>
+          <w:lang w:val="en-IE"/>
+        </w:rPr>
+        <w:t>One single controller handles all system events from the UI.</w:t>
+      </w:r>
+    </w:p>
+    <w:p>
+      <w:pPr>
+        <w:jc w:val="both"/>
+        <w:rPr>
+          <w:bCs/>
+          <w:color w:val="000000" w:themeColor="text1"/>
+          <w:lang w:val="en-IE"/>
+        </w:rPr>
+      </w:pPr>
+      <w:r>
+        <w:rPr>
+          <w:b/>
+          <w:color w:val="000000" w:themeColor="text1"/>
+          <w:lang w:val="en-IE"/>
+        </w:rPr>
+        <w:t>Use case (or session) controller:</w:t>
+      </w:r>
+      <w:r>
+        <w:rPr>
+          <w:b/>
+          <w:color w:val="000000" w:themeColor="text1"/>
+          <w:lang w:val="en-IE"/>
+        </w:rPr>
+        <w:t xml:space="preserve"> </w:t>
+      </w:r>
+      <w:r>
+        <w:rPr>
+          <w:bCs/>
+          <w:color w:val="000000" w:themeColor="text1"/>
+          <w:lang w:val="en-IE"/>
+        </w:rPr>
+        <w:t>Different controllers exist for different use cases or user actions</w:t>
+      </w:r>
+    </w:p>
+    <w:p>
+      <w:pPr>
+        <w:jc w:val="both"/>
+        <w:rPr>
+          <w:bCs/>
+          <w:color w:val="000000" w:themeColor="text1"/>
+          <w:lang w:val="en-IE"/>
+        </w:rPr>
+      </w:pPr>
+      <w:r>
+        <w:rPr>
+          <w:bCs/>
+          <w:color w:val="000000" w:themeColor="text1"/>
+          <w:lang w:val="en-IE"/>
+        </w:rPr>
+        <w:t>use case / session controller</w:t>
+      </w:r>
+      <w:r>
+        <w:rPr>
+          <w:bCs/>
+          <w:color w:val="000000" w:themeColor="text1"/>
+          <w:lang w:val="en-IE"/>
+        </w:rPr>
+        <w:t xml:space="preserve">s, </w:t>
+      </w:r>
+      <w:r>
+        <w:rPr>
+          <w:bCs/>
+          <w:color w:val="000000" w:themeColor="text1"/>
+          <w:lang w:val="en-IE"/>
+        </w:rPr>
+        <w:t xml:space="preserve">is where the REST </w:t>
+      </w:r>
+      <w:proofErr w:type="spellStart"/>
+      <w:r>
+        <w:rPr>
+          <w:bCs/>
+          <w:color w:val="000000" w:themeColor="text1"/>
+          <w:lang w:val="en-IE"/>
+        </w:rPr>
+        <w:t>contollers</w:t>
+      </w:r>
+      <w:proofErr w:type="spellEnd"/>
+      <w:r>
+        <w:rPr>
+          <w:bCs/>
+          <w:color w:val="000000" w:themeColor="text1"/>
+          <w:lang w:val="en-IE"/>
+        </w:rPr>
+        <w:t xml:space="preserve"> idea in spring boot is built upon</w:t>
+      </w:r>
+      <w:r>
+        <w:rPr>
+          <w:bCs/>
+          <w:color w:val="000000" w:themeColor="text1"/>
+          <w:lang w:val="en-IE"/>
+        </w:rPr>
+        <w:t>.</w:t>
+      </w:r>
+    </w:p>
+    <w:p>
+      <w:pPr>
+        <w:jc w:val="both"/>
+        <w:rPr>
+          <w:bCs/>
+          <w:color w:val="000000" w:themeColor="text1"/>
+          <w:lang w:val="en-IE"/>
+        </w:rPr>
+      </w:pPr>
+      <w:r>
+        <w:rPr>
+          <w:bCs/>
+          <w:color w:val="000000" w:themeColor="text1"/>
+          <w:lang w:val="en-IE"/>
+        </w:rPr>
+        <w:t>In the example we have 2 options, the first one once the UI request is triggered we get</w:t>
+      </w:r>
+      <w:r>
+        <w:rPr>
+          <w:bCs/>
+          <w:color w:val="000000" w:themeColor="text1"/>
+          <w:lang w:val="en-IE"/>
+        </w:rPr>
+        <w:t xml:space="preserve"> to deal with raw data from our model which exposes the business domain/logic which is a very bad design</w:t>
+      </w:r>
+    </w:p>
+    <w:p>
+      <w:pPr>
+        <w:jc w:val="both"/>
+        <w:rPr>
+          <w:bCs/>
+          <w:color w:val="000000" w:themeColor="text1"/>
+          <w:lang w:val="en-IE"/>
+        </w:rPr>
+      </w:pPr>
+      <w:r>
+        <w:rPr>
+          <w:bCs/>
+          <w:color w:val="000000" w:themeColor="text1"/>
+          <w:lang w:val="en-IE"/>
+        </w:rPr>
+        <w:t>The second</w:t>
+      </w:r>
+      <w:r>
+        <w:rPr>
+          <w:bCs/>
+          <w:color w:val="000000" w:themeColor="text1"/>
+          <w:lang w:val="en-IE"/>
+        </w:rPr>
+        <w:t xml:space="preserve"> one we have a controller called </w:t>
+      </w:r>
+      <w:proofErr w:type="spellStart"/>
+      <w:r>
+        <w:rPr>
+          <w:bCs/>
+          <w:color w:val="000000" w:themeColor="text1"/>
+          <w:lang w:val="en-IE"/>
+        </w:rPr>
+        <w:t>registery</w:t>
+      </w:r>
+      <w:proofErr w:type="spellEnd"/>
+      <w:r>
+        <w:rPr>
+          <w:bCs/>
+          <w:color w:val="000000" w:themeColor="text1"/>
+          <w:lang w:val="en-IE"/>
+        </w:rPr>
+        <w:t xml:space="preserve"> which handles all the requests that okay</w:t>
+      </w:r>
+    </w:p>
+    <w:p>
+      <w:pPr>
+        <w:jc w:val="both"/>
+        <w:rPr>
+          <w:bCs/>
+          <w:color w:val="000000" w:themeColor="text1"/>
+          <w:lang w:val="en-IE"/>
+        </w:rPr>
+      </w:pPr>
+    </w:p>
+    <w:p>
+      <w:pPr>
+        <w:jc w:val="both"/>
+        <w:rPr>
+          <w:bCs/>
+          <w:color w:val="000000" w:themeColor="text1"/>
+          <w:lang w:val="en-IE"/>
+        </w:rPr>
+      </w:pPr>
+      <w:r>
+        <w:rPr>
+          <w:b/>
+          <w:color w:val="000000" w:themeColor="text1"/>
+          <w:lang w:val="en-IE"/>
+        </w:rPr>
+        <w:t>Cohesion:</w:t>
+      </w:r>
+      <w:r>
+        <w:rPr>
+          <w:bCs/>
+          <w:color w:val="000000" w:themeColor="text1"/>
+          <w:lang w:val="en-IE"/>
+        </w:rPr>
+        <w:t xml:space="preserve"> </w:t>
+      </w:r>
+      <w:r>
+        <w:rPr>
+          <w:bCs/>
+          <w:color w:val="000000" w:themeColor="text1"/>
+          <w:lang w:val="en-IE"/>
+        </w:rPr>
+        <w:t>Cohesion is about how well the responsibilities inside ONE class belong together.</w:t>
+      </w:r>
+      <w:r>
+        <w:rPr>
+          <w:bCs/>
+          <w:color w:val="000000" w:themeColor="text1"/>
+          <w:lang w:val="en-IE"/>
+        </w:rPr>
+        <w:t xml:space="preserve"> How focused is a class on finishing a certain task</w:t>
+      </w:r>
+    </w:p>
+    <w:p>
+      <w:pPr>
+        <w:jc w:val="both"/>
+        <w:rPr>
+          <w:bCs/>
+          <w:color w:val="000000" w:themeColor="text1"/>
+          <w:lang w:val="en-IE"/>
+        </w:rPr>
+      </w:pPr>
+      <w:r>
+        <w:rPr>
+          <w:b/>
+          <w:color w:val="000000" w:themeColor="text1"/>
+          <w:lang w:val="en-IE"/>
+        </w:rPr>
+        <w:t>Problem</w:t>
+      </w:r>
+      <w:r>
+        <w:rPr>
+          <w:bCs/>
+          <w:color w:val="000000" w:themeColor="text1"/>
+          <w:lang w:val="en-IE"/>
+        </w:rPr>
+        <w:t>: how can we keep an object understandable focused and low coupled</w:t>
+      </w:r>
+    </w:p>
+    <w:p>
+      <w:pPr>
+        <w:jc w:val="both"/>
+        <w:rPr>
+          <w:bCs/>
+          <w:color w:val="000000" w:themeColor="text1"/>
+          <w:lang w:val="en-IE"/>
+        </w:rPr>
+      </w:pPr>
+      <w:r>
+        <w:rPr>
+          <w:b/>
+          <w:color w:val="000000" w:themeColor="text1"/>
+          <w:lang w:val="en-IE"/>
+        </w:rPr>
+        <w:t>Solution</w:t>
+      </w:r>
+      <w:r>
+        <w:rPr>
+          <w:bCs/>
+          <w:color w:val="000000" w:themeColor="text1"/>
+          <w:lang w:val="en-IE"/>
+        </w:rPr>
+        <w:t>: assign responsibility that the object is focused on only one task</w:t>
+      </w:r>
+    </w:p>
+    <w:p>
+      <w:pPr>
+        <w:jc w:val="both"/>
+        <w:rPr>
+          <w:bCs/>
+          <w:color w:val="000000" w:themeColor="text1"/>
+          <w:lang w:val="en-IE"/>
+        </w:rPr>
+      </w:pPr>
+      <w:r>
+        <w:rPr>
+          <w:b/>
+          <w:color w:val="000000" w:themeColor="text1"/>
+          <w:lang w:val="en-IE"/>
+        </w:rPr>
+        <w:t>High cohesion benefits</w:t>
+      </w:r>
+      <w:r>
+        <w:rPr>
+          <w:bCs/>
+          <w:color w:val="000000" w:themeColor="text1"/>
+          <w:lang w:val="en-IE"/>
+        </w:rPr>
+        <w:t>:</w:t>
+      </w:r>
+      <w:r>
+        <w:rPr>
+          <w:bCs/>
+          <w:color w:val="000000" w:themeColor="text1"/>
+          <w:lang w:val="en-IE"/>
+        </w:rPr>
+        <w:t xml:space="preserve"> more independent</w:t>
+      </w:r>
+      <w:r>
+        <w:rPr>
+          <w:bCs/>
+          <w:color w:val="000000" w:themeColor="text1"/>
+          <w:lang w:val="en-IE"/>
+        </w:rPr>
+        <w:t xml:space="preserve"> classes</w:t>
+      </w:r>
+      <w:r>
+        <w:rPr>
+          <w:bCs/>
+          <w:color w:val="000000" w:themeColor="text1"/>
+          <w:lang w:val="en-IE"/>
+        </w:rPr>
+        <w:t>,</w:t>
+      </w:r>
+      <w:r>
+        <w:rPr>
+          <w:bCs/>
+          <w:color w:val="000000" w:themeColor="text1"/>
+          <w:lang w:val="en-IE"/>
+        </w:rPr>
+        <w:t xml:space="preserve"> Reduced impact of changes</w:t>
+      </w:r>
+      <w:r>
+        <w:rPr>
+          <w:bCs/>
+          <w:color w:val="000000" w:themeColor="text1"/>
+          <w:lang w:val="en-IE"/>
+        </w:rPr>
+        <w:t xml:space="preserve"> ,</w:t>
+      </w:r>
+      <w:r>
+        <w:rPr>
+          <w:bCs/>
+          <w:color w:val="000000" w:themeColor="text1"/>
+          <w:lang w:val="en-IE"/>
+        </w:rPr>
+        <w:t xml:space="preserve">Simple to understand </w:t>
+      </w:r>
+      <w:r>
+        <w:rPr>
+          <w:bCs/>
+          <w:color w:val="000000" w:themeColor="text1"/>
+          <w:lang w:val="en-IE"/>
+        </w:rPr>
+        <w:t>without full context</w:t>
+      </w:r>
+      <w:r>
+        <w:rPr>
+          <w:bCs/>
+          <w:color w:val="000000" w:themeColor="text1"/>
+          <w:lang w:val="en-IE"/>
+        </w:rPr>
+        <w:t xml:space="preserve">, </w:t>
+      </w:r>
+      <w:r>
+        <w:rPr>
+          <w:bCs/>
+          <w:color w:val="000000" w:themeColor="text1"/>
+          <w:lang w:val="en-IE"/>
+        </w:rPr>
+        <w:t>Easier to reuse</w:t>
+      </w:r>
+      <w:r>
+        <w:rPr>
+          <w:bCs/>
+          <w:color w:val="000000" w:themeColor="text1"/>
+          <w:lang w:val="en-IE"/>
+        </w:rPr>
+        <w:t>.</w:t>
+      </w:r>
+    </w:p>
+    <w:p>
+      <w:pPr>
+        <w:jc w:val="both"/>
+        <w:rPr>
+          <w:bCs/>
+          <w:color w:val="000000" w:themeColor="text1"/>
+          <w:lang w:val="en-IE"/>
+        </w:rPr>
+      </w:pPr>
+    </w:p>
+    <w:p>
+      <w:pPr>
+        <w:jc w:val="both"/>
         <w:rPr>
           <w:b/>
           <w:color w:val="000000" w:themeColor="text1"/>
@@ -2717,1368 +3765,8 @@
           <w:u w:val="single"/>
           <w:lang w:val="en-IE"/>
         </w:rPr>
-        <w:t xml:space="preserve"> and GRASP:</w:t>
-      </w:r>
-    </w:p>
-    <w:p>
-      <w:pPr>
-        <w:jc w:val="both"/>
-        <w:rPr>
-          <w:bCs/>
-          <w:color w:val="000000" w:themeColor="text1"/>
-          <w:lang w:val="en-IE"/>
-        </w:rPr>
-      </w:pPr>
-      <w:proofErr w:type="spellStart"/>
-      <w:r>
-        <w:rPr>
-          <w:bCs/>
-          <w:color w:val="000000" w:themeColor="text1"/>
-          <w:lang w:val="en-IE"/>
-        </w:rPr>
-        <w:t>GoF</w:t>
-      </w:r>
-      <w:proofErr w:type="spellEnd"/>
-      <w:r>
-        <w:rPr>
-          <w:bCs/>
-          <w:color w:val="000000" w:themeColor="text1"/>
-          <w:lang w:val="en-IE"/>
-        </w:rPr>
-        <w:t xml:space="preserve"> is gang of four and </w:t>
-      </w:r>
-      <w:proofErr w:type="spellStart"/>
-      <w:r>
-        <w:rPr>
-          <w:bCs/>
-          <w:color w:val="000000" w:themeColor="text1"/>
-          <w:lang w:val="en-IE"/>
-        </w:rPr>
-        <w:t>its</w:t>
-      </w:r>
-      <w:proofErr w:type="spellEnd"/>
-      <w:r>
-        <w:rPr>
-          <w:bCs/>
-          <w:color w:val="000000" w:themeColor="text1"/>
-          <w:lang w:val="en-IE"/>
-        </w:rPr>
-        <w:t xml:space="preserve"> another OO design pattern </w:t>
-      </w:r>
-    </w:p>
-    <w:p>
-      <w:pPr>
-        <w:jc w:val="both"/>
-        <w:rPr>
-          <w:bCs/>
-          <w:color w:val="000000" w:themeColor="text1"/>
-          <w:lang w:val="en-IE"/>
-        </w:rPr>
-      </w:pPr>
-      <w:r>
-        <w:rPr>
-          <w:bCs/>
-          <w:color w:val="000000" w:themeColor="text1"/>
-          <w:lang w:val="en-IE"/>
-        </w:rPr>
-        <w:t xml:space="preserve">GRASP represents fundamental object-oriented design principles and can be seen as the “alphabet” of design patterns, while </w:t>
-      </w:r>
-      <w:proofErr w:type="spellStart"/>
-      <w:r>
-        <w:rPr>
-          <w:bCs/>
-          <w:color w:val="000000" w:themeColor="text1"/>
-          <w:lang w:val="en-IE"/>
-        </w:rPr>
-        <w:t>GoF</w:t>
-      </w:r>
-      <w:proofErr w:type="spellEnd"/>
-      <w:r>
-        <w:rPr>
-          <w:bCs/>
-          <w:color w:val="000000" w:themeColor="text1"/>
-          <w:lang w:val="en-IE"/>
-        </w:rPr>
-        <w:t xml:space="preserve"> and other design patterns are more specialized solutions that build on or apply these principles.</w:t>
-      </w:r>
-    </w:p>
-    <w:p>
-      <w:pPr>
-        <w:jc w:val="both"/>
-        <w:rPr>
-          <w:bCs/>
-          <w:color w:val="000000" w:themeColor="text1"/>
-          <w:lang w:val="en-IE"/>
-        </w:rPr>
-      </w:pPr>
-      <w:r>
-        <w:rPr>
-          <w:bCs/>
-          <w:color w:val="000000" w:themeColor="text1"/>
-          <w:lang w:val="en-IE"/>
-        </w:rPr>
-        <w:t>GRASP will be referred to as design principles</w:t>
-      </w:r>
-    </w:p>
-    <w:p>
-      <w:pPr>
-        <w:jc w:val="both"/>
-        <w:rPr>
-          <w:bCs/>
-          <w:color w:val="000000" w:themeColor="text1"/>
-          <w:lang w:val="en-IE"/>
-        </w:rPr>
-      </w:pPr>
-      <w:r>
-        <w:rPr>
-          <w:b/>
-          <w:color w:val="000000" w:themeColor="text1"/>
-          <w:lang w:val="en-IE"/>
-        </w:rPr>
-        <w:t>Creator</w:t>
-      </w:r>
-      <w:r>
-        <w:rPr>
-          <w:b/>
-          <w:color w:val="000000" w:themeColor="text1"/>
-          <w:lang w:val="en-IE"/>
-        </w:rPr>
-        <w:t xml:space="preserve">: </w:t>
-      </w:r>
-      <w:r>
-        <w:rPr>
-          <w:bCs/>
-          <w:color w:val="000000" w:themeColor="text1"/>
-          <w:lang w:val="en-IE"/>
-        </w:rPr>
-        <w:t xml:space="preserve">it </w:t>
-      </w:r>
-      <w:r>
-        <w:rPr>
-          <w:bCs/>
-          <w:color w:val="000000" w:themeColor="text1"/>
-          <w:lang w:val="en-IE"/>
-        </w:rPr>
-        <w:t>solve</w:t>
-      </w:r>
-      <w:r>
-        <w:rPr>
-          <w:bCs/>
-          <w:color w:val="000000" w:themeColor="text1"/>
-          <w:lang w:val="en-IE"/>
-        </w:rPr>
-        <w:t>s</w:t>
-      </w:r>
-      <w:r>
-        <w:rPr>
-          <w:bCs/>
-          <w:color w:val="000000" w:themeColor="text1"/>
-          <w:lang w:val="en-IE"/>
-        </w:rPr>
-        <w:t xml:space="preserve"> the problem of deciding which class is responsible for creating another class and this approach is </w:t>
-      </w:r>
-      <w:r>
-        <w:rPr>
-          <w:bCs/>
-          <w:color w:val="000000" w:themeColor="text1"/>
-          <w:lang w:val="en-IE"/>
-        </w:rPr>
-        <w:t>similarly</w:t>
-      </w:r>
-      <w:r>
-        <w:rPr>
-          <w:bCs/>
-          <w:color w:val="000000" w:themeColor="text1"/>
-          <w:lang w:val="en-IE"/>
-        </w:rPr>
-        <w:t xml:space="preserve"> used in</w:t>
-      </w:r>
-      <w:r>
-        <w:rPr>
-          <w:bCs/>
-          <w:color w:val="000000" w:themeColor="text1"/>
-          <w:lang w:val="en-IE"/>
-        </w:rPr>
-        <w:t xml:space="preserve"> or reflected on</w:t>
-      </w:r>
-      <w:r>
-        <w:rPr>
-          <w:bCs/>
-          <w:color w:val="000000" w:themeColor="text1"/>
-          <w:lang w:val="en-IE"/>
-        </w:rPr>
-        <w:t xml:space="preserve"> the </w:t>
-      </w:r>
-      <w:proofErr w:type="spellStart"/>
-      <w:r>
-        <w:rPr>
-          <w:bCs/>
-          <w:color w:val="000000" w:themeColor="text1"/>
-          <w:lang w:val="en-IE"/>
-        </w:rPr>
-        <w:t>GoF</w:t>
-      </w:r>
-      <w:proofErr w:type="spellEnd"/>
-      <w:r>
-        <w:rPr>
-          <w:bCs/>
-          <w:color w:val="000000" w:themeColor="text1"/>
-          <w:lang w:val="en-IE"/>
-        </w:rPr>
-        <w:t xml:space="preserve"> pattern int the </w:t>
-      </w:r>
-      <w:proofErr w:type="spellStart"/>
-      <w:r>
-        <w:rPr>
-          <w:bCs/>
-          <w:color w:val="000000" w:themeColor="text1"/>
-          <w:lang w:val="en-IE"/>
-        </w:rPr>
-        <w:t>concerete</w:t>
-      </w:r>
-      <w:proofErr w:type="spellEnd"/>
-      <w:r>
-        <w:rPr>
-          <w:bCs/>
-          <w:color w:val="000000" w:themeColor="text1"/>
-          <w:lang w:val="en-IE"/>
-        </w:rPr>
-        <w:t>/abstraction factory</w:t>
-      </w:r>
-    </w:p>
-    <w:p>
-      <w:pPr>
-        <w:jc w:val="both"/>
-        <w:rPr>
-          <w:bCs/>
-          <w:color w:val="000000" w:themeColor="text1"/>
-          <w:lang w:val="en-IE"/>
-        </w:rPr>
-      </w:pPr>
-      <w:r>
-        <w:rPr>
-          <w:bCs/>
-          <w:color w:val="000000" w:themeColor="text1"/>
-          <w:lang w:val="en-IE"/>
-        </w:rPr>
-        <w:t>Assign class B the responsibility to create an instance of class A if one of these is true (the more the better)</w:t>
-      </w:r>
-      <w:r>
-        <w:rPr>
-          <w:bCs/>
-          <w:color w:val="000000" w:themeColor="text1"/>
-          <w:lang w:val="en-IE"/>
-        </w:rPr>
-        <w:t xml:space="preserve">; </w:t>
-      </w:r>
-    </w:p>
-    <w:p>
-      <w:pPr>
-        <w:jc w:val="both"/>
-        <w:rPr>
-          <w:bCs/>
-          <w:color w:val="000000" w:themeColor="text1"/>
-          <w:lang w:val="en-IE"/>
-        </w:rPr>
-      </w:pPr>
-      <w:r>
-        <w:rPr>
-          <w:bCs/>
-          <w:color w:val="000000" w:themeColor="text1"/>
-          <w:lang w:val="en-IE"/>
-        </w:rPr>
-        <w:t xml:space="preserve">B contains A, </w:t>
-      </w:r>
-      <w:r>
-        <w:rPr>
-          <w:bCs/>
-          <w:color w:val="000000" w:themeColor="text1"/>
-          <w:lang w:val="en-IE"/>
-        </w:rPr>
-        <w:t xml:space="preserve">so for example sale creates </w:t>
-      </w:r>
-      <w:proofErr w:type="spellStart"/>
-      <w:r>
-        <w:rPr>
-          <w:bCs/>
-          <w:color w:val="000000" w:themeColor="text1"/>
-          <w:lang w:val="en-IE"/>
-        </w:rPr>
-        <w:t>LineItem</w:t>
-      </w:r>
-      <w:proofErr w:type="spellEnd"/>
-      <w:r>
-        <w:rPr>
-          <w:bCs/>
-          <w:color w:val="000000" w:themeColor="text1"/>
-          <w:lang w:val="en-IE"/>
-        </w:rPr>
-        <w:t xml:space="preserve">. It creates and control it, A still can exist outside of </w:t>
-      </w:r>
-      <w:proofErr w:type="gramStart"/>
-      <w:r>
-        <w:rPr>
-          <w:bCs/>
-          <w:color w:val="000000" w:themeColor="text1"/>
-          <w:lang w:val="en-IE"/>
-        </w:rPr>
-        <w:t>B</w:t>
-      </w:r>
-      <w:proofErr w:type="gramEnd"/>
-      <w:r>
-        <w:rPr>
-          <w:bCs/>
-          <w:color w:val="000000" w:themeColor="text1"/>
-          <w:lang w:val="en-IE"/>
-        </w:rPr>
-        <w:t xml:space="preserve"> but B </w:t>
-      </w:r>
-      <w:r>
-        <w:rPr>
-          <w:bCs/>
-          <w:color w:val="000000" w:themeColor="text1"/>
-          <w:lang w:val="en-IE"/>
-        </w:rPr>
-        <w:t>creates it and control it.</w:t>
-      </w:r>
-    </w:p>
-    <w:p>
-      <w:pPr>
-        <w:jc w:val="both"/>
-        <w:rPr>
-          <w:bCs/>
-          <w:color w:val="000000" w:themeColor="text1"/>
-          <w:lang w:val="en-IE"/>
-        </w:rPr>
-      </w:pPr>
-      <w:r>
-        <w:rPr>
-          <w:bCs/>
-          <w:color w:val="000000" w:themeColor="text1"/>
-          <w:lang w:val="en-IE"/>
-        </w:rPr>
-        <w:t>B records A meaning that B references A</w:t>
-      </w:r>
-      <w:r>
-        <w:rPr>
-          <w:bCs/>
-          <w:color w:val="000000" w:themeColor="text1"/>
-          <w:lang w:val="en-IE"/>
-        </w:rPr>
-        <w:t xml:space="preserve">, </w:t>
-      </w:r>
-      <w:r>
-        <w:rPr>
-          <w:bCs/>
-          <w:color w:val="000000" w:themeColor="text1"/>
-          <w:lang w:val="en-IE"/>
-        </w:rPr>
-        <w:t>B relies a lot on A</w:t>
-      </w:r>
-      <w:r>
-        <w:rPr>
-          <w:bCs/>
-          <w:color w:val="000000" w:themeColor="text1"/>
-          <w:lang w:val="en-IE"/>
-        </w:rPr>
-        <w:t xml:space="preserve">, </w:t>
-      </w:r>
-      <w:r>
-        <w:rPr>
-          <w:bCs/>
-          <w:color w:val="000000" w:themeColor="text1"/>
-          <w:lang w:val="en-IE"/>
-        </w:rPr>
-        <w:t>Or B initializes the data of A</w:t>
-      </w:r>
-    </w:p>
-    <w:p>
-      <w:pPr>
-        <w:jc w:val="both"/>
-        <w:rPr>
-          <w:bCs/>
-          <w:color w:val="000000" w:themeColor="text1"/>
-          <w:lang w:val="en-IE"/>
-        </w:rPr>
-      </w:pPr>
-      <w:r>
-        <w:rPr>
-          <w:bCs/>
-          <w:color w:val="000000" w:themeColor="text1"/>
-          <w:lang w:val="en-IE"/>
-        </w:rPr>
-        <w:t xml:space="preserve">Example: </w:t>
-      </w:r>
-      <w:r>
-        <w:rPr>
-          <w:bCs/>
-          <w:color w:val="000000" w:themeColor="text1"/>
-          <w:lang w:val="en-IE"/>
-        </w:rPr>
-        <w:t xml:space="preserve">Creator of </w:t>
-      </w:r>
-      <w:proofErr w:type="spellStart"/>
-      <w:r>
-        <w:rPr>
-          <w:bCs/>
-          <w:color w:val="000000" w:themeColor="text1"/>
-          <w:lang w:val="en-IE"/>
-        </w:rPr>
-        <w:t>SalesLineItem</w:t>
-      </w:r>
-      <w:proofErr w:type="spellEnd"/>
-    </w:p>
-    <w:p>
-      <w:pPr>
-        <w:jc w:val="both"/>
-        <w:rPr>
-          <w:bCs/>
-          <w:color w:val="000000" w:themeColor="text1"/>
-          <w:lang w:val="en-IE"/>
-        </w:rPr>
-      </w:pPr>
-      <w:r>
-        <w:rPr>
-          <w:bCs/>
-          <w:color w:val="000000" w:themeColor="text1"/>
-          <w:lang w:val="en-IE"/>
-        </w:rPr>
-        <w:t xml:space="preserve">here register is the creator of </w:t>
-      </w:r>
-      <w:proofErr w:type="gramStart"/>
-      <w:r>
-        <w:rPr>
-          <w:bCs/>
-          <w:color w:val="000000" w:themeColor="text1"/>
-          <w:lang w:val="en-IE"/>
-        </w:rPr>
-        <w:t>sale</w:t>
-      </w:r>
-      <w:proofErr w:type="gramEnd"/>
-      <w:r>
-        <w:rPr>
-          <w:bCs/>
-          <w:color w:val="000000" w:themeColor="text1"/>
-          <w:lang w:val="en-IE"/>
-        </w:rPr>
-        <w:t xml:space="preserve"> and the sale is the creator of </w:t>
-      </w:r>
-      <w:proofErr w:type="spellStart"/>
-      <w:r>
-        <w:rPr>
-          <w:bCs/>
-          <w:color w:val="000000" w:themeColor="text1"/>
-          <w:lang w:val="en-IE"/>
-        </w:rPr>
-        <w:t>saleslineitem</w:t>
-      </w:r>
-      <w:proofErr w:type="spellEnd"/>
-      <w:r>
-        <w:rPr>
-          <w:bCs/>
-          <w:color w:val="000000" w:themeColor="text1"/>
-          <w:lang w:val="en-IE"/>
-        </w:rPr>
-        <w:t xml:space="preserve"> according to creator grasp</w:t>
-      </w:r>
-    </w:p>
-    <w:p>
-      <w:pPr>
-        <w:jc w:val="both"/>
-        <w:rPr>
-          <w:bCs/>
-          <w:color w:val="000000" w:themeColor="text1"/>
-          <w:lang w:val="en-IE"/>
-        </w:rPr>
-      </w:pPr>
-    </w:p>
-    <w:p>
-      <w:pPr>
-        <w:jc w:val="both"/>
-        <w:rPr>
-          <w:bCs/>
-          <w:color w:val="000000" w:themeColor="text1"/>
-          <w:lang w:val="en-IE"/>
-        </w:rPr>
-      </w:pPr>
-      <w:r>
-        <w:rPr>
-          <w:b/>
-          <w:bCs/>
-          <w:color w:val="000000" w:themeColor="text1"/>
-          <w:lang w:val="en-IE"/>
-        </w:rPr>
-        <w:t>Low Coupling</w:t>
-      </w:r>
-      <w:r>
-        <w:rPr>
-          <w:b/>
-          <w:color w:val="000000" w:themeColor="text1"/>
-          <w:lang w:val="en-IE"/>
-        </w:rPr>
-        <w:t xml:space="preserve">: </w:t>
-      </w:r>
-      <w:r>
-        <w:rPr>
-          <w:bCs/>
-          <w:color w:val="000000" w:themeColor="text1"/>
-          <w:lang w:val="en-IE"/>
-        </w:rPr>
-        <w:t>focuses on reducing how much classes depend on each other</w:t>
-      </w:r>
-      <w:r>
-        <w:rPr>
-          <w:bCs/>
-          <w:color w:val="000000" w:themeColor="text1"/>
-          <w:lang w:val="en-IE"/>
-        </w:rPr>
-        <w:t>, and how much change can impact the entire software, and optimize the objects reuse</w:t>
-      </w:r>
-    </w:p>
-    <w:p>
-      <w:pPr>
-        <w:jc w:val="both"/>
-        <w:rPr>
-          <w:bCs/>
-          <w:color w:val="000000" w:themeColor="text1"/>
-          <w:lang w:val="en-IE"/>
-        </w:rPr>
-      </w:pPr>
-      <w:r>
-        <w:rPr>
-          <w:b/>
-          <w:color w:val="000000" w:themeColor="text1"/>
-          <w:lang w:val="en-IE"/>
-        </w:rPr>
-        <w:t>Coupling</w:t>
-      </w:r>
-      <w:r>
-        <w:rPr>
-          <w:b/>
-          <w:color w:val="000000" w:themeColor="text1"/>
-          <w:lang w:val="en-IE"/>
-        </w:rPr>
-        <w:t xml:space="preserve">: </w:t>
-      </w:r>
-      <w:r>
-        <w:rPr>
-          <w:bCs/>
-          <w:color w:val="000000" w:themeColor="text1"/>
-          <w:lang w:val="en-IE"/>
-        </w:rPr>
-        <w:t>measure of how strongly one software element is connected to, has knowledge of, or relies on other software elements</w:t>
-      </w:r>
-    </w:p>
-    <w:p>
-      <w:pPr>
-        <w:jc w:val="both"/>
-        <w:rPr>
-          <w:bCs/>
-          <w:color w:val="000000" w:themeColor="text1"/>
-          <w:lang w:val="en-IE"/>
-        </w:rPr>
-      </w:pPr>
-      <w:r>
-        <w:rPr>
-          <w:b/>
-          <w:color w:val="000000" w:themeColor="text1"/>
-          <w:lang w:val="en-IE"/>
-        </w:rPr>
-        <w:t>Solution:</w:t>
-      </w:r>
-      <w:r>
-        <w:rPr>
-          <w:b/>
-          <w:color w:val="000000" w:themeColor="text1"/>
-          <w:lang w:val="en-IE"/>
-        </w:rPr>
-        <w:t xml:space="preserve"> </w:t>
-      </w:r>
-      <w:r>
-        <w:rPr>
-          <w:bCs/>
-          <w:color w:val="000000" w:themeColor="text1"/>
-          <w:lang w:val="en-IE"/>
-        </w:rPr>
-        <w:t>You achieve Low Coupling by distributing responsibilities carefully so that each class only depends on the few objects it truly needs.</w:t>
-      </w:r>
-    </w:p>
-    <w:p>
-      <w:pPr>
-        <w:jc w:val="both"/>
-        <w:rPr>
-          <w:bCs/>
-          <w:color w:val="000000" w:themeColor="text1"/>
-          <w:lang w:val="en-IE"/>
-        </w:rPr>
-      </w:pPr>
-      <w:r>
-        <w:rPr>
-          <w:b/>
-          <w:color w:val="000000" w:themeColor="text1"/>
-          <w:lang w:val="en-IE"/>
-        </w:rPr>
-        <w:t>Benefits:</w:t>
-      </w:r>
-      <w:r>
-        <w:rPr>
-          <w:bCs/>
-          <w:color w:val="000000" w:themeColor="text1"/>
-          <w:lang w:val="en-IE"/>
-        </w:rPr>
-        <w:t xml:space="preserve"> Design of classes that are more independent</w:t>
-      </w:r>
-      <w:r>
-        <w:rPr>
-          <w:bCs/>
-          <w:color w:val="000000" w:themeColor="text1"/>
-          <w:lang w:val="en-IE"/>
-        </w:rPr>
-        <w:t xml:space="preserve">, </w:t>
-      </w:r>
-      <w:r>
-        <w:rPr>
-          <w:bCs/>
-          <w:color w:val="000000" w:themeColor="text1"/>
-          <w:lang w:val="en-IE"/>
-        </w:rPr>
-        <w:t>Reduced impact of changes</w:t>
-      </w:r>
-      <w:r>
-        <w:rPr>
-          <w:bCs/>
-          <w:color w:val="000000" w:themeColor="text1"/>
-          <w:lang w:val="en-IE"/>
-        </w:rPr>
-        <w:t xml:space="preserve">, </w:t>
-      </w:r>
-      <w:r>
-        <w:rPr>
-          <w:bCs/>
-          <w:color w:val="000000" w:themeColor="text1"/>
-          <w:lang w:val="en-IE"/>
-        </w:rPr>
-        <w:t>Simple to understand in isolation</w:t>
-      </w:r>
-      <w:r>
-        <w:rPr>
-          <w:bCs/>
-          <w:color w:val="000000" w:themeColor="text1"/>
-          <w:lang w:val="en-IE"/>
-        </w:rPr>
-        <w:t>,</w:t>
-      </w:r>
-      <w:r>
-        <w:rPr>
-          <w:bCs/>
-          <w:color w:val="000000" w:themeColor="text1"/>
-          <w:lang w:val="en-IE"/>
-        </w:rPr>
-        <w:t xml:space="preserve"> Easier to reuse</w:t>
-      </w:r>
-      <w:r>
-        <w:rPr>
-          <w:bCs/>
-          <w:color w:val="000000" w:themeColor="text1"/>
-          <w:lang w:val="en-IE"/>
-        </w:rPr>
-        <w:t>.</w:t>
-      </w:r>
-    </w:p>
-    <w:p>
-      <w:pPr>
-        <w:jc w:val="both"/>
-        <w:rPr>
-          <w:bCs/>
-          <w:color w:val="000000" w:themeColor="text1"/>
-          <w:lang w:val="en-IE"/>
-        </w:rPr>
-      </w:pPr>
-      <w:r>
-        <w:rPr>
-          <w:bCs/>
-          <w:color w:val="000000" w:themeColor="text1"/>
-          <w:lang w:val="en-IE"/>
-        </w:rPr>
-        <w:t xml:space="preserve">As an example, remember the register object it can both create the sale and the sale </w:t>
-      </w:r>
-      <w:proofErr w:type="gramStart"/>
-      <w:r>
-        <w:rPr>
-          <w:bCs/>
-          <w:color w:val="000000" w:themeColor="text1"/>
-          <w:lang w:val="en-IE"/>
-        </w:rPr>
-        <w:t>item</w:t>
-      </w:r>
-      <w:proofErr w:type="gramEnd"/>
-      <w:r>
-        <w:rPr>
-          <w:bCs/>
-          <w:color w:val="000000" w:themeColor="text1"/>
-          <w:lang w:val="en-IE"/>
-        </w:rPr>
-        <w:t xml:space="preserve"> but this creates high coupling and dependency on the </w:t>
-      </w:r>
-      <w:r>
-        <w:rPr>
-          <w:bCs/>
-          <w:color w:val="000000" w:themeColor="text1"/>
-          <w:lang w:val="en-IE"/>
-        </w:rPr>
-        <w:t xml:space="preserve">register so we make register create the sale and the sale create the </w:t>
-      </w:r>
-      <w:proofErr w:type="spellStart"/>
-      <w:r>
-        <w:rPr>
-          <w:bCs/>
-          <w:color w:val="000000" w:themeColor="text1"/>
-          <w:lang w:val="en-IE"/>
-        </w:rPr>
-        <w:t>salelineitem</w:t>
-      </w:r>
-      <w:proofErr w:type="spellEnd"/>
-      <w:r>
-        <w:rPr>
-          <w:bCs/>
-          <w:color w:val="000000" w:themeColor="text1"/>
-          <w:lang w:val="en-IE"/>
-        </w:rPr>
-        <w:t>.</w:t>
-      </w:r>
-    </w:p>
-    <w:p>
-      <w:pPr>
-        <w:jc w:val="both"/>
-        <w:rPr>
-          <w:bCs/>
-          <w:color w:val="000000" w:themeColor="text1"/>
-          <w:lang w:val="en-IE"/>
-        </w:rPr>
-      </w:pPr>
-    </w:p>
-    <w:p>
-      <w:pPr>
-        <w:jc w:val="both"/>
-        <w:rPr>
-          <w:bCs/>
-          <w:color w:val="000000" w:themeColor="text1"/>
-          <w:lang w:val="en-IE"/>
-        </w:rPr>
-      </w:pPr>
-      <w:r>
-        <w:rPr>
-          <w:bCs/>
-          <w:color w:val="000000" w:themeColor="text1"/>
-          <w:lang w:val="en-IE"/>
-        </w:rPr>
-        <w:t xml:space="preserve">The </w:t>
-      </w:r>
-      <w:r>
-        <w:rPr>
-          <w:b/>
-          <w:color w:val="000000" w:themeColor="text1"/>
-          <w:lang w:val="en-IE"/>
-        </w:rPr>
-        <w:t>Controller</w:t>
-      </w:r>
-      <w:r>
-        <w:rPr>
-          <w:bCs/>
-          <w:color w:val="000000" w:themeColor="text1"/>
-          <w:lang w:val="en-IE"/>
-        </w:rPr>
-        <w:t xml:space="preserve"> pattern assigns a non-UI class the responsibility of receiving system events from the user interface and delegating the work to domain objects, acting as a mediator between the UI layer and the domain layer.</w:t>
-      </w:r>
-    </w:p>
-    <w:p>
-      <w:pPr>
-        <w:jc w:val="both"/>
-        <w:rPr>
-          <w:bCs/>
-          <w:color w:val="000000" w:themeColor="text1"/>
-          <w:lang w:val="en-IE"/>
-        </w:rPr>
-      </w:pPr>
-      <w:r>
-        <w:rPr>
-          <w:b/>
-          <w:color w:val="000000" w:themeColor="text1"/>
-          <w:lang w:val="en-IE"/>
-        </w:rPr>
-        <w:t xml:space="preserve">Controller: </w:t>
-      </w:r>
-      <w:proofErr w:type="spellStart"/>
-      <w:r>
-        <w:rPr>
-          <w:bCs/>
-          <w:color w:val="000000" w:themeColor="text1"/>
-          <w:lang w:val="en-IE"/>
-        </w:rPr>
-        <w:t>its</w:t>
-      </w:r>
-      <w:proofErr w:type="spellEnd"/>
-      <w:r>
-        <w:rPr>
-          <w:bCs/>
-          <w:color w:val="000000" w:themeColor="text1"/>
-          <w:lang w:val="en-IE"/>
-        </w:rPr>
-        <w:t xml:space="preserve"> the first object o</w:t>
-      </w:r>
-      <w:r>
-        <w:rPr>
-          <w:bCs/>
-          <w:color w:val="000000" w:themeColor="text1"/>
-          <w:lang w:val="en-IE"/>
-        </w:rPr>
-        <w:t>r code that handles and processes the input from a UI</w:t>
-      </w:r>
-    </w:p>
-    <w:p>
-      <w:pPr>
-        <w:jc w:val="both"/>
-        <w:rPr>
-          <w:bCs/>
-          <w:color w:val="000000" w:themeColor="text1"/>
-          <w:lang w:val="en-IE"/>
-        </w:rPr>
-      </w:pPr>
-      <w:r>
-        <w:rPr>
-          <w:b/>
-          <w:color w:val="000000" w:themeColor="text1"/>
-          <w:lang w:val="en-IE"/>
-        </w:rPr>
-        <w:t>Problem</w:t>
-      </w:r>
-      <w:r>
-        <w:rPr>
-          <w:bCs/>
-          <w:color w:val="000000" w:themeColor="text1"/>
-          <w:lang w:val="en-IE"/>
-        </w:rPr>
-        <w:t xml:space="preserve">: </w:t>
-      </w:r>
-      <w:r>
-        <w:rPr>
-          <w:bCs/>
-          <w:color w:val="000000" w:themeColor="text1"/>
-          <w:lang w:val="en-IE"/>
-        </w:rPr>
-        <w:t>The Controller pattern solves the problem of deciding which object should receive system events from the UI. It introduces a middle layer object that sits between the UI and the domain logic, receiving user requests and delegating work to domain objects, ensuring separation of concerns and low coupling between UI and business logic.</w:t>
-      </w:r>
-    </w:p>
-    <w:p>
-      <w:pPr>
-        <w:jc w:val="both"/>
-        <w:rPr>
-          <w:bCs/>
-          <w:color w:val="000000" w:themeColor="text1"/>
-          <w:lang w:val="en-IE"/>
-        </w:rPr>
-      </w:pPr>
-      <w:r>
-        <w:rPr>
-          <w:b/>
-          <w:color w:val="000000" w:themeColor="text1"/>
-          <w:lang w:val="en-IE"/>
-        </w:rPr>
-        <w:t>Related Patterns:</w:t>
-      </w:r>
-      <w:r>
-        <w:rPr>
-          <w:bCs/>
-          <w:color w:val="000000" w:themeColor="text1"/>
-          <w:lang w:val="en-IE"/>
-        </w:rPr>
-        <w:t xml:space="preserve"> </w:t>
-      </w:r>
-      <w:proofErr w:type="spellStart"/>
-      <w:r>
-        <w:rPr>
-          <w:bCs/>
-          <w:color w:val="000000" w:themeColor="text1"/>
-          <w:lang w:val="en-IE"/>
-        </w:rPr>
-        <w:t>GoF</w:t>
-      </w:r>
-      <w:proofErr w:type="spellEnd"/>
-      <w:r>
-        <w:rPr>
-          <w:bCs/>
-          <w:color w:val="000000" w:themeColor="text1"/>
-          <w:lang w:val="en-IE"/>
-        </w:rPr>
-        <w:t xml:space="preserve"> Command, Façade</w:t>
-      </w:r>
-    </w:p>
-    <w:p>
-      <w:pPr>
-        <w:jc w:val="both"/>
-        <w:rPr>
-          <w:bCs/>
-          <w:color w:val="000000" w:themeColor="text1"/>
-          <w:lang w:val="en-IE"/>
-        </w:rPr>
-      </w:pPr>
-      <w:r>
-        <w:rPr>
-          <w:b/>
-          <w:color w:val="000000" w:themeColor="text1"/>
-          <w:lang w:val="en-IE"/>
-        </w:rPr>
-        <w:lastRenderedPageBreak/>
-        <w:t>System facade controller</w:t>
-      </w:r>
-      <w:r>
-        <w:rPr>
-          <w:b/>
-          <w:color w:val="000000" w:themeColor="text1"/>
-          <w:lang w:val="en-IE"/>
-        </w:rPr>
-        <w:t>:</w:t>
-      </w:r>
-      <w:r>
-        <w:rPr>
-          <w:b/>
-          <w:color w:val="000000" w:themeColor="text1"/>
-          <w:lang w:val="en-IE"/>
-        </w:rPr>
-        <w:t xml:space="preserve"> </w:t>
-      </w:r>
-      <w:r>
-        <w:rPr>
-          <w:bCs/>
-          <w:color w:val="000000" w:themeColor="text1"/>
-          <w:lang w:val="en-IE"/>
-        </w:rPr>
-        <w:t>One single controller handles all system events from the UI.</w:t>
-      </w:r>
-    </w:p>
-    <w:p>
-      <w:pPr>
-        <w:jc w:val="both"/>
-        <w:rPr>
-          <w:bCs/>
-          <w:color w:val="000000" w:themeColor="text1"/>
-          <w:lang w:val="en-IE"/>
-        </w:rPr>
-      </w:pPr>
-      <w:r>
-        <w:rPr>
-          <w:b/>
-          <w:color w:val="000000" w:themeColor="text1"/>
-          <w:lang w:val="en-IE"/>
-        </w:rPr>
-        <w:t>Use case (or session) controller:</w:t>
-      </w:r>
-      <w:r>
-        <w:rPr>
-          <w:b/>
-          <w:color w:val="000000" w:themeColor="text1"/>
-          <w:lang w:val="en-IE"/>
-        </w:rPr>
-        <w:t xml:space="preserve"> </w:t>
-      </w:r>
-      <w:r>
-        <w:rPr>
-          <w:bCs/>
-          <w:color w:val="000000" w:themeColor="text1"/>
-          <w:lang w:val="en-IE"/>
-        </w:rPr>
-        <w:t>Different controllers exist for different use cases or user actions</w:t>
-      </w:r>
-    </w:p>
-    <w:p>
-      <w:pPr>
-        <w:jc w:val="both"/>
-        <w:rPr>
-          <w:bCs/>
-          <w:color w:val="000000" w:themeColor="text1"/>
-          <w:lang w:val="en-IE"/>
-        </w:rPr>
-      </w:pPr>
-      <w:r>
-        <w:rPr>
-          <w:bCs/>
-          <w:color w:val="000000" w:themeColor="text1"/>
-          <w:lang w:val="en-IE"/>
-        </w:rPr>
-        <w:t>use case / session controller</w:t>
-      </w:r>
-      <w:r>
-        <w:rPr>
-          <w:bCs/>
-          <w:color w:val="000000" w:themeColor="text1"/>
-          <w:lang w:val="en-IE"/>
-        </w:rPr>
-        <w:t xml:space="preserve">s, </w:t>
-      </w:r>
-      <w:r>
-        <w:rPr>
-          <w:bCs/>
-          <w:color w:val="000000" w:themeColor="text1"/>
-          <w:lang w:val="en-IE"/>
-        </w:rPr>
-        <w:t xml:space="preserve">is where the REST </w:t>
-      </w:r>
-      <w:proofErr w:type="spellStart"/>
-      <w:r>
-        <w:rPr>
-          <w:bCs/>
-          <w:color w:val="000000" w:themeColor="text1"/>
-          <w:lang w:val="en-IE"/>
-        </w:rPr>
-        <w:t>contollers</w:t>
-      </w:r>
-      <w:proofErr w:type="spellEnd"/>
-      <w:r>
-        <w:rPr>
-          <w:bCs/>
-          <w:color w:val="000000" w:themeColor="text1"/>
-          <w:lang w:val="en-IE"/>
-        </w:rPr>
-        <w:t xml:space="preserve"> idea in spring boot is built upon</w:t>
-      </w:r>
-      <w:r>
-        <w:rPr>
-          <w:bCs/>
-          <w:color w:val="000000" w:themeColor="text1"/>
-          <w:lang w:val="en-IE"/>
-        </w:rPr>
-        <w:t>.</w:t>
-      </w:r>
-    </w:p>
-    <w:p>
-      <w:pPr>
-        <w:jc w:val="both"/>
-        <w:rPr>
-          <w:bCs/>
-          <w:color w:val="000000" w:themeColor="text1"/>
-          <w:lang w:val="en-IE"/>
-        </w:rPr>
-      </w:pPr>
-      <w:r>
-        <w:rPr>
-          <w:bCs/>
-          <w:color w:val="000000" w:themeColor="text1"/>
-          <w:lang w:val="en-IE"/>
-        </w:rPr>
-        <w:t xml:space="preserve">In the example we have 2 options, the first one once the UI request is </w:t>
-      </w:r>
-      <w:proofErr w:type="gramStart"/>
-      <w:r>
-        <w:rPr>
-          <w:bCs/>
-          <w:color w:val="000000" w:themeColor="text1"/>
-          <w:lang w:val="en-IE"/>
-        </w:rPr>
-        <w:t>triggered</w:t>
-      </w:r>
-      <w:proofErr w:type="gramEnd"/>
-      <w:r>
-        <w:rPr>
-          <w:bCs/>
-          <w:color w:val="000000" w:themeColor="text1"/>
-          <w:lang w:val="en-IE"/>
-        </w:rPr>
-        <w:t xml:space="preserve"> we get</w:t>
-      </w:r>
-      <w:r>
-        <w:rPr>
-          <w:bCs/>
-          <w:color w:val="000000" w:themeColor="text1"/>
-          <w:lang w:val="en-IE"/>
-        </w:rPr>
-        <w:t xml:space="preserve"> to deal with raw data from our model which exposes the business domain/logic which is a very bad design</w:t>
-      </w:r>
-    </w:p>
-    <w:p>
-      <w:pPr>
-        <w:jc w:val="both"/>
-        <w:rPr>
-          <w:bCs/>
-          <w:color w:val="000000" w:themeColor="text1"/>
-          <w:lang w:val="en-IE"/>
-        </w:rPr>
-      </w:pPr>
-      <w:r>
-        <w:rPr>
-          <w:bCs/>
-          <w:color w:val="000000" w:themeColor="text1"/>
-          <w:lang w:val="en-IE"/>
-        </w:rPr>
-        <w:t>The second</w:t>
-      </w:r>
-      <w:r>
-        <w:rPr>
-          <w:bCs/>
-          <w:color w:val="000000" w:themeColor="text1"/>
-          <w:lang w:val="en-IE"/>
-        </w:rPr>
-        <w:t xml:space="preserve"> one we have a controller called </w:t>
-      </w:r>
-      <w:proofErr w:type="spellStart"/>
-      <w:r>
-        <w:rPr>
-          <w:bCs/>
-          <w:color w:val="000000" w:themeColor="text1"/>
-          <w:lang w:val="en-IE"/>
-        </w:rPr>
-        <w:t>registery</w:t>
-      </w:r>
-      <w:proofErr w:type="spellEnd"/>
-      <w:r>
-        <w:rPr>
-          <w:bCs/>
-          <w:color w:val="000000" w:themeColor="text1"/>
-          <w:lang w:val="en-IE"/>
-        </w:rPr>
-        <w:t xml:space="preserve"> which handles all the requests that okay</w:t>
-      </w:r>
-    </w:p>
-    <w:p>
-      <w:pPr>
-        <w:jc w:val="both"/>
-        <w:rPr>
-          <w:bCs/>
-          <w:color w:val="000000" w:themeColor="text1"/>
-          <w:lang w:val="en-IE"/>
-        </w:rPr>
-      </w:pPr>
-    </w:p>
-    <w:p>
-      <w:pPr>
-        <w:jc w:val="both"/>
-        <w:rPr>
-          <w:bCs/>
-          <w:color w:val="000000" w:themeColor="text1"/>
-          <w:lang w:val="en-IE"/>
-        </w:rPr>
-      </w:pPr>
-      <w:r>
-        <w:rPr>
-          <w:b/>
-          <w:color w:val="000000" w:themeColor="text1"/>
-          <w:lang w:val="en-IE"/>
-        </w:rPr>
-        <w:t>Cohesion:</w:t>
-      </w:r>
-      <w:r>
-        <w:rPr>
-          <w:bCs/>
-          <w:color w:val="000000" w:themeColor="text1"/>
-          <w:lang w:val="en-IE"/>
-        </w:rPr>
-        <w:t xml:space="preserve"> </w:t>
-      </w:r>
-      <w:r>
-        <w:rPr>
-          <w:bCs/>
-          <w:color w:val="000000" w:themeColor="text1"/>
-          <w:lang w:val="en-IE"/>
-        </w:rPr>
-        <w:t>Cohesion is about how well the responsibilities inside ONE class belong together.</w:t>
-      </w:r>
-      <w:r>
-        <w:rPr>
-          <w:bCs/>
-          <w:color w:val="000000" w:themeColor="text1"/>
-          <w:lang w:val="en-IE"/>
-        </w:rPr>
-        <w:t xml:space="preserve"> How focused is a class on finishing a certain task</w:t>
-      </w:r>
-    </w:p>
-    <w:p>
-      <w:pPr>
-        <w:jc w:val="both"/>
-        <w:rPr>
-          <w:bCs/>
-          <w:color w:val="000000" w:themeColor="text1"/>
-          <w:lang w:val="en-IE"/>
-        </w:rPr>
-      </w:pPr>
-      <w:r>
-        <w:rPr>
-          <w:b/>
-          <w:color w:val="000000" w:themeColor="text1"/>
-          <w:lang w:val="en-IE"/>
-        </w:rPr>
-        <w:t>Problem</w:t>
-      </w:r>
-      <w:r>
-        <w:rPr>
-          <w:bCs/>
-          <w:color w:val="000000" w:themeColor="text1"/>
-          <w:lang w:val="en-IE"/>
-        </w:rPr>
-        <w:t>: how can we keep an object understandable focused and low coupled</w:t>
-      </w:r>
-    </w:p>
-    <w:p>
-      <w:pPr>
-        <w:jc w:val="both"/>
-        <w:rPr>
-          <w:bCs/>
-          <w:color w:val="000000" w:themeColor="text1"/>
-          <w:lang w:val="en-IE"/>
-        </w:rPr>
-      </w:pPr>
-      <w:r>
-        <w:rPr>
-          <w:b/>
-          <w:color w:val="000000" w:themeColor="text1"/>
-          <w:lang w:val="en-IE"/>
-        </w:rPr>
-        <w:t>Solution</w:t>
-      </w:r>
-      <w:r>
-        <w:rPr>
-          <w:bCs/>
-          <w:color w:val="000000" w:themeColor="text1"/>
-          <w:lang w:val="en-IE"/>
-        </w:rPr>
-        <w:t>: assign responsibility that the object is focused on only one task</w:t>
-      </w:r>
-    </w:p>
-    <w:p>
-      <w:pPr>
-        <w:jc w:val="both"/>
-        <w:rPr>
-          <w:bCs/>
-          <w:color w:val="000000" w:themeColor="text1"/>
-          <w:lang w:val="en-IE"/>
-        </w:rPr>
-      </w:pPr>
-      <w:r>
-        <w:rPr>
-          <w:b/>
-          <w:color w:val="000000" w:themeColor="text1"/>
-          <w:lang w:val="en-IE"/>
-        </w:rPr>
-        <w:t>High cohesion benefits</w:t>
-      </w:r>
-      <w:r>
-        <w:rPr>
-          <w:bCs/>
-          <w:color w:val="000000" w:themeColor="text1"/>
-          <w:lang w:val="en-IE"/>
-        </w:rPr>
-        <w:t>:</w:t>
-      </w:r>
-      <w:r>
-        <w:rPr>
-          <w:bCs/>
-          <w:color w:val="000000" w:themeColor="text1"/>
-          <w:lang w:val="en-IE"/>
-        </w:rPr>
-        <w:t xml:space="preserve"> more independent</w:t>
-      </w:r>
-      <w:r>
-        <w:rPr>
-          <w:bCs/>
-          <w:color w:val="000000" w:themeColor="text1"/>
-          <w:lang w:val="en-IE"/>
-        </w:rPr>
-        <w:t xml:space="preserve"> classes</w:t>
-      </w:r>
-      <w:r>
-        <w:rPr>
-          <w:bCs/>
-          <w:color w:val="000000" w:themeColor="text1"/>
-          <w:lang w:val="en-IE"/>
-        </w:rPr>
-        <w:t>,</w:t>
-      </w:r>
-      <w:r>
-        <w:rPr>
-          <w:bCs/>
-          <w:color w:val="000000" w:themeColor="text1"/>
-          <w:lang w:val="en-IE"/>
-        </w:rPr>
-        <w:t xml:space="preserve"> Reduced impact of </w:t>
-      </w:r>
-      <w:proofErr w:type="gramStart"/>
-      <w:r>
-        <w:rPr>
-          <w:bCs/>
-          <w:color w:val="000000" w:themeColor="text1"/>
-          <w:lang w:val="en-IE"/>
-        </w:rPr>
-        <w:t>changes</w:t>
-      </w:r>
-      <w:r>
-        <w:rPr>
-          <w:bCs/>
-          <w:color w:val="000000" w:themeColor="text1"/>
-          <w:lang w:val="en-IE"/>
-        </w:rPr>
-        <w:t xml:space="preserve"> ,</w:t>
-      </w:r>
-      <w:r>
-        <w:rPr>
-          <w:bCs/>
-          <w:color w:val="000000" w:themeColor="text1"/>
-          <w:lang w:val="en-IE"/>
-        </w:rPr>
-        <w:t>Simple</w:t>
-      </w:r>
-      <w:proofErr w:type="gramEnd"/>
-      <w:r>
-        <w:rPr>
-          <w:bCs/>
-          <w:color w:val="000000" w:themeColor="text1"/>
-          <w:lang w:val="en-IE"/>
-        </w:rPr>
-        <w:t xml:space="preserve"> to understand </w:t>
-      </w:r>
-      <w:r>
-        <w:rPr>
-          <w:bCs/>
-          <w:color w:val="000000" w:themeColor="text1"/>
-          <w:lang w:val="en-IE"/>
-        </w:rPr>
-        <w:t>without full context</w:t>
-      </w:r>
-      <w:r>
-        <w:rPr>
-          <w:bCs/>
-          <w:color w:val="000000" w:themeColor="text1"/>
-          <w:lang w:val="en-IE"/>
-        </w:rPr>
-        <w:t xml:space="preserve">, </w:t>
-      </w:r>
-      <w:r>
-        <w:rPr>
-          <w:bCs/>
-          <w:color w:val="000000" w:themeColor="text1"/>
-          <w:lang w:val="en-IE"/>
-        </w:rPr>
-        <w:t>Easier to reuse</w:t>
-      </w:r>
-      <w:r>
-        <w:rPr>
-          <w:bCs/>
-          <w:color w:val="000000" w:themeColor="text1"/>
-          <w:lang w:val="en-IE"/>
-        </w:rPr>
-        <w:t>.</w:t>
-      </w:r>
-    </w:p>
-    <w:p>
-      <w:pPr>
-        <w:jc w:val="both"/>
-        <w:rPr>
-          <w:bCs/>
-          <w:color w:val="000000" w:themeColor="text1"/>
-          <w:lang w:val="en-IE"/>
-        </w:rPr>
-      </w:pPr>
-    </w:p>
-    <w:p>
-      <w:pPr>
-        <w:jc w:val="both"/>
+      </w:pPr>
+      <w:r>
         <w:rPr>
           <w:b/>
           <w:color w:val="000000" w:themeColor="text1"/>
@@ -4087,16 +3775,6 @@
           <w:u w:val="single"/>
           <w:lang w:val="en-IE"/>
         </w:rPr>
-      </w:pPr>
-      <w:r>
-        <w:rPr>
-          <w:b/>
-          <w:color w:val="000000" w:themeColor="text1"/>
-          <w:sz w:val="24"/>
-          <w:szCs w:val="24"/>
-          <w:u w:val="single"/>
-          <w:lang w:val="en-IE"/>
-        </w:rPr>
         <w:t>Relation between Low Coupling &amp; High Cohesion:</w:t>
       </w:r>
     </w:p>
@@ -4151,79 +3829,25 @@
           <w:color w:val="000000" w:themeColor="text1"/>
           <w:lang w:val="en-IE"/>
         </w:rPr>
-        <w:t xml:space="preserve">Low coupling and high cohesion </w:t>
-      </w:r>
-      <w:proofErr w:type="gramStart"/>
-      <w:r>
-        <w:rPr>
-          <w:bCs/>
-          <w:color w:val="000000" w:themeColor="text1"/>
-          <w:lang w:val="en-IE"/>
-        </w:rPr>
-        <w:t>increases</w:t>
-      </w:r>
-      <w:proofErr w:type="gramEnd"/>
-      <w:r>
-        <w:rPr>
-          <w:bCs/>
-          <w:color w:val="000000" w:themeColor="text1"/>
-          <w:lang w:val="en-IE"/>
-        </w:rPr>
-        <w:t xml:space="preserve"> the usability and decreases the impact of change. </w:t>
-      </w:r>
-    </w:p>
-    <w:p>
-      <w:pPr>
-        <w:jc w:val="both"/>
-        <w:rPr>
-          <w:bCs/>
-          <w:color w:val="000000" w:themeColor="text1"/>
-          <w:lang w:val="en-IE"/>
-        </w:rPr>
-      </w:pPr>
-      <w:r>
-        <w:rPr>
-          <w:bCs/>
-          <w:color w:val="000000" w:themeColor="text1"/>
-          <w:lang w:val="en-IE"/>
-        </w:rPr>
-        <w:t xml:space="preserve">Classes that </w:t>
-      </w:r>
-      <w:proofErr w:type="gramStart"/>
-      <w:r>
-        <w:rPr>
-          <w:bCs/>
-          <w:color w:val="000000" w:themeColor="text1"/>
-          <w:lang w:val="en-IE"/>
-        </w:rPr>
-        <w:t>has</w:t>
-      </w:r>
-      <w:proofErr w:type="gramEnd"/>
-      <w:r>
-        <w:rPr>
-          <w:bCs/>
-          <w:color w:val="000000" w:themeColor="text1"/>
-          <w:lang w:val="en-IE"/>
-        </w:rPr>
-        <w:t xml:space="preserve"> many dependencies </w:t>
-      </w:r>
-      <w:proofErr w:type="gramStart"/>
-      <w:r>
-        <w:rPr>
-          <w:bCs/>
-          <w:color w:val="000000" w:themeColor="text1"/>
-          <w:lang w:val="en-IE"/>
-        </w:rPr>
-        <w:t>has</w:t>
-      </w:r>
-      <w:proofErr w:type="gramEnd"/>
-      <w:r>
-        <w:rPr>
-          <w:bCs/>
-          <w:color w:val="000000" w:themeColor="text1"/>
-          <w:lang w:val="en-IE"/>
-        </w:rPr>
-        <w:t xml:space="preserve"> high coupling, classes that have many responsibilities have low cohesion </w:t>
+        <w:t xml:space="preserve">Low coupling and high cohesion increases the usability and decreases the impact of change. </w:t>
+      </w:r>
+    </w:p>
+    <w:p>
+      <w:pPr>
+        <w:jc w:val="both"/>
+        <w:rPr>
+          <w:bCs/>
+          <w:color w:val="000000" w:themeColor="text1"/>
+          <w:lang w:val="en-IE"/>
+        </w:rPr>
+      </w:pPr>
+      <w:r>
+        <w:rPr>
+          <w:bCs/>
+          <w:color w:val="000000" w:themeColor="text1"/>
+          <w:lang w:val="en-IE"/>
+        </w:rPr>
+        <w:t xml:space="preserve">Classes that has many dependencies has high coupling, classes that have many responsibilities have low cohesion </w:t>
       </w:r>
     </w:p>
     <w:p>
@@ -4319,25 +3943,7 @@
           <w:color w:val="000000" w:themeColor="text1"/>
           <w:lang w:val="en-IE"/>
         </w:rPr>
-        <w:t xml:space="preserve">Example of payment authorization we should not put the authorize inside the parent class if each child will implement it differently we can only define it as an abstract </w:t>
-      </w:r>
-      <w:proofErr w:type="gramStart"/>
-      <w:r>
-        <w:rPr>
-          <w:bCs/>
-          <w:color w:val="000000" w:themeColor="text1"/>
-          <w:lang w:val="en-IE"/>
-        </w:rPr>
-        <w:t>method</w:t>
-      </w:r>
-      <w:proofErr w:type="gramEnd"/>
-      <w:r>
-        <w:rPr>
-          <w:bCs/>
-          <w:color w:val="000000" w:themeColor="text1"/>
-          <w:lang w:val="en-IE"/>
-        </w:rPr>
-        <w:t xml:space="preserve"> then each child or implement class should implement its version of the concrete function </w:t>
+        <w:t xml:space="preserve">Example of payment authorization we should not put the authorize inside the parent class if each child will implement it differently we can only define it as an abstract method then each child or implement class should implement its version of the concrete function </w:t>
       </w:r>
     </w:p>
     <w:p>
@@ -4696,59 +4302,261 @@
         </w:rPr>
         <w:t xml:space="preserve">we sometimes cannot find the information expert and it </w:t>
       </w:r>
+      <w:r>
+        <w:rPr>
+          <w:bCs/>
+          <w:color w:val="000000" w:themeColor="text1"/>
+          <w:lang w:val="en-IE"/>
+        </w:rPr>
+        <w:t>doesn’t</w:t>
+      </w:r>
+      <w:r>
+        <w:rPr>
+          <w:bCs/>
+          <w:color w:val="000000" w:themeColor="text1"/>
+          <w:lang w:val="en-IE"/>
+        </w:rPr>
+        <w:t xml:space="preserve"> also exist in the domain model. Some responsibilities cannot be crafted from the domain model and it has no object, so instead of giving it to an irrelevant object we create a new class that handles this responsibility</w:t>
+      </w:r>
+    </w:p>
+    <w:p>
+      <w:pPr>
+        <w:jc w:val="both"/>
+        <w:rPr>
+          <w:bCs/>
+          <w:color w:val="000000" w:themeColor="text1"/>
+          <w:lang w:val="en-IE"/>
+        </w:rPr>
+      </w:pPr>
+      <w:r>
+        <w:rPr>
+          <w:b/>
+          <w:color w:val="000000" w:themeColor="text1"/>
+          <w:lang w:val="en-IE"/>
+        </w:rPr>
+        <w:t>Solution:</w:t>
+      </w:r>
+      <w:r>
+        <w:rPr>
+          <w:bCs/>
+          <w:color w:val="000000" w:themeColor="text1"/>
+          <w:lang w:val="en-IE"/>
+        </w:rPr>
+        <w:t xml:space="preserve"> </w:t>
+      </w:r>
+      <w:r>
+        <w:rPr>
+          <w:bCs/>
+          <w:color w:val="000000" w:themeColor="text1"/>
+          <w:lang w:val="en-IE"/>
+        </w:rPr>
+        <w:t xml:space="preserve"> Assign a highly cohesive set of responsibilities to an artificial or convenience class that does not represent a problem domain concept – something made up, to support high cohesion, low coupling, and reuse.</w:t>
+      </w:r>
+    </w:p>
+    <w:p>
+      <w:pPr>
+        <w:jc w:val="both"/>
+        <w:rPr>
+          <w:bCs/>
+          <w:color w:val="000000" w:themeColor="text1"/>
+          <w:lang w:val="en-IE"/>
+        </w:rPr>
+      </w:pPr>
+      <w:r>
+        <w:rPr>
+          <w:bCs/>
+          <w:color w:val="000000" w:themeColor="text1"/>
+          <w:lang w:val="en-IE"/>
+        </w:rPr>
+        <w:t>Generally, most design patterns use Pure Fabrications.</w:t>
+      </w:r>
+    </w:p>
+    <w:p>
+      <w:pPr>
+        <w:jc w:val="both"/>
+        <w:rPr>
+          <w:bCs/>
+          <w:color w:val="000000" w:themeColor="text1"/>
+          <w:lang w:val="en-IE"/>
+        </w:rPr>
+      </w:pPr>
+    </w:p>
+    <w:p>
+      <w:pPr>
+        <w:jc w:val="both"/>
+        <w:rPr>
+          <w:b/>
+          <w:color w:val="000000" w:themeColor="text1"/>
+          <w:lang w:val="en-AU"/>
+        </w:rPr>
+      </w:pPr>
+      <w:r>
+        <w:rPr>
+          <w:b/>
+          <w:color w:val="000000" w:themeColor="text1"/>
+          <w:lang w:val="en-AU"/>
+        </w:rPr>
+        <w:t>Indirection:</w:t>
+      </w:r>
+    </w:p>
+    <w:p>
+      <w:pPr>
+        <w:jc w:val="both"/>
+        <w:rPr>
+          <w:bCs/>
+          <w:color w:val="000000" w:themeColor="text1"/>
+          <w:lang w:val="en-IE"/>
+        </w:rPr>
+      </w:pPr>
       <w:proofErr w:type="spellStart"/>
       <w:r>
         <w:rPr>
-          <w:bCs/>
-          <w:color w:val="000000" w:themeColor="text1"/>
-          <w:lang w:val="en-IE"/>
-        </w:rPr>
-        <w:t>doesnot</w:t>
+          <w:b/>
+          <w:color w:val="000000" w:themeColor="text1"/>
+          <w:lang w:val="en-IE"/>
+        </w:rPr>
+        <w:t>Probelm</w:t>
       </w:r>
       <w:proofErr w:type="spellEnd"/>
       <w:r>
         <w:rPr>
-          <w:bCs/>
-          <w:color w:val="000000" w:themeColor="text1"/>
-          <w:lang w:val="en-IE"/>
-        </w:rPr>
-        <w:t xml:space="preserve"> also exist in the domain model. Some responsibilities cannot be crafted from the domain </w:t>
-      </w:r>
-      <w:proofErr w:type="gramStart"/>
-      <w:r>
-        <w:rPr>
-          <w:bCs/>
-          <w:color w:val="000000" w:themeColor="text1"/>
-          <w:lang w:val="en-IE"/>
-        </w:rPr>
-        <w:t>model</w:t>
-      </w:r>
-      <w:proofErr w:type="gramEnd"/>
-      <w:r>
-        <w:rPr>
-          <w:bCs/>
-          <w:color w:val="000000" w:themeColor="text1"/>
-          <w:lang w:val="en-IE"/>
-        </w:rPr>
-        <w:t xml:space="preserve"> and it has no object, so instead of giving it to an irrelevant object we create a new class that handles this responsibility</w:t>
-      </w:r>
-    </w:p>
-    <w:p>
-      <w:pPr>
-        <w:jc w:val="both"/>
-        <w:rPr>
-          <w:bCs/>
-          <w:color w:val="000000" w:themeColor="text1"/>
-          <w:lang w:val="en-IE"/>
-        </w:rPr>
-      </w:pPr>
-      <w:r>
-        <w:rPr>
-          <w:b/>
-          <w:color w:val="000000" w:themeColor="text1"/>
-          <w:lang w:val="en-IE"/>
-        </w:rPr>
-        <w:t>Solution:</w:t>
+          <w:b/>
+          <w:color w:val="000000" w:themeColor="text1"/>
+          <w:lang w:val="en-IE"/>
+        </w:rPr>
+        <w:t xml:space="preserve">: </w:t>
+      </w:r>
+      <w:r>
+        <w:rPr>
+          <w:bCs/>
+          <w:color w:val="000000" w:themeColor="text1"/>
+          <w:lang w:val="en-IE"/>
+        </w:rPr>
+        <w:t>sometimes when we create o</w:t>
+      </w:r>
+      <w:r>
+        <w:rPr>
+          <w:bCs/>
+          <w:color w:val="000000" w:themeColor="text1"/>
+          <w:lang w:val="en-IE"/>
+        </w:rPr>
+        <w:t xml:space="preserve">ur model we have many dependencies one of which means that some classes need to talk to each other, in case class A talks to 3 classes it is highly coupled, so we create an </w:t>
+      </w:r>
+      <w:proofErr w:type="spellStart"/>
+      <w:r>
+        <w:rPr>
+          <w:bCs/>
+          <w:color w:val="000000" w:themeColor="text1"/>
+          <w:lang w:val="en-IE"/>
+        </w:rPr>
+        <w:t>inderiction</w:t>
+      </w:r>
+      <w:proofErr w:type="spellEnd"/>
+      <w:r>
+        <w:rPr>
+          <w:bCs/>
+          <w:color w:val="000000" w:themeColor="text1"/>
+          <w:lang w:val="en-IE"/>
+        </w:rPr>
+        <w:t xml:space="preserve"> that acts like a middle man between classes when communicating so we have lower coupling</w:t>
+      </w:r>
+    </w:p>
+    <w:p>
+      <w:pPr>
+        <w:jc w:val="both"/>
+        <w:rPr>
+          <w:bCs/>
+          <w:color w:val="000000" w:themeColor="text1"/>
+          <w:lang w:val="en-IE"/>
+        </w:rPr>
+      </w:pPr>
+      <w:r>
+        <w:rPr>
+          <w:bCs/>
+          <w:color w:val="000000" w:themeColor="text1"/>
+          <w:lang w:val="en-IE"/>
+        </w:rPr>
+        <w:t xml:space="preserve">Solution is called </w:t>
+      </w:r>
+      <w:r>
+        <w:rPr>
+          <w:bCs/>
+          <w:color w:val="000000" w:themeColor="text1"/>
+          <w:lang w:val="en-IE"/>
+        </w:rPr>
+        <w:t>adapter object o</w:t>
+      </w:r>
+      <w:r>
+        <w:rPr>
+          <w:bCs/>
+          <w:color w:val="000000" w:themeColor="text1"/>
+          <w:lang w:val="en-IE"/>
+        </w:rPr>
+        <w:t>r proxy and it’s the indirection</w:t>
+      </w:r>
+    </w:p>
+    <w:p>
+      <w:pPr>
+        <w:jc w:val="both"/>
+        <w:rPr>
+          <w:bCs/>
+          <w:color w:val="000000" w:themeColor="text1"/>
+          <w:lang w:val="en-IE"/>
+        </w:rPr>
+      </w:pPr>
+      <w:r>
+        <w:rPr>
+          <w:bCs/>
+          <w:color w:val="000000" w:themeColor="text1"/>
+          <w:lang w:val="en-IE"/>
+        </w:rPr>
+        <w:t>All the problems in CS can be solved with another layer of indirection except those of too many indirection levels</w:t>
+      </w:r>
+    </w:p>
+    <w:p>
+      <w:pPr>
+        <w:jc w:val="both"/>
+        <w:rPr>
+          <w:bCs/>
+          <w:color w:val="000000" w:themeColor="text1"/>
+          <w:lang w:val="en-IE"/>
+        </w:rPr>
+      </w:pPr>
+    </w:p>
+    <w:p>
+      <w:pPr>
+        <w:jc w:val="both"/>
+        <w:rPr>
+          <w:b/>
+          <w:color w:val="000000" w:themeColor="text1"/>
+          <w:lang w:val="en-IE"/>
+        </w:rPr>
+      </w:pPr>
+      <w:r>
+        <w:rPr>
+          <w:b/>
+          <w:color w:val="000000" w:themeColor="text1"/>
+          <w:lang w:val="en-IE"/>
+        </w:rPr>
+        <w:t>Protected variations:</w:t>
+      </w:r>
+    </w:p>
+    <w:p>
+      <w:pPr>
+        <w:jc w:val="both"/>
+        <w:rPr>
+          <w:bCs/>
+          <w:color w:val="000000" w:themeColor="text1"/>
+          <w:lang w:val="en-IE"/>
+        </w:rPr>
+      </w:pPr>
+      <w:r>
+        <w:rPr>
+          <w:b/>
+          <w:color w:val="000000" w:themeColor="text1"/>
+          <w:lang w:val="en-IE"/>
+        </w:rPr>
+        <w:t>Problem:</w:t>
       </w:r>
       <w:r>
         <w:rPr>
@@ -4764,312 +4572,54 @@
           <w:color w:val="000000" w:themeColor="text1"/>
           <w:lang w:val="en-IE"/>
         </w:rPr>
-        <w:t xml:space="preserve"> Assign a highly cohesive set of responsibilities to an artificial or convenience class that does not represent a problem domain concept – something made up, to support high cohesion, low coupling, and reuse.</w:t>
-      </w:r>
-    </w:p>
-    <w:p>
-      <w:pPr>
-        <w:jc w:val="both"/>
-        <w:rPr>
-          <w:bCs/>
-          <w:color w:val="000000" w:themeColor="text1"/>
-          <w:lang w:val="en-IE"/>
-        </w:rPr>
-      </w:pPr>
-      <w:r>
-        <w:rPr>
-          <w:bCs/>
-          <w:color w:val="000000" w:themeColor="text1"/>
-          <w:lang w:val="en-IE"/>
-        </w:rPr>
-        <w:t>Generally, most design patterns use Pure Fabrications.</w:t>
-      </w:r>
-    </w:p>
-    <w:p>
-      <w:pPr>
-        <w:jc w:val="both"/>
-        <w:rPr>
-          <w:bCs/>
-          <w:color w:val="000000" w:themeColor="text1"/>
-          <w:lang w:val="en-IE"/>
-        </w:rPr>
-      </w:pPr>
-    </w:p>
-    <w:p>
-      <w:pPr>
-        <w:jc w:val="both"/>
-        <w:rPr>
-          <w:b/>
-          <w:color w:val="000000" w:themeColor="text1"/>
-          <w:lang w:val="en-AU"/>
-        </w:rPr>
-      </w:pPr>
-      <w:r>
-        <w:rPr>
-          <w:b/>
-          <w:color w:val="000000" w:themeColor="text1"/>
-          <w:lang w:val="en-AU"/>
-        </w:rPr>
-        <w:t>Indirection:</w:t>
-      </w:r>
-    </w:p>
-    <w:p>
-      <w:pPr>
-        <w:jc w:val="both"/>
-        <w:rPr>
-          <w:bCs/>
-          <w:color w:val="000000" w:themeColor="text1"/>
-          <w:lang w:val="en-IE"/>
-        </w:rPr>
-      </w:pPr>
+        <w:t>How do we design a system so that changes, instability, or failures in one part do NOT break other parts of the system?</w:t>
+      </w:r>
+    </w:p>
+    <w:p>
+      <w:pPr>
+        <w:jc w:val="both"/>
+        <w:rPr>
+          <w:bCs/>
+          <w:color w:val="000000" w:themeColor="text1"/>
+          <w:lang w:val="en-IE"/>
+        </w:rPr>
+      </w:pPr>
+      <w:r>
+        <w:rPr>
+          <w:b/>
+          <w:color w:val="000000" w:themeColor="text1"/>
+          <w:lang w:val="en-IE"/>
+        </w:rPr>
+        <w:t>Solution</w:t>
+      </w:r>
+      <w:r>
+        <w:rPr>
+          <w:b/>
+          <w:color w:val="000000" w:themeColor="text1"/>
+          <w:lang w:val="en-IE"/>
+        </w:rPr>
+        <w:t xml:space="preserve">: </w:t>
+      </w:r>
+      <w:r>
+        <w:rPr>
+          <w:bCs/>
+          <w:color w:val="000000" w:themeColor="text1"/>
+          <w:lang w:val="en-IE"/>
+        </w:rPr>
+        <w:t xml:space="preserve">The idea is to identify parts of the system that are likely to change or be unstable and isolate them behind a stable interface. This prevents changes in those parts from affecting the rest of the system. This concept is called Protected Variations and is implemented using techniques like encapsulation, polymorphism, indirection, and many </w:t>
+      </w:r>
       <w:proofErr w:type="spellStart"/>
       <w:r>
         <w:rPr>
-          <w:b/>
-          <w:color w:val="000000" w:themeColor="text1"/>
-          <w:lang w:val="en-IE"/>
-        </w:rPr>
-        <w:t>Probelm</w:t>
+          <w:bCs/>
+          <w:color w:val="000000" w:themeColor="text1"/>
+          <w:lang w:val="en-IE"/>
+        </w:rPr>
+        <w:t>GoF</w:t>
       </w:r>
       <w:proofErr w:type="spellEnd"/>
       <w:r>
         <w:rPr>
-          <w:b/>
-          <w:color w:val="000000" w:themeColor="text1"/>
-          <w:lang w:val="en-IE"/>
-        </w:rPr>
-        <w:t xml:space="preserve">: </w:t>
-      </w:r>
-      <w:r>
-        <w:rPr>
-          <w:bCs/>
-          <w:color w:val="000000" w:themeColor="text1"/>
-          <w:lang w:val="en-IE"/>
-        </w:rPr>
-        <w:t>sometimes when we create o</w:t>
-      </w:r>
-      <w:r>
-        <w:rPr>
-          <w:bCs/>
-          <w:color w:val="000000" w:themeColor="text1"/>
-          <w:lang w:val="en-IE"/>
-        </w:rPr>
-        <w:t xml:space="preserve">ur </w:t>
-      </w:r>
-      <w:proofErr w:type="gramStart"/>
-      <w:r>
-        <w:rPr>
-          <w:bCs/>
-          <w:color w:val="000000" w:themeColor="text1"/>
-          <w:lang w:val="en-IE"/>
-        </w:rPr>
-        <w:t>model</w:t>
-      </w:r>
-      <w:proofErr w:type="gramEnd"/>
-      <w:r>
-        <w:rPr>
-          <w:bCs/>
-          <w:color w:val="000000" w:themeColor="text1"/>
-          <w:lang w:val="en-IE"/>
-        </w:rPr>
-        <w:t xml:space="preserve"> we have many dependencies one of which means that some classes need to talk to each other, in case class A talks to 3 classes it is highly coupled, so we create an </w:t>
-      </w:r>
-      <w:proofErr w:type="spellStart"/>
-      <w:r>
-        <w:rPr>
-          <w:bCs/>
-          <w:color w:val="000000" w:themeColor="text1"/>
-          <w:lang w:val="en-IE"/>
-        </w:rPr>
-        <w:t>inderiction</w:t>
-      </w:r>
-      <w:proofErr w:type="spellEnd"/>
-      <w:r>
-        <w:rPr>
-          <w:bCs/>
-          <w:color w:val="000000" w:themeColor="text1"/>
-          <w:lang w:val="en-IE"/>
-        </w:rPr>
-        <w:t xml:space="preserve"> that acts like a </w:t>
-      </w:r>
-      <w:proofErr w:type="gramStart"/>
-      <w:r>
-        <w:rPr>
-          <w:bCs/>
-          <w:color w:val="000000" w:themeColor="text1"/>
-          <w:lang w:val="en-IE"/>
-        </w:rPr>
-        <w:t>middle man</w:t>
-      </w:r>
-      <w:proofErr w:type="gramEnd"/>
-      <w:r>
-        <w:rPr>
-          <w:bCs/>
-          <w:color w:val="000000" w:themeColor="text1"/>
-          <w:lang w:val="en-IE"/>
-        </w:rPr>
-        <w:t xml:space="preserve"> between classes when communicating so we have lower coupling</w:t>
-      </w:r>
-    </w:p>
-    <w:p>
-      <w:pPr>
-        <w:jc w:val="both"/>
-        <w:rPr>
-          <w:bCs/>
-          <w:color w:val="000000" w:themeColor="text1"/>
-          <w:lang w:val="en-IE"/>
-        </w:rPr>
-      </w:pPr>
-      <w:r>
-        <w:rPr>
-          <w:bCs/>
-          <w:color w:val="000000" w:themeColor="text1"/>
-          <w:lang w:val="en-IE"/>
-        </w:rPr>
-        <w:t xml:space="preserve">Solution is called </w:t>
-      </w:r>
-      <w:r>
-        <w:rPr>
-          <w:bCs/>
-          <w:color w:val="000000" w:themeColor="text1"/>
-          <w:lang w:val="en-IE"/>
-        </w:rPr>
-        <w:t>adapter object o</w:t>
-      </w:r>
-      <w:r>
-        <w:rPr>
-          <w:bCs/>
-          <w:color w:val="000000" w:themeColor="text1"/>
-          <w:lang w:val="en-IE"/>
-        </w:rPr>
-        <w:t>r proxy and it’s the indirection</w:t>
-      </w:r>
-    </w:p>
-    <w:p>
-      <w:pPr>
-        <w:jc w:val="both"/>
-        <w:rPr>
-          <w:bCs/>
-          <w:color w:val="000000" w:themeColor="text1"/>
-          <w:lang w:val="en-IE"/>
-        </w:rPr>
-      </w:pPr>
-      <w:r>
-        <w:rPr>
-          <w:bCs/>
-          <w:color w:val="000000" w:themeColor="text1"/>
-          <w:lang w:val="en-IE"/>
-        </w:rPr>
-        <w:t>All the problems in CS can be solved with another layer of indirection except those of too many indirection levels</w:t>
-      </w:r>
-    </w:p>
-    <w:p>
-      <w:pPr>
-        <w:jc w:val="both"/>
-        <w:rPr>
-          <w:bCs/>
-          <w:color w:val="000000" w:themeColor="text1"/>
-          <w:lang w:val="en-IE"/>
-        </w:rPr>
-      </w:pPr>
-    </w:p>
-    <w:p>
-      <w:pPr>
-        <w:jc w:val="both"/>
-        <w:rPr>
-          <w:b/>
-          <w:color w:val="000000" w:themeColor="text1"/>
-          <w:lang w:val="en-IE"/>
-        </w:rPr>
-      </w:pPr>
-      <w:r>
-        <w:rPr>
-          <w:b/>
-          <w:color w:val="000000" w:themeColor="text1"/>
-          <w:lang w:val="en-IE"/>
-        </w:rPr>
-        <w:t>Protected variations:</w:t>
-      </w:r>
-    </w:p>
-    <w:p>
-      <w:pPr>
-        <w:jc w:val="both"/>
-        <w:rPr>
-          <w:bCs/>
-          <w:color w:val="000000" w:themeColor="text1"/>
-          <w:lang w:val="en-IE"/>
-        </w:rPr>
-      </w:pPr>
-      <w:r>
-        <w:rPr>
-          <w:b/>
-          <w:color w:val="000000" w:themeColor="text1"/>
-          <w:lang w:val="en-IE"/>
-        </w:rPr>
-        <w:t>Problem:</w:t>
-      </w:r>
-      <w:r>
-        <w:rPr>
-          <w:bCs/>
-          <w:color w:val="000000" w:themeColor="text1"/>
-          <w:lang w:val="en-IE"/>
-        </w:rPr>
-        <w:t xml:space="preserve"> </w:t>
-      </w:r>
-      <w:r>
-        <w:rPr>
-          <w:bCs/>
-          <w:color w:val="000000" w:themeColor="text1"/>
-          <w:lang w:val="en-IE"/>
-        </w:rPr>
-        <w:t>How do we design a system so that changes, instability, or failures in one part do NOT break other parts of the system?</w:t>
-      </w:r>
-    </w:p>
-    <w:p>
-      <w:pPr>
-        <w:jc w:val="both"/>
-        <w:rPr>
-          <w:bCs/>
-          <w:color w:val="000000" w:themeColor="text1"/>
-          <w:lang w:val="en-IE"/>
-        </w:rPr>
-      </w:pPr>
-      <w:r>
-        <w:rPr>
-          <w:b/>
-          <w:color w:val="000000" w:themeColor="text1"/>
-          <w:lang w:val="en-IE"/>
-        </w:rPr>
-        <w:t>Solution</w:t>
-      </w:r>
-      <w:r>
-        <w:rPr>
-          <w:b/>
-          <w:color w:val="000000" w:themeColor="text1"/>
-          <w:lang w:val="en-IE"/>
-        </w:rPr>
-        <w:t xml:space="preserve">: </w:t>
-      </w:r>
-      <w:r>
-        <w:rPr>
-          <w:bCs/>
-          <w:color w:val="000000" w:themeColor="text1"/>
-          <w:lang w:val="en-IE"/>
-        </w:rPr>
-        <w:t xml:space="preserve">The idea is to identify parts of the system that are likely to change or be unstable and isolate them behind a stable interface. This prevents changes in those parts from affecting the rest of the system. This concept is called Protected Variations and is implemented using techniques like encapsulation, polymorphism, indirection, and many </w:t>
-      </w:r>
-      <w:proofErr w:type="spellStart"/>
-      <w:r>
-        <w:rPr>
-          <w:bCs/>
-          <w:color w:val="000000" w:themeColor="text1"/>
-          <w:lang w:val="en-IE"/>
-        </w:rPr>
-        <w:t>GoF</w:t>
-      </w:r>
-      <w:proofErr w:type="spellEnd"/>
-      <w:r>
-        <w:rPr>
           <w:bCs/>
           <w:color w:val="000000" w:themeColor="text1"/>
           <w:lang w:val="en-IE"/>
@@ -5134,18 +4684,8 @@
           <w:color w:val="000000" w:themeColor="text1"/>
           <w:lang w:val="en-IE"/>
         </w:rPr>
-        <w:t xml:space="preserve">More on this </w:t>
-      </w:r>
-      <w:proofErr w:type="gramStart"/>
-      <w:r>
-        <w:rPr>
-          <w:bCs/>
-          <w:color w:val="000000" w:themeColor="text1"/>
-          <w:lang w:val="en-IE"/>
-        </w:rPr>
-        <w:t>later..</w:t>
-      </w:r>
-      <w:proofErr w:type="gramEnd"/>
+        <w:t>More on this later..</w:t>
+      </w:r>
     </w:p>
     <w:p>
       <w:pPr>
@@ -5164,7 +4704,6 @@
         </w:rPr>
         <w:t>Low Coupling supports/fosters Protected Variation</w:t>
       </w:r>
-      <w:proofErr w:type="gramStart"/>
       <w:r>
         <w:rPr>
           <w:bCs/>
@@ -5179,18 +4718,8 @@
           <w:color w:val="000000" w:themeColor="text1"/>
           <w:lang w:val="en-IE"/>
         </w:rPr>
-        <w:t>.Polymorphism</w:t>
-      </w:r>
-      <w:proofErr w:type="gramEnd"/>
-      <w:r>
-        <w:rPr>
-          <w:bCs/>
-          <w:color w:val="000000" w:themeColor="text1"/>
-          <w:lang w:val="en-IE"/>
-        </w:rPr>
-        <w:t xml:space="preserve"> supports/fosters Low Coupling Indirection supports/fosters Low Coupling</w:t>
-      </w:r>
-      <w:proofErr w:type="gramStart"/>
+        <w:t>.Polymorphism supports/fosters Low Coupling Indirection supports/fosters Low Coupling</w:t>
+      </w:r>
       <w:r>
         <w:rPr>
           <w:bCs/>
@@ -5205,16 +4734,7 @@
           <w:color w:val="000000" w:themeColor="text1"/>
           <w:lang w:val="en-IE"/>
         </w:rPr>
-        <w:t>.Pure</w:t>
-      </w:r>
-      <w:proofErr w:type="gramEnd"/>
-      <w:r>
-        <w:rPr>
-          <w:bCs/>
-          <w:color w:val="000000" w:themeColor="text1"/>
-          <w:lang w:val="en-IE"/>
-        </w:rPr>
-        <w:t xml:space="preserve"> Fabrication supports/fosters High Cohesion</w:t>
+        <w:t>.Pure Fabrication supports/fosters High Cohesion</w:t>
       </w:r>
       <w:r>
         <w:rPr>
@@ -5503,25 +5023,7 @@
           <w:color w:val="000000" w:themeColor="text1"/>
           <w:lang w:val="en-IE"/>
         </w:rPr>
-        <w:t xml:space="preserve">Fast five principles for </w:t>
-      </w:r>
-      <w:proofErr w:type="gramStart"/>
-      <w:r>
-        <w:rPr>
-          <w:bCs/>
-          <w:color w:val="000000" w:themeColor="text1"/>
-          <w:lang w:val="en-IE"/>
-        </w:rPr>
-        <w:t>object oriented</w:t>
-      </w:r>
-      <w:proofErr w:type="gramEnd"/>
-      <w:r>
-        <w:rPr>
-          <w:bCs/>
-          <w:color w:val="000000" w:themeColor="text1"/>
-          <w:lang w:val="en-IE"/>
-        </w:rPr>
-        <w:t xml:space="preserve"> programming and pattern design</w:t>
+        <w:t>Fast five principles for object oriented programming and pattern design</w:t>
       </w:r>
     </w:p>
     <w:p>
@@ -5571,65 +5073,81 @@
           <w:color w:val="000000" w:themeColor="text1"/>
           <w:lang w:val="en-IE"/>
         </w:rPr>
-        <w:t xml:space="preserve">store it in database, that has too many reasons to be changed </w:t>
-      </w:r>
-      <w:proofErr w:type="gramStart"/>
-      <w:r>
-        <w:rPr>
-          <w:bCs/>
-          <w:color w:val="000000" w:themeColor="text1"/>
-          <w:lang w:val="en-IE"/>
-        </w:rPr>
-        <w:t>In</w:t>
-      </w:r>
-      <w:proofErr w:type="gramEnd"/>
-      <w:r>
-        <w:rPr>
-          <w:bCs/>
-          <w:color w:val="000000" w:themeColor="text1"/>
-          <w:lang w:val="en-IE"/>
-        </w:rPr>
-        <w:t xml:space="preserve"> case the format, the tax rules or the database design. But if we break it into 3 classes it becomes good design.</w:t>
-      </w:r>
-    </w:p>
-    <w:p>
-      <w:pPr>
-        <w:jc w:val="both"/>
-        <w:rPr>
-          <w:bCs/>
-          <w:color w:val="000000" w:themeColor="text1"/>
-          <w:lang w:val="en-IE"/>
-        </w:rPr>
-      </w:pPr>
-      <w:r>
-        <w:rPr>
-          <w:b/>
-          <w:color w:val="000000" w:themeColor="text1"/>
-          <w:lang w:val="en-IE"/>
-        </w:rPr>
-        <w:t>Open/Closed Principle (OCP</w:t>
-      </w:r>
-      <w:proofErr w:type="gramStart"/>
-      <w:r>
-        <w:rPr>
-          <w:b/>
-          <w:color w:val="000000" w:themeColor="text1"/>
-          <w:lang w:val="en-IE"/>
-        </w:rPr>
-        <w:t xml:space="preserve">) </w:t>
-      </w:r>
-      <w:r>
-        <w:rPr>
-          <w:bCs/>
-          <w:color w:val="000000" w:themeColor="text1"/>
-          <w:lang w:val="en-IE"/>
-        </w:rPr>
-        <w:t>:</w:t>
-      </w:r>
-      <w:proofErr w:type="gramEnd"/>
-      <w:r>
-        <w:rPr>
-          <w:bCs/>
+        <w:t>store it in database, that has too many reasons to be changed In case the format, the tax rules or the database design. But if we break it into 3 classes it becomes good design.</w:t>
+      </w:r>
+    </w:p>
+    <w:p>
+      <w:pPr>
+        <w:jc w:val="both"/>
+        <w:rPr>
+          <w:bCs/>
+          <w:color w:val="000000" w:themeColor="text1"/>
+          <w:lang w:val="en-IE"/>
+        </w:rPr>
+      </w:pPr>
+      <w:r>
+        <w:rPr>
+          <w:b/>
+          <w:color w:val="000000" w:themeColor="text1"/>
+          <w:lang w:val="en-IE"/>
+        </w:rPr>
+        <w:t xml:space="preserve">Open/Closed Principle (OCP) </w:t>
+      </w:r>
+      <w:r>
+        <w:rPr>
+          <w:bCs/>
+          <w:color w:val="000000" w:themeColor="text1"/>
+          <w:lang w:val="en-IE"/>
+        </w:rPr>
+        <w:t xml:space="preserve">: </w:t>
+      </w:r>
+      <w:r>
+        <w:rPr>
+          <w:bCs/>
+          <w:color w:val="000000" w:themeColor="text1"/>
+          <w:lang w:val="en-IE"/>
+        </w:rPr>
+        <w:t>Software entities … should be open for extension but closed for modificatio</w:t>
+      </w:r>
+      <w:r>
+        <w:rPr>
+          <w:bCs/>
+          <w:color w:val="000000" w:themeColor="text1"/>
+          <w:lang w:val="en-IE"/>
+        </w:rPr>
+        <w:t>n, we should be able to add new features and functionalities without the need to change the code each time, the same example for the payment applies again</w:t>
+      </w:r>
+    </w:p>
+    <w:p>
+      <w:pPr>
+        <w:jc w:val="both"/>
+        <w:rPr>
+          <w:bCs/>
+          <w:color w:val="000000" w:themeColor="text1"/>
+          <w:lang w:val="en-IE"/>
+        </w:rPr>
+      </w:pPr>
+      <w:proofErr w:type="spellStart"/>
+      <w:r>
+        <w:rPr>
+          <w:b/>
+          <w:color w:val="000000" w:themeColor="text1"/>
+          <w:lang w:val="en-IE"/>
+        </w:rPr>
+        <w:t>Liskov’s</w:t>
+      </w:r>
+      <w:proofErr w:type="spellEnd"/>
+      <w:r>
+        <w:rPr>
+          <w:b/>
+          <w:color w:val="000000" w:themeColor="text1"/>
+          <w:lang w:val="en-IE"/>
+        </w:rPr>
+        <w:t xml:space="preserve"> Substitution Principle (LSP): </w:t>
+      </w:r>
+      <w:r>
+        <w:rPr>
+          <w:b/>
           <w:color w:val="000000" w:themeColor="text1"/>
           <w:lang w:val="en-IE"/>
         </w:rPr>
@@ -5641,179 +5159,109 @@
           <w:color w:val="000000" w:themeColor="text1"/>
           <w:lang w:val="en-IE"/>
         </w:rPr>
-        <w:t>Software entities … should be open for extension but closed for modificatio</w:t>
-      </w:r>
-      <w:r>
-        <w:rPr>
-          <w:bCs/>
-          <w:color w:val="000000" w:themeColor="text1"/>
-          <w:lang w:val="en-IE"/>
-        </w:rPr>
-        <w:t>n, we should be able to add new features and functionalities without the need to change the code each time, the same example for the payment applies again</w:t>
-      </w:r>
-    </w:p>
-    <w:p>
-      <w:pPr>
-        <w:jc w:val="both"/>
-        <w:rPr>
-          <w:bCs/>
-          <w:color w:val="000000" w:themeColor="text1"/>
-          <w:lang w:val="en-IE"/>
-        </w:rPr>
-      </w:pPr>
-      <w:proofErr w:type="spellStart"/>
-      <w:r>
-        <w:rPr>
-          <w:b/>
-          <w:color w:val="000000" w:themeColor="text1"/>
-          <w:lang w:val="en-IE"/>
-        </w:rPr>
-        <w:t>Liskov’s</w:t>
-      </w:r>
-      <w:proofErr w:type="spellEnd"/>
-      <w:r>
-        <w:rPr>
-          <w:b/>
-          <w:color w:val="000000" w:themeColor="text1"/>
-          <w:lang w:val="en-IE"/>
-        </w:rPr>
-        <w:t xml:space="preserve"> Substitution Principle (LSP): </w:t>
-      </w:r>
-      <w:r>
-        <w:rPr>
-          <w:b/>
+        <w:t>You should be able to replace a parent class with any of its child classes without breaking the program.</w:t>
+      </w:r>
+      <w:r>
+        <w:rPr>
+          <w:bCs/>
+          <w:color w:val="000000" w:themeColor="text1"/>
+          <w:lang w:val="en-IE"/>
+        </w:rPr>
+        <w:t xml:space="preserve"> If B is a child of A B should be able to replace A in a way that does not break the system when B is being run</w:t>
+      </w:r>
+    </w:p>
+    <w:p>
+      <w:pPr>
+        <w:jc w:val="both"/>
+        <w:rPr>
+          <w:bCs/>
+          <w:color w:val="000000" w:themeColor="text1"/>
+          <w:lang w:val="en-IE"/>
+        </w:rPr>
+      </w:pPr>
+      <w:r>
+        <w:rPr>
+          <w:b/>
+          <w:color w:val="000000" w:themeColor="text1"/>
+          <w:lang w:val="en-IE"/>
+        </w:rPr>
+        <w:t>Interface Segregation Principle (ISP)</w:t>
+      </w:r>
+      <w:r>
+        <w:rPr>
+          <w:bCs/>
+          <w:color w:val="000000" w:themeColor="text1"/>
+          <w:lang w:val="en-IE"/>
+        </w:rPr>
+        <w:t xml:space="preserve"> – Many client-specific interfaces are better than one general-purpose interface.</w:t>
+      </w:r>
+      <w:r>
+        <w:rPr>
+          <w:bCs/>
           <w:color w:val="000000" w:themeColor="text1"/>
           <w:lang w:val="en-IE"/>
         </w:rPr>
         <w:t xml:space="preserve"> </w:t>
       </w:r>
-      <w:r>
-        <w:rPr>
-          <w:bCs/>
-          <w:color w:val="000000" w:themeColor="text1"/>
-          <w:lang w:val="en-IE"/>
-        </w:rPr>
-        <w:t>You should be able to replace a parent class with any of its child classes without breaking the program.</w:t>
-      </w:r>
-      <w:r>
-        <w:rPr>
-          <w:bCs/>
-          <w:color w:val="000000" w:themeColor="text1"/>
-          <w:lang w:val="en-IE"/>
-        </w:rPr>
-        <w:t xml:space="preserve"> If B is a child of A B should be able to replace A in a way that does not break the system when B is being run</w:t>
-      </w:r>
-    </w:p>
-    <w:p>
-      <w:pPr>
-        <w:jc w:val="both"/>
-        <w:rPr>
-          <w:bCs/>
-          <w:color w:val="000000" w:themeColor="text1"/>
-          <w:lang w:val="en-IE"/>
-        </w:rPr>
-      </w:pPr>
-      <w:r>
-        <w:rPr>
-          <w:b/>
-          <w:color w:val="000000" w:themeColor="text1"/>
-          <w:lang w:val="en-IE"/>
-        </w:rPr>
-        <w:t>Interface Segregation Principle (ISP)</w:t>
-      </w:r>
-      <w:r>
-        <w:rPr>
-          <w:bCs/>
-          <w:color w:val="000000" w:themeColor="text1"/>
-          <w:lang w:val="en-IE"/>
-        </w:rPr>
-        <w:t xml:space="preserve"> – Many client-specific interfaces are better than one general-purpose interface.</w:t>
-      </w:r>
-      <w:r>
-        <w:rPr>
-          <w:bCs/>
+    </w:p>
+    <w:p>
+      <w:pPr>
+        <w:jc w:val="both"/>
+        <w:rPr>
+          <w:bCs/>
+          <w:color w:val="000000" w:themeColor="text1"/>
+          <w:lang w:val="en-IE"/>
+        </w:rPr>
+      </w:pPr>
+      <w:r>
+        <w:rPr>
+          <w:b/>
+          <w:color w:val="000000" w:themeColor="text1"/>
+          <w:lang w:val="en-IE"/>
+        </w:rPr>
+        <w:t>Dependency Inversion Principle (DIP)</w:t>
+      </w:r>
+      <w:r>
+        <w:rPr>
+          <w:bCs/>
+          <w:color w:val="000000" w:themeColor="text1"/>
+          <w:lang w:val="en-IE"/>
+        </w:rPr>
+        <w:t xml:space="preserve"> – One should depend upon abstractions, not upon concretions.</w:t>
+      </w:r>
+    </w:p>
+    <w:p>
+      <w:pPr>
+        <w:jc w:val="both"/>
+        <w:rPr>
+          <w:bCs/>
+          <w:color w:val="000000" w:themeColor="text1"/>
+          <w:lang w:val="en-IE"/>
+        </w:rPr>
+      </w:pPr>
+      <w:r>
+        <w:rPr>
+          <w:b/>
+          <w:color w:val="000000" w:themeColor="text1"/>
+          <w:lang w:val="en-IE"/>
+        </w:rPr>
+        <w:t>Don’t repeat yourself (DRY)</w:t>
+      </w:r>
+      <w:r>
+        <w:rPr>
+          <w:b/>
           <w:color w:val="000000" w:themeColor="text1"/>
           <w:lang w:val="en-IE"/>
         </w:rPr>
         <w:t xml:space="preserve"> </w:t>
       </w:r>
-    </w:p>
-    <w:p>
-      <w:pPr>
-        <w:jc w:val="both"/>
-        <w:rPr>
-          <w:bCs/>
-          <w:color w:val="000000" w:themeColor="text1"/>
-          <w:lang w:val="en-IE"/>
-        </w:rPr>
-      </w:pPr>
-      <w:r>
-        <w:rPr>
-          <w:b/>
-          <w:color w:val="000000" w:themeColor="text1"/>
-          <w:lang w:val="en-IE"/>
-        </w:rPr>
-        <w:t>Dependency Inversion Principle (DIP)</w:t>
-      </w:r>
-      <w:r>
-        <w:rPr>
-          <w:bCs/>
-          <w:color w:val="000000" w:themeColor="text1"/>
-          <w:lang w:val="en-IE"/>
-        </w:rPr>
-        <w:t xml:space="preserve"> – One should depend upon abstractions, not upon concretions.</w:t>
-      </w:r>
-    </w:p>
-    <w:p>
-      <w:pPr>
-        <w:jc w:val="both"/>
-        <w:rPr>
-          <w:bCs/>
-          <w:color w:val="000000" w:themeColor="text1"/>
-          <w:lang w:val="en-IE"/>
-        </w:rPr>
-      </w:pPr>
-      <w:r>
-        <w:rPr>
-          <w:b/>
-          <w:color w:val="000000" w:themeColor="text1"/>
-          <w:lang w:val="en-IE"/>
-        </w:rPr>
-        <w:t>Don’t repeat yourself (DRY</w:t>
-      </w:r>
-      <w:proofErr w:type="gramStart"/>
-      <w:r>
-        <w:rPr>
-          <w:b/>
-          <w:color w:val="000000" w:themeColor="text1"/>
-          <w:lang w:val="en-IE"/>
-        </w:rPr>
-        <w:t>)</w:t>
-      </w:r>
-      <w:r>
-        <w:rPr>
-          <w:b/>
-          <w:color w:val="000000" w:themeColor="text1"/>
-          <w:lang w:val="en-IE"/>
-        </w:rPr>
-        <w:t xml:space="preserve"> </w:t>
-      </w:r>
-      <w:r>
-        <w:rPr>
-          <w:bCs/>
-          <w:color w:val="000000" w:themeColor="text1"/>
-          <w:lang w:val="en-IE"/>
-        </w:rPr>
-        <w:t>:</w:t>
-      </w:r>
-      <w:proofErr w:type="gramEnd"/>
-      <w:r>
-        <w:rPr>
-          <w:bCs/>
-          <w:color w:val="000000" w:themeColor="text1"/>
-          <w:lang w:val="en-IE"/>
-        </w:rPr>
-        <w:t xml:space="preserve"> </w:t>
+      <w:r>
+        <w:rPr>
+          <w:bCs/>
+          <w:color w:val="000000" w:themeColor="text1"/>
+          <w:lang w:val="en-IE"/>
+        </w:rPr>
+        <w:t xml:space="preserve">: </w:t>
       </w:r>
       <w:r>
         <w:rPr>

--- a/SWARD/Lectures/Lecture 5.docx
+++ b/SWARD/Lectures/Lecture 5.docx
@@ -46,8 +46,9 @@
           <w:u w:val="single"/>
           <w:lang w:val="en-IE"/>
         </w:rPr>
-        <w:t>Which UML diagram types do you remember?</w:t>
-      </w:r>
+        <w:t xml:space="preserve">Which UML diagram types do you </w:t>
+      </w:r>
+      <w:proofErr w:type="gramStart"/>
       <w:r>
         <w:rPr>
           <w:b/>
@@ -56,8 +57,19 @@
           <w:u w:val="single"/>
           <w:lang w:val="en-IE"/>
         </w:rPr>
+        <w:t>remember?</w:t>
+      </w:r>
+      <w:r>
+        <w:rPr>
+          <w:b/>
+          <w:bCs/>
+          <w:color w:val="000000" w:themeColor="text1"/>
+          <w:u w:val="single"/>
+          <w:lang w:val="en-IE"/>
+        </w:rPr>
         <w:t>:</w:t>
       </w:r>
+      <w:proofErr w:type="gramEnd"/>
     </w:p>
     <w:p>
       <w:pPr>
@@ -136,14 +148,6 @@
           <w:lang w:val="en-IE"/>
         </w:rPr>
       </w:pPr>
-      <w:r>
-        <w:rPr>
-          <w:noProof/>
-          <w:color w:val="000000" w:themeColor="text1"/>
-          <w:lang w:val="en-IE"/>
-        </w:rPr>
-        <w:t>00</w:t>
-      </w:r>
       <w:r>
         <w:rPr>
           <w:noProof/>
@@ -274,14 +278,30 @@
           <w:color w:val="000000" w:themeColor="text1"/>
           <w:lang w:val="en-IE"/>
         </w:rPr>
-        <w:t xml:space="preserve">Design model, </w:t>
-      </w:r>
-      <w:r>
-        <w:rPr>
-          <w:color w:val="000000" w:themeColor="text1"/>
-          <w:lang w:val="en-IE"/>
-        </w:rPr>
-        <w:t xml:space="preserve"> domain model focuses on the business, </w:t>
+        <w:t xml:space="preserve">Design </w:t>
+      </w:r>
+      <w:proofErr w:type="gramStart"/>
+      <w:r>
+        <w:rPr>
+          <w:color w:val="000000" w:themeColor="text1"/>
+          <w:lang w:val="en-IE"/>
+        </w:rPr>
+        <w:t xml:space="preserve">model, </w:t>
+      </w:r>
+      <w:r>
+        <w:rPr>
+          <w:color w:val="000000" w:themeColor="text1"/>
+          <w:lang w:val="en-IE"/>
+        </w:rPr>
+        <w:t xml:space="preserve"> domain</w:t>
+      </w:r>
+      <w:proofErr w:type="gramEnd"/>
+      <w:r>
+        <w:rPr>
+          <w:color w:val="000000" w:themeColor="text1"/>
+          <w:lang w:val="en-IE"/>
+        </w:rPr>
+        <w:t xml:space="preserve"> model focuses on the business, </w:t>
       </w:r>
       <w:r>
         <w:rPr>
@@ -578,8 +598,17 @@
           <w:color w:val="000000" w:themeColor="text1"/>
           <w:lang w:val="en-IE"/>
         </w:rPr>
-        <w:t>“The degree of effectiveness and efficiency with which the product can be modified.“</w:t>
-      </w:r>
+        <w:t xml:space="preserve">“The degree of effectiveness and efficiency with which the product can be </w:t>
+      </w:r>
+      <w:proofErr w:type="gramStart"/>
+      <w:r>
+        <w:rPr>
+          <w:color w:val="000000" w:themeColor="text1"/>
+          <w:lang w:val="en-IE"/>
+        </w:rPr>
+        <w:t>modified.“</w:t>
+      </w:r>
+      <w:proofErr w:type="gramEnd"/>
     </w:p>
     <w:p>
       <w:pPr>
@@ -609,7 +638,29 @@
           <w:u w:val="single"/>
           <w:lang w:val="en-IE"/>
         </w:rPr>
-        <w:t xml:space="preserve">How do we measure maintainability?: </w:t>
+        <w:t xml:space="preserve">How do we measure </w:t>
+      </w:r>
+      <w:proofErr w:type="gramStart"/>
+      <w:r>
+        <w:rPr>
+          <w:b/>
+          <w:bCs/>
+          <w:color w:val="000000" w:themeColor="text1"/>
+          <w:u w:val="single"/>
+          <w:lang w:val="en-IE"/>
+        </w:rPr>
+        <w:t>maintainability?:</w:t>
+      </w:r>
+      <w:proofErr w:type="gramEnd"/>
+      <w:r>
+        <w:rPr>
+          <w:b/>
+          <w:bCs/>
+          <w:color w:val="000000" w:themeColor="text1"/>
+          <w:u w:val="single"/>
+          <w:lang w:val="en-IE"/>
+        </w:rPr>
+        <w:t xml:space="preserve"> </w:t>
       </w:r>
     </w:p>
     <w:p>
@@ -821,7 +872,25 @@
           <w:color w:val="000000" w:themeColor="text1"/>
           <w:lang w:val="en-IE"/>
         </w:rPr>
-        <w:t>synchronize or control the work flow of a certain part of the system.</w:t>
+        <w:t xml:space="preserve">synchronize or control the </w:t>
+      </w:r>
+      <w:proofErr w:type="gramStart"/>
+      <w:r>
+        <w:rPr>
+          <w:bCs/>
+          <w:color w:val="000000" w:themeColor="text1"/>
+          <w:lang w:val="en-IE"/>
+        </w:rPr>
+        <w:t>work flow</w:t>
+      </w:r>
+      <w:proofErr w:type="gramEnd"/>
+      <w:r>
+        <w:rPr>
+          <w:bCs/>
+          <w:color w:val="000000" w:themeColor="text1"/>
+          <w:lang w:val="en-IE"/>
+        </w:rPr>
+        <w:t xml:space="preserve"> of a certain part of the system.</w:t>
       </w:r>
     </w:p>
     <w:p>
@@ -882,6 +951,7 @@
         </w:rPr>
         <w:t xml:space="preserve">knows what other classes its related to meaning it has </w:t>
       </w:r>
+      <w:proofErr w:type="gramStart"/>
       <w:r>
         <w:rPr>
           <w:bCs/>
@@ -896,7 +966,16 @@
           <w:color w:val="000000" w:themeColor="text1"/>
           <w:lang w:val="en-IE"/>
         </w:rPr>
-        <w:t xml:space="preserve"> of classes </w:t>
+        <w:t xml:space="preserve"> of</w:t>
+      </w:r>
+      <w:proofErr w:type="gramEnd"/>
+      <w:r>
+        <w:rPr>
+          <w:bCs/>
+          <w:color w:val="000000" w:themeColor="text1"/>
+          <w:lang w:val="en-IE"/>
+        </w:rPr>
+        <w:t xml:space="preserve"> classes </w:t>
       </w:r>
       <w:r>
         <w:rPr>
@@ -932,13 +1011,41 @@
           <w:lang w:val="en-IE"/>
         </w:rPr>
       </w:pPr>
-      <w:r>
-        <w:rPr>
-          <w:bCs/>
-          <w:color w:val="000000" w:themeColor="text1"/>
-          <w:lang w:val="en-IE"/>
-        </w:rPr>
-        <w:t>so a responsibility is an idea that we can represent into a method or more than one method collaborating together to deliver this responsibility</w:t>
+      <w:proofErr w:type="gramStart"/>
+      <w:r>
+        <w:rPr>
+          <w:bCs/>
+          <w:color w:val="000000" w:themeColor="text1"/>
+          <w:lang w:val="en-IE"/>
+        </w:rPr>
+        <w:t>so</w:t>
+      </w:r>
+      <w:proofErr w:type="gramEnd"/>
+      <w:r>
+        <w:rPr>
+          <w:bCs/>
+          <w:color w:val="000000" w:themeColor="text1"/>
+          <w:lang w:val="en-IE"/>
+        </w:rPr>
+        <w:t xml:space="preserve"> a responsibility is an idea that we can represent into a method or more than one method </w:t>
+      </w:r>
+      <w:proofErr w:type="gramStart"/>
+      <w:r>
+        <w:rPr>
+          <w:bCs/>
+          <w:color w:val="000000" w:themeColor="text1"/>
+          <w:lang w:val="en-IE"/>
+        </w:rPr>
+        <w:t>collaborating together</w:t>
+      </w:r>
+      <w:proofErr w:type="gramEnd"/>
+      <w:r>
+        <w:rPr>
+          <w:bCs/>
+          <w:color w:val="000000" w:themeColor="text1"/>
+          <w:lang w:val="en-IE"/>
+        </w:rPr>
+        <w:t xml:space="preserve"> to deliver this responsibility</w:t>
       </w:r>
       <w:r>
         <w:rPr>
@@ -954,7 +1061,25 @@
           <w:color w:val="000000" w:themeColor="text1"/>
           <w:lang w:val="en-IE"/>
         </w:rPr>
-        <w:t xml:space="preserve"> A responsibility is a high level thing and it </w:t>
+        <w:t xml:space="preserve"> A responsibility is a </w:t>
+      </w:r>
+      <w:proofErr w:type="gramStart"/>
+      <w:r>
+        <w:rPr>
+          <w:bCs/>
+          <w:color w:val="000000" w:themeColor="text1"/>
+          <w:lang w:val="en-IE"/>
+        </w:rPr>
+        <w:t>high level</w:t>
+      </w:r>
+      <w:proofErr w:type="gramEnd"/>
+      <w:r>
+        <w:rPr>
+          <w:bCs/>
+          <w:color w:val="000000" w:themeColor="text1"/>
+          <w:lang w:val="en-IE"/>
+        </w:rPr>
+        <w:t xml:space="preserve"> thing and it </w:t>
       </w:r>
       <w:r>
         <w:rPr>
@@ -1005,7 +1130,25 @@
           <w:color w:val="000000" w:themeColor="text1"/>
           <w:lang w:val="en-IE"/>
         </w:rPr>
-        <w:t xml:space="preserve">. For example the responsibility to </w:t>
+        <w:t xml:space="preserve">. For </w:t>
+      </w:r>
+      <w:proofErr w:type="gramStart"/>
+      <w:r>
+        <w:rPr>
+          <w:bCs/>
+          <w:color w:val="000000" w:themeColor="text1"/>
+          <w:lang w:val="en-IE"/>
+        </w:rPr>
+        <w:t>example</w:t>
+      </w:r>
+      <w:proofErr w:type="gramEnd"/>
+      <w:r>
+        <w:rPr>
+          <w:bCs/>
+          <w:color w:val="000000" w:themeColor="text1"/>
+          <w:lang w:val="en-IE"/>
+        </w:rPr>
+        <w:t xml:space="preserve"> the responsibility to </w:t>
       </w:r>
       <w:r>
         <w:rPr>
@@ -1147,6 +1290,7 @@
         <w:t xml:space="preserve">so inside the register there is a method called </w:t>
       </w:r>
       <w:proofErr w:type="spellStart"/>
+      <w:proofErr w:type="gramStart"/>
       <w:r>
         <w:rPr>
           <w:bCs/>
@@ -1162,7 +1306,16 @@
           <w:color w:val="000000" w:themeColor="text1"/>
           <w:lang w:val="en-IE"/>
         </w:rPr>
-        <w:t xml:space="preserve">() that calls for the sale object and the sale object now is responsible for implementing this and creating and managing an </w:t>
+        <w:t>(</w:t>
+      </w:r>
+      <w:proofErr w:type="gramEnd"/>
+      <w:r>
+        <w:rPr>
+          <w:bCs/>
+          <w:color w:val="000000" w:themeColor="text1"/>
+          <w:lang w:val="en-IE"/>
+        </w:rPr>
+        <w:t xml:space="preserve">) that calls for the sale object and the sale object now is responsible for implementing this and creating and managing an </w:t>
       </w:r>
       <w:r>
         <w:rPr>
@@ -1244,6 +1397,7 @@
         <w:t xml:space="preserve"> the responsibility of the sale is to create a sale item when </w:t>
       </w:r>
       <w:proofErr w:type="spellStart"/>
+      <w:proofErr w:type="gramStart"/>
       <w:r>
         <w:rPr>
           <w:bCs/>
@@ -1253,6 +1407,7 @@
         <w:t>its</w:t>
       </w:r>
       <w:proofErr w:type="spellEnd"/>
+      <w:proofErr w:type="gramEnd"/>
       <w:r>
         <w:rPr>
           <w:bCs/>
@@ -1417,6 +1572,7 @@
         <w:t xml:space="preserve">A </w:t>
       </w:r>
       <w:proofErr w:type="spellStart"/>
+      <w:proofErr w:type="gramStart"/>
       <w:r>
         <w:rPr>
           <w:bCs/>
@@ -1440,7 +1596,16 @@
           <w:color w:val="000000" w:themeColor="text1"/>
           <w:lang w:val="en-IE"/>
         </w:rPr>
-        <w:t xml:space="preserve"> = </w:t>
+        <w:t xml:space="preserve"> =</w:t>
+      </w:r>
+      <w:proofErr w:type="gramEnd"/>
+      <w:r>
+        <w:rPr>
+          <w:bCs/>
+          <w:color w:val="000000" w:themeColor="text1"/>
+          <w:lang w:val="en-IE"/>
+        </w:rPr>
+        <w:t xml:space="preserve"> </w:t>
       </w:r>
       <w:r>
         <w:rPr>
@@ -1611,7 +1776,25 @@
           <w:color w:val="000000" w:themeColor="text1"/>
           <w:lang w:val="en-IE"/>
         </w:rPr>
-        <w:t xml:space="preserve"> know line item subtotal</w:t>
+        <w:t xml:space="preserve"> know </w:t>
+      </w:r>
+      <w:proofErr w:type="gramStart"/>
+      <w:r>
+        <w:rPr>
+          <w:bCs/>
+          <w:color w:val="000000" w:themeColor="text1"/>
+          <w:lang w:val="en-IE"/>
+        </w:rPr>
+        <w:t>line item</w:t>
+      </w:r>
+      <w:proofErr w:type="gramEnd"/>
+      <w:r>
+        <w:rPr>
+          <w:bCs/>
+          <w:color w:val="000000" w:themeColor="text1"/>
+          <w:lang w:val="en-IE"/>
+        </w:rPr>
+        <w:t xml:space="preserve"> subtotal</w:t>
       </w:r>
       <w:r>
         <w:rPr>
@@ -2040,8 +2223,9 @@
           <w:u w:val="single"/>
           <w:lang w:val="en-IE"/>
         </w:rPr>
-        <w:t>Patterns are used in which of the following?</w:t>
-      </w:r>
+        <w:t xml:space="preserve">Patterns are used in which of the </w:t>
+      </w:r>
+      <w:proofErr w:type="gramStart"/>
       <w:r>
         <w:rPr>
           <w:b/>
@@ -2051,72 +2235,9 @@
           <w:u w:val="single"/>
           <w:lang w:val="en-IE"/>
         </w:rPr>
-        <w:t>:</w:t>
-      </w:r>
-    </w:p>
-    <w:p>
-      <w:pPr>
-        <w:jc w:val="both"/>
-        <w:rPr>
-          <w:b/>
-          <w:color w:val="000000" w:themeColor="text1"/>
-          <w:lang w:val="en-IE"/>
-        </w:rPr>
-      </w:pPr>
-      <w:r>
-        <w:rPr>
-          <w:b/>
-          <w:color w:val="000000" w:themeColor="text1"/>
-          <w:lang w:val="en-IE"/>
-        </w:rPr>
-        <w:t>software architecture</w:t>
-      </w:r>
-      <w:r>
-        <w:rPr>
-          <w:b/>
-          <w:color w:val="000000" w:themeColor="text1"/>
-          <w:lang w:val="en-IE"/>
-        </w:rPr>
-        <w:t>,</w:t>
-      </w:r>
-      <w:r>
-        <w:rPr>
-          <w:b/>
-          <w:color w:val="000000" w:themeColor="text1"/>
-          <w:lang w:val="en-IE"/>
-        </w:rPr>
-        <w:t xml:space="preserve"> object design </w:t>
-      </w:r>
-      <w:r>
-        <w:rPr>
-          <w:b/>
-          <w:color w:val="000000" w:themeColor="text1"/>
-          <w:lang w:val="en-IE"/>
-        </w:rPr>
-        <w:t>,</w:t>
-      </w:r>
-      <w:r>
-        <w:rPr>
-          <w:b/>
-          <w:color w:val="000000" w:themeColor="text1"/>
-          <w:lang w:val="en-IE"/>
-        </w:rPr>
-        <w:t xml:space="preserve"> implementation/coding</w:t>
-      </w:r>
-    </w:p>
-    <w:p>
-      <w:pPr>
-        <w:jc w:val="both"/>
-        <w:rPr>
-          <w:b/>
-          <w:color w:val="000000" w:themeColor="text1"/>
-          <w:lang w:val="en-IE"/>
-        </w:rPr>
-      </w:pPr>
-    </w:p>
-    <w:p>
-      <w:pPr>
-        <w:jc w:val="both"/>
+        <w:t>following?</w:t>
+      </w:r>
+      <w:r>
         <w:rPr>
           <w:b/>
           <w:color w:val="000000" w:themeColor="text1"/>
@@ -2125,8 +2246,83 @@
           <w:u w:val="single"/>
           <w:lang w:val="en-IE"/>
         </w:rPr>
-      </w:pPr>
-      <w:r>
+        <w:t>:</w:t>
+      </w:r>
+      <w:proofErr w:type="gramEnd"/>
+    </w:p>
+    <w:p>
+      <w:pPr>
+        <w:jc w:val="both"/>
+        <w:rPr>
+          <w:b/>
+          <w:color w:val="000000" w:themeColor="text1"/>
+          <w:lang w:val="en-IE"/>
+        </w:rPr>
+      </w:pPr>
+      <w:r>
+        <w:rPr>
+          <w:b/>
+          <w:color w:val="000000" w:themeColor="text1"/>
+          <w:lang w:val="en-IE"/>
+        </w:rPr>
+        <w:t>software architecture</w:t>
+      </w:r>
+      <w:r>
+        <w:rPr>
+          <w:b/>
+          <w:color w:val="000000" w:themeColor="text1"/>
+          <w:lang w:val="en-IE"/>
+        </w:rPr>
+        <w:t>,</w:t>
+      </w:r>
+      <w:r>
+        <w:rPr>
+          <w:b/>
+          <w:color w:val="000000" w:themeColor="text1"/>
+          <w:lang w:val="en-IE"/>
+        </w:rPr>
+        <w:t xml:space="preserve"> object </w:t>
+      </w:r>
+      <w:proofErr w:type="gramStart"/>
+      <w:r>
+        <w:rPr>
+          <w:b/>
+          <w:color w:val="000000" w:themeColor="text1"/>
+          <w:lang w:val="en-IE"/>
+        </w:rPr>
+        <w:t xml:space="preserve">design </w:t>
+      </w:r>
+      <w:r>
+        <w:rPr>
+          <w:b/>
+          <w:color w:val="000000" w:themeColor="text1"/>
+          <w:lang w:val="en-IE"/>
+        </w:rPr>
+        <w:t>,</w:t>
+      </w:r>
+      <w:proofErr w:type="gramEnd"/>
+      <w:r>
+        <w:rPr>
+          <w:b/>
+          <w:color w:val="000000" w:themeColor="text1"/>
+          <w:lang w:val="en-IE"/>
+        </w:rPr>
+        <w:t xml:space="preserve"> implementation/coding</w:t>
+      </w:r>
+    </w:p>
+    <w:p>
+      <w:pPr>
+        <w:jc w:val="both"/>
+        <w:rPr>
+          <w:b/>
+          <w:color w:val="000000" w:themeColor="text1"/>
+          <w:lang w:val="en-IE"/>
+        </w:rPr>
+      </w:pPr>
+    </w:p>
+    <w:p>
+      <w:pPr>
+        <w:jc w:val="both"/>
         <w:rPr>
           <w:b/>
           <w:color w:val="000000" w:themeColor="text1"/>
@@ -2135,8 +2331,7 @@
           <w:u w:val="single"/>
           <w:lang w:val="en-IE"/>
         </w:rPr>
-        <w:t>GRASP (Principles)</w:t>
-      </w:r>
+      </w:pPr>
       <w:r>
         <w:rPr>
           <w:b/>
@@ -2146,7 +2341,7 @@
           <w:u w:val="single"/>
           <w:lang w:val="en-IE"/>
         </w:rPr>
-        <w:t xml:space="preserve"> </w:t>
+        <w:t>GRASP (Principles)</w:t>
       </w:r>
       <w:r>
         <w:rPr>
@@ -2157,7 +2352,7 @@
           <w:u w:val="single"/>
           <w:lang w:val="en-IE"/>
         </w:rPr>
-        <w:t>General Responsibility Assignment Software Patterns</w:t>
+        <w:t xml:space="preserve"> </w:t>
       </w:r>
       <w:r>
         <w:rPr>
@@ -2168,282 +2363,9 @@
           <w:u w:val="single"/>
           <w:lang w:val="en-IE"/>
         </w:rPr>
-        <w:t>:</w:t>
-      </w:r>
-    </w:p>
-    <w:p>
-      <w:pPr>
-        <w:jc w:val="both"/>
-        <w:rPr>
-          <w:bCs/>
-          <w:color w:val="000000" w:themeColor="text1"/>
-          <w:lang w:val="en-IE"/>
-        </w:rPr>
-      </w:pPr>
-      <w:r>
-        <w:rPr>
-          <w:b/>
-          <w:color w:val="000000" w:themeColor="text1"/>
-          <w:lang w:val="en-IE"/>
-        </w:rPr>
-        <w:t>Pattern:</w:t>
-      </w:r>
-      <w:r>
-        <w:rPr>
-          <w:bCs/>
-          <w:color w:val="000000" w:themeColor="text1"/>
-          <w:lang w:val="en-IE"/>
-        </w:rPr>
-        <w:t xml:space="preserve"> “a named description of a well-known problem and solution that can be applied to new contexts; ideally, a pattern advises us on how to apply its solution in varying circumstances and considers the forces and trade-offs”</w:t>
-      </w:r>
-    </w:p>
-    <w:p>
-      <w:pPr>
-        <w:jc w:val="both"/>
-        <w:rPr>
-          <w:bCs/>
-          <w:color w:val="000000" w:themeColor="text1"/>
-          <w:lang w:val="en-IE"/>
-        </w:rPr>
-      </w:pPr>
-      <w:r>
-        <w:rPr>
-          <w:bCs/>
-          <w:color w:val="000000" w:themeColor="text1"/>
-          <w:lang w:val="en-IE"/>
-        </w:rPr>
-        <w:t xml:space="preserve">GRASP and other design patterns help us map the domain model and the real world objects and responsibilities into a </w:t>
-      </w:r>
-      <w:r>
-        <w:rPr>
-          <w:bCs/>
-          <w:color w:val="000000" w:themeColor="text1"/>
-          <w:lang w:val="en-IE"/>
-        </w:rPr>
-        <w:t>class diagram for example, by following certain rules</w:t>
-      </w:r>
-      <w:r>
-        <w:rPr>
-          <w:bCs/>
-          <w:color w:val="000000" w:themeColor="text1"/>
-          <w:lang w:val="en-IE"/>
-        </w:rPr>
-        <w:t>.</w:t>
-      </w:r>
-    </w:p>
-    <w:p>
-      <w:pPr>
-        <w:jc w:val="both"/>
-        <w:rPr>
-          <w:bCs/>
-          <w:color w:val="000000" w:themeColor="text1"/>
-          <w:lang w:val="en-IE"/>
-        </w:rPr>
-      </w:pPr>
-      <w:r>
-        <w:rPr>
-          <w:bCs/>
-          <w:color w:val="000000" w:themeColor="text1"/>
-          <w:lang w:val="en-IE"/>
-        </w:rPr>
-        <w:t>GRASP consists of 9 core rules (principles) that guide how to design object-oriented software properly.</w:t>
-      </w:r>
-    </w:p>
-    <w:p>
-      <w:pPr>
-        <w:jc w:val="both"/>
-        <w:rPr>
-          <w:bCs/>
-          <w:color w:val="000000" w:themeColor="text1"/>
-          <w:lang w:val="en-IE"/>
-        </w:rPr>
-      </w:pPr>
-      <w:r>
-        <w:rPr>
-          <w:b/>
-          <w:color w:val="000000" w:themeColor="text1"/>
-          <w:lang w:val="en-IE"/>
-        </w:rPr>
-        <w:t>1.</w:t>
-      </w:r>
-      <w:r>
-        <w:rPr>
-          <w:bCs/>
-          <w:color w:val="000000" w:themeColor="text1"/>
-          <w:lang w:val="en-IE"/>
-        </w:rPr>
-        <w:t xml:space="preserve"> Information Expert or just “Expert” (the pattern we just applied) </w:t>
-      </w:r>
-      <w:r>
-        <w:rPr>
-          <w:b/>
-          <w:color w:val="000000" w:themeColor="text1"/>
-          <w:lang w:val="en-IE"/>
-        </w:rPr>
-        <w:t>2.</w:t>
-      </w:r>
-      <w:r>
-        <w:rPr>
-          <w:bCs/>
-          <w:color w:val="000000" w:themeColor="text1"/>
-          <w:lang w:val="en-IE"/>
-        </w:rPr>
-        <w:t xml:space="preserve"> Creator </w:t>
-      </w:r>
-      <w:r>
-        <w:rPr>
-          <w:b/>
-          <w:color w:val="000000" w:themeColor="text1"/>
-          <w:lang w:val="en-IE"/>
-        </w:rPr>
-        <w:t>3.</w:t>
-      </w:r>
-      <w:r>
-        <w:rPr>
-          <w:bCs/>
-          <w:color w:val="000000" w:themeColor="text1"/>
-          <w:lang w:val="en-IE"/>
-        </w:rPr>
-        <w:t xml:space="preserve"> Controller </w:t>
-      </w:r>
-    </w:p>
-    <w:p>
-      <w:pPr>
-        <w:jc w:val="both"/>
-        <w:rPr>
-          <w:bCs/>
-          <w:color w:val="000000" w:themeColor="text1"/>
-          <w:lang w:val="en-IE"/>
-        </w:rPr>
-      </w:pPr>
-      <w:r>
-        <w:rPr>
-          <w:b/>
-          <w:color w:val="000000" w:themeColor="text1"/>
-          <w:lang w:val="en-IE"/>
-        </w:rPr>
-        <w:t>4.</w:t>
-      </w:r>
-      <w:r>
-        <w:rPr>
-          <w:bCs/>
-          <w:color w:val="000000" w:themeColor="text1"/>
-          <w:lang w:val="en-IE"/>
-        </w:rPr>
-        <w:t xml:space="preserve"> Low Coupling </w:t>
-      </w:r>
-      <w:r>
-        <w:rPr>
-          <w:b/>
-          <w:color w:val="000000" w:themeColor="text1"/>
-          <w:lang w:val="en-IE"/>
-        </w:rPr>
-        <w:t>5.</w:t>
-      </w:r>
-      <w:r>
-        <w:rPr>
-          <w:bCs/>
-          <w:color w:val="000000" w:themeColor="text1"/>
-          <w:lang w:val="en-IE"/>
-        </w:rPr>
-        <w:t xml:space="preserve"> High Cohesion </w:t>
-      </w:r>
-      <w:r>
-        <w:rPr>
-          <w:b/>
-          <w:color w:val="000000" w:themeColor="text1"/>
-          <w:lang w:val="en-IE"/>
-        </w:rPr>
-        <w:t>6. P</w:t>
-      </w:r>
-      <w:r>
-        <w:rPr>
-          <w:bCs/>
-          <w:color w:val="000000" w:themeColor="text1"/>
-          <w:lang w:val="en-IE"/>
-        </w:rPr>
-        <w:t xml:space="preserve">olymorphism </w:t>
-      </w:r>
-      <w:r>
-        <w:rPr>
-          <w:b/>
-          <w:color w:val="000000" w:themeColor="text1"/>
-          <w:lang w:val="en-IE"/>
-        </w:rPr>
-        <w:t xml:space="preserve">7. </w:t>
-      </w:r>
-      <w:r>
-        <w:rPr>
-          <w:bCs/>
-          <w:color w:val="000000" w:themeColor="text1"/>
-          <w:lang w:val="en-IE"/>
-        </w:rPr>
-        <w:t xml:space="preserve">Pure Fabrication </w:t>
-      </w:r>
-      <w:r>
-        <w:rPr>
-          <w:b/>
-          <w:color w:val="000000" w:themeColor="text1"/>
-          <w:lang w:val="en-IE"/>
-        </w:rPr>
-        <w:t>8.</w:t>
-      </w:r>
-      <w:r>
-        <w:rPr>
-          <w:bCs/>
-          <w:color w:val="000000" w:themeColor="text1"/>
-          <w:lang w:val="en-IE"/>
-        </w:rPr>
-        <w:t xml:space="preserve"> Indirection </w:t>
-      </w:r>
-    </w:p>
-    <w:p>
-      <w:pPr>
-        <w:jc w:val="both"/>
-        <w:rPr>
-          <w:bCs/>
-          <w:color w:val="000000" w:themeColor="text1"/>
-          <w:lang w:val="en-AU"/>
-        </w:rPr>
-      </w:pPr>
-      <w:r>
-        <w:rPr>
-          <w:b/>
-          <w:color w:val="000000" w:themeColor="text1"/>
-          <w:lang w:val="en-IE"/>
-        </w:rPr>
-        <w:t>9.</w:t>
-      </w:r>
-      <w:r>
-        <w:rPr>
-          <w:bCs/>
-          <w:color w:val="000000" w:themeColor="text1"/>
-          <w:lang w:val="en-IE"/>
-        </w:rPr>
-        <w:t xml:space="preserve"> </w:t>
-      </w:r>
-      <w:r>
-        <w:rPr>
-          <w:bCs/>
-          <w:color w:val="000000" w:themeColor="text1"/>
-          <w:lang w:val="en-AU"/>
-        </w:rPr>
-        <w:t>Protected Variations</w:t>
-      </w:r>
-    </w:p>
-    <w:p>
-      <w:pPr>
-        <w:jc w:val="both"/>
-        <w:rPr>
-          <w:bCs/>
-          <w:color w:val="000000" w:themeColor="text1"/>
-          <w:lang w:val="en-AU"/>
-        </w:rPr>
-      </w:pPr>
-    </w:p>
-    <w:p>
-      <w:pPr>
-        <w:jc w:val="both"/>
+        <w:t>General Responsibility Assignment Software Patterns</w:t>
+      </w:r>
+      <w:r>
         <w:rPr>
           <w:b/>
           <w:color w:val="000000" w:themeColor="text1"/>
@@ -2452,8 +2374,300 @@
           <w:u w:val="single"/>
           <w:lang w:val="en-IE"/>
         </w:rPr>
-      </w:pPr>
-      <w:r>
+        <w:t>:</w:t>
+      </w:r>
+    </w:p>
+    <w:p>
+      <w:pPr>
+        <w:jc w:val="both"/>
+        <w:rPr>
+          <w:bCs/>
+          <w:color w:val="000000" w:themeColor="text1"/>
+          <w:lang w:val="en-IE"/>
+        </w:rPr>
+      </w:pPr>
+      <w:r>
+        <w:rPr>
+          <w:b/>
+          <w:color w:val="000000" w:themeColor="text1"/>
+          <w:lang w:val="en-IE"/>
+        </w:rPr>
+        <w:t>Pattern:</w:t>
+      </w:r>
+      <w:r>
+        <w:rPr>
+          <w:bCs/>
+          <w:color w:val="000000" w:themeColor="text1"/>
+          <w:lang w:val="en-IE"/>
+        </w:rPr>
+        <w:t xml:space="preserve"> “a named description of a well-known problem and solution that can be applied to new contexts; ideally, a pattern advises us on how to apply its solution in varying circumstances and considers the forces and trade-offs”</w:t>
+      </w:r>
+    </w:p>
+    <w:p>
+      <w:pPr>
+        <w:jc w:val="both"/>
+        <w:rPr>
+          <w:bCs/>
+          <w:color w:val="000000" w:themeColor="text1"/>
+          <w:lang w:val="en-IE"/>
+        </w:rPr>
+      </w:pPr>
+      <w:r>
+        <w:rPr>
+          <w:bCs/>
+          <w:color w:val="000000" w:themeColor="text1"/>
+          <w:lang w:val="en-IE"/>
+        </w:rPr>
+        <w:t xml:space="preserve">GRASP and other design patterns help us map the domain model and the </w:t>
+      </w:r>
+      <w:proofErr w:type="gramStart"/>
+      <w:r>
+        <w:rPr>
+          <w:bCs/>
+          <w:color w:val="000000" w:themeColor="text1"/>
+          <w:lang w:val="en-IE"/>
+        </w:rPr>
+        <w:t>real world</w:t>
+      </w:r>
+      <w:proofErr w:type="gramEnd"/>
+      <w:r>
+        <w:rPr>
+          <w:bCs/>
+          <w:color w:val="000000" w:themeColor="text1"/>
+          <w:lang w:val="en-IE"/>
+        </w:rPr>
+        <w:t xml:space="preserve"> objects and responsibilities into a </w:t>
+      </w:r>
+      <w:r>
+        <w:rPr>
+          <w:bCs/>
+          <w:color w:val="000000" w:themeColor="text1"/>
+          <w:lang w:val="en-IE"/>
+        </w:rPr>
+        <w:t>class diagram for example, by following certain rules</w:t>
+      </w:r>
+      <w:r>
+        <w:rPr>
+          <w:bCs/>
+          <w:color w:val="000000" w:themeColor="text1"/>
+          <w:lang w:val="en-IE"/>
+        </w:rPr>
+        <w:t>.</w:t>
+      </w:r>
+    </w:p>
+    <w:p>
+      <w:pPr>
+        <w:jc w:val="both"/>
+        <w:rPr>
+          <w:bCs/>
+          <w:color w:val="000000" w:themeColor="text1"/>
+          <w:lang w:val="en-IE"/>
+        </w:rPr>
+      </w:pPr>
+      <w:r>
+        <w:rPr>
+          <w:bCs/>
+          <w:color w:val="000000" w:themeColor="text1"/>
+          <w:lang w:val="en-IE"/>
+        </w:rPr>
+        <w:t>GRASP consists of 9 core rules (principles) that guide how to design object-oriented software properly.</w:t>
+      </w:r>
+    </w:p>
+    <w:p>
+      <w:pPr>
+        <w:jc w:val="both"/>
+        <w:rPr>
+          <w:bCs/>
+          <w:color w:val="000000" w:themeColor="text1"/>
+          <w:lang w:val="en-IE"/>
+        </w:rPr>
+      </w:pPr>
+      <w:r>
+        <w:rPr>
+          <w:b/>
+          <w:color w:val="000000" w:themeColor="text1"/>
+          <w:lang w:val="en-IE"/>
+        </w:rPr>
+        <w:t>1.</w:t>
+      </w:r>
+      <w:r>
+        <w:rPr>
+          <w:bCs/>
+          <w:color w:val="000000" w:themeColor="text1"/>
+          <w:lang w:val="en-IE"/>
+        </w:rPr>
+        <w:t xml:space="preserve"> Information Expert or just “Expert” (the pattern we just applied) </w:t>
+      </w:r>
+      <w:r>
+        <w:rPr>
+          <w:b/>
+          <w:color w:val="000000" w:themeColor="text1"/>
+          <w:lang w:val="en-IE"/>
+        </w:rPr>
+        <w:t>2.</w:t>
+      </w:r>
+      <w:r>
+        <w:rPr>
+          <w:bCs/>
+          <w:color w:val="000000" w:themeColor="text1"/>
+          <w:lang w:val="en-IE"/>
+        </w:rPr>
+        <w:t xml:space="preserve"> Creator </w:t>
+      </w:r>
+      <w:r>
+        <w:rPr>
+          <w:b/>
+          <w:color w:val="000000" w:themeColor="text1"/>
+          <w:lang w:val="en-IE"/>
+        </w:rPr>
+        <w:t>3.</w:t>
+      </w:r>
+      <w:r>
+        <w:rPr>
+          <w:bCs/>
+          <w:color w:val="000000" w:themeColor="text1"/>
+          <w:lang w:val="en-IE"/>
+        </w:rPr>
+        <w:t xml:space="preserve"> Controller </w:t>
+      </w:r>
+    </w:p>
+    <w:p>
+      <w:pPr>
+        <w:jc w:val="both"/>
+        <w:rPr>
+          <w:bCs/>
+          <w:color w:val="000000" w:themeColor="text1"/>
+          <w:lang w:val="en-IE"/>
+        </w:rPr>
+      </w:pPr>
+      <w:r>
+        <w:rPr>
+          <w:b/>
+          <w:color w:val="000000" w:themeColor="text1"/>
+          <w:lang w:val="en-IE"/>
+        </w:rPr>
+        <w:t>4.</w:t>
+      </w:r>
+      <w:r>
+        <w:rPr>
+          <w:bCs/>
+          <w:color w:val="000000" w:themeColor="text1"/>
+          <w:lang w:val="en-IE"/>
+        </w:rPr>
+        <w:t xml:space="preserve"> Low Coupling </w:t>
+      </w:r>
+      <w:r>
+        <w:rPr>
+          <w:b/>
+          <w:color w:val="000000" w:themeColor="text1"/>
+          <w:lang w:val="en-IE"/>
+        </w:rPr>
+        <w:t>5.</w:t>
+      </w:r>
+      <w:r>
+        <w:rPr>
+          <w:bCs/>
+          <w:color w:val="000000" w:themeColor="text1"/>
+          <w:lang w:val="en-IE"/>
+        </w:rPr>
+        <w:t xml:space="preserve"> High Cohesion </w:t>
+      </w:r>
+      <w:r>
+        <w:rPr>
+          <w:b/>
+          <w:color w:val="000000" w:themeColor="text1"/>
+          <w:lang w:val="en-IE"/>
+        </w:rPr>
+        <w:t>6. P</w:t>
+      </w:r>
+      <w:r>
+        <w:rPr>
+          <w:bCs/>
+          <w:color w:val="000000" w:themeColor="text1"/>
+          <w:lang w:val="en-IE"/>
+        </w:rPr>
+        <w:t xml:space="preserve">olymorphism </w:t>
+      </w:r>
+      <w:r>
+        <w:rPr>
+          <w:b/>
+          <w:color w:val="000000" w:themeColor="text1"/>
+          <w:lang w:val="en-IE"/>
+        </w:rPr>
+        <w:t xml:space="preserve">7. </w:t>
+      </w:r>
+      <w:r>
+        <w:rPr>
+          <w:bCs/>
+          <w:color w:val="000000" w:themeColor="text1"/>
+          <w:lang w:val="en-IE"/>
+        </w:rPr>
+        <w:t xml:space="preserve">Pure Fabrication </w:t>
+      </w:r>
+      <w:r>
+        <w:rPr>
+          <w:b/>
+          <w:color w:val="000000" w:themeColor="text1"/>
+          <w:lang w:val="en-IE"/>
+        </w:rPr>
+        <w:t>8.</w:t>
+      </w:r>
+      <w:r>
+        <w:rPr>
+          <w:bCs/>
+          <w:color w:val="000000" w:themeColor="text1"/>
+          <w:lang w:val="en-IE"/>
+        </w:rPr>
+        <w:t xml:space="preserve"> Indirection </w:t>
+      </w:r>
+    </w:p>
+    <w:p>
+      <w:pPr>
+        <w:jc w:val="both"/>
+        <w:rPr>
+          <w:bCs/>
+          <w:color w:val="000000" w:themeColor="text1"/>
+          <w:lang w:val="en-AU"/>
+        </w:rPr>
+      </w:pPr>
+      <w:r>
+        <w:rPr>
+          <w:b/>
+          <w:color w:val="000000" w:themeColor="text1"/>
+          <w:lang w:val="en-IE"/>
+        </w:rPr>
+        <w:t>9.</w:t>
+      </w:r>
+      <w:r>
+        <w:rPr>
+          <w:bCs/>
+          <w:color w:val="000000" w:themeColor="text1"/>
+          <w:lang w:val="en-IE"/>
+        </w:rPr>
+        <w:t xml:space="preserve"> </w:t>
+      </w:r>
+      <w:r>
+        <w:rPr>
+          <w:bCs/>
+          <w:color w:val="000000" w:themeColor="text1"/>
+          <w:lang w:val="en-AU"/>
+        </w:rPr>
+        <w:t>Protected Variations</w:t>
+      </w:r>
+    </w:p>
+    <w:p>
+      <w:pPr>
+        <w:jc w:val="both"/>
+        <w:rPr>
+          <w:bCs/>
+          <w:color w:val="000000" w:themeColor="text1"/>
+          <w:lang w:val="en-AU"/>
+        </w:rPr>
+      </w:pPr>
+    </w:p>
+    <w:p>
+      <w:pPr>
+        <w:jc w:val="both"/>
         <w:rPr>
           <w:b/>
           <w:color w:val="000000" w:themeColor="text1"/>
@@ -2462,10 +2676,7 @@
           <w:u w:val="single"/>
           <w:lang w:val="en-IE"/>
         </w:rPr>
-        <w:lastRenderedPageBreak/>
-        <w:t xml:space="preserve">Relationship between </w:t>
-      </w:r>
-      <w:proofErr w:type="spellStart"/>
+      </w:pPr>
       <w:r>
         <w:rPr>
           <w:b/>
@@ -2475,9 +2686,10 @@
           <w:u w:val="single"/>
           <w:lang w:val="en-IE"/>
         </w:rPr>
-        <w:t>GoF</w:t>
-      </w:r>
-      <w:proofErr w:type="spellEnd"/>
+        <w:lastRenderedPageBreak/>
+        <w:t xml:space="preserve">Relationship between </w:t>
+      </w:r>
+      <w:proofErr w:type="spellStart"/>
       <w:r>
         <w:rPr>
           <w:b/>
@@ -2487,1276 +2699,10 @@
           <w:u w:val="single"/>
           <w:lang w:val="en-IE"/>
         </w:rPr>
-        <w:t xml:space="preserve"> and GRASP:</w:t>
-      </w:r>
-    </w:p>
-    <w:p>
-      <w:pPr>
-        <w:jc w:val="both"/>
-        <w:rPr>
-          <w:bCs/>
-          <w:color w:val="000000" w:themeColor="text1"/>
-          <w:lang w:val="en-IE"/>
-        </w:rPr>
-      </w:pPr>
-      <w:proofErr w:type="spellStart"/>
-      <w:r>
-        <w:rPr>
-          <w:bCs/>
-          <w:color w:val="000000" w:themeColor="text1"/>
-          <w:lang w:val="en-IE"/>
-        </w:rPr>
         <w:t>GoF</w:t>
       </w:r>
       <w:proofErr w:type="spellEnd"/>
       <w:r>
-        <w:rPr>
-          <w:bCs/>
-          <w:color w:val="000000" w:themeColor="text1"/>
-          <w:lang w:val="en-IE"/>
-        </w:rPr>
-        <w:t xml:space="preserve"> is gang of four and </w:t>
-      </w:r>
-      <w:proofErr w:type="spellStart"/>
-      <w:r>
-        <w:rPr>
-          <w:bCs/>
-          <w:color w:val="000000" w:themeColor="text1"/>
-          <w:lang w:val="en-IE"/>
-        </w:rPr>
-        <w:t>its</w:t>
-      </w:r>
-      <w:proofErr w:type="spellEnd"/>
-      <w:r>
-        <w:rPr>
-          <w:bCs/>
-          <w:color w:val="000000" w:themeColor="text1"/>
-          <w:lang w:val="en-IE"/>
-        </w:rPr>
-        <w:t xml:space="preserve"> another OO design pattern </w:t>
-      </w:r>
-    </w:p>
-    <w:p>
-      <w:pPr>
-        <w:jc w:val="both"/>
-        <w:rPr>
-          <w:bCs/>
-          <w:color w:val="000000" w:themeColor="text1"/>
-          <w:lang w:val="en-IE"/>
-        </w:rPr>
-      </w:pPr>
-      <w:r>
-        <w:rPr>
-          <w:bCs/>
-          <w:color w:val="000000" w:themeColor="text1"/>
-          <w:lang w:val="en-IE"/>
-        </w:rPr>
-        <w:t xml:space="preserve">GRASP represents fundamental object-oriented design principles and can be seen as the “alphabet” of design patterns, while </w:t>
-      </w:r>
-      <w:proofErr w:type="spellStart"/>
-      <w:r>
-        <w:rPr>
-          <w:bCs/>
-          <w:color w:val="000000" w:themeColor="text1"/>
-          <w:lang w:val="en-IE"/>
-        </w:rPr>
-        <w:t>GoF</w:t>
-      </w:r>
-      <w:proofErr w:type="spellEnd"/>
-      <w:r>
-        <w:rPr>
-          <w:bCs/>
-          <w:color w:val="000000" w:themeColor="text1"/>
-          <w:lang w:val="en-IE"/>
-        </w:rPr>
-        <w:t xml:space="preserve"> and other design patterns are more specialized solutions that build on or apply these principles.</w:t>
-      </w:r>
-    </w:p>
-    <w:p>
-      <w:pPr>
-        <w:jc w:val="both"/>
-        <w:rPr>
-          <w:bCs/>
-          <w:color w:val="000000" w:themeColor="text1"/>
-          <w:lang w:val="en-IE"/>
-        </w:rPr>
-      </w:pPr>
-      <w:r>
-        <w:rPr>
-          <w:bCs/>
-          <w:color w:val="000000" w:themeColor="text1"/>
-          <w:lang w:val="en-IE"/>
-        </w:rPr>
-        <w:t>GRASP will be referred to as design principles</w:t>
-      </w:r>
-    </w:p>
-    <w:p>
-      <w:pPr>
-        <w:jc w:val="both"/>
-        <w:rPr>
-          <w:bCs/>
-          <w:color w:val="000000" w:themeColor="text1"/>
-          <w:lang w:val="en-IE"/>
-        </w:rPr>
-      </w:pPr>
-      <w:r>
-        <w:rPr>
-          <w:b/>
-          <w:color w:val="000000" w:themeColor="text1"/>
-          <w:lang w:val="en-IE"/>
-        </w:rPr>
-        <w:t>Creator</w:t>
-      </w:r>
-      <w:r>
-        <w:rPr>
-          <w:b/>
-          <w:color w:val="000000" w:themeColor="text1"/>
-          <w:lang w:val="en-IE"/>
-        </w:rPr>
-        <w:t xml:space="preserve">: </w:t>
-      </w:r>
-      <w:r>
-        <w:rPr>
-          <w:bCs/>
-          <w:color w:val="000000" w:themeColor="text1"/>
-          <w:lang w:val="en-IE"/>
-        </w:rPr>
-        <w:t xml:space="preserve">it </w:t>
-      </w:r>
-      <w:r>
-        <w:rPr>
-          <w:bCs/>
-          <w:color w:val="000000" w:themeColor="text1"/>
-          <w:lang w:val="en-IE"/>
-        </w:rPr>
-        <w:t>solve</w:t>
-      </w:r>
-      <w:r>
-        <w:rPr>
-          <w:bCs/>
-          <w:color w:val="000000" w:themeColor="text1"/>
-          <w:lang w:val="en-IE"/>
-        </w:rPr>
-        <w:t>s</w:t>
-      </w:r>
-      <w:r>
-        <w:rPr>
-          <w:bCs/>
-          <w:color w:val="000000" w:themeColor="text1"/>
-          <w:lang w:val="en-IE"/>
-        </w:rPr>
-        <w:t xml:space="preserve"> the problem of deciding which class is responsible for creating another class and this approach is </w:t>
-      </w:r>
-      <w:r>
-        <w:rPr>
-          <w:bCs/>
-          <w:color w:val="000000" w:themeColor="text1"/>
-          <w:lang w:val="en-IE"/>
-        </w:rPr>
-        <w:t>similarly</w:t>
-      </w:r>
-      <w:r>
-        <w:rPr>
-          <w:bCs/>
-          <w:color w:val="000000" w:themeColor="text1"/>
-          <w:lang w:val="en-IE"/>
-        </w:rPr>
-        <w:t xml:space="preserve"> used in</w:t>
-      </w:r>
-      <w:r>
-        <w:rPr>
-          <w:bCs/>
-          <w:color w:val="000000" w:themeColor="text1"/>
-          <w:lang w:val="en-IE"/>
-        </w:rPr>
-        <w:t xml:space="preserve"> or reflected on</w:t>
-      </w:r>
-      <w:r>
-        <w:rPr>
-          <w:bCs/>
-          <w:color w:val="000000" w:themeColor="text1"/>
-          <w:lang w:val="en-IE"/>
-        </w:rPr>
-        <w:t xml:space="preserve"> the </w:t>
-      </w:r>
-      <w:proofErr w:type="spellStart"/>
-      <w:r>
-        <w:rPr>
-          <w:bCs/>
-          <w:color w:val="000000" w:themeColor="text1"/>
-          <w:lang w:val="en-IE"/>
-        </w:rPr>
-        <w:t>GoF</w:t>
-      </w:r>
-      <w:proofErr w:type="spellEnd"/>
-      <w:r>
-        <w:rPr>
-          <w:bCs/>
-          <w:color w:val="000000" w:themeColor="text1"/>
-          <w:lang w:val="en-IE"/>
-        </w:rPr>
-        <w:t xml:space="preserve"> pattern int the </w:t>
-      </w:r>
-      <w:r>
-        <w:rPr>
-          <w:bCs/>
-          <w:color w:val="000000" w:themeColor="text1"/>
-          <w:lang w:val="en-IE"/>
-        </w:rPr>
-        <w:t>concrete</w:t>
-      </w:r>
-      <w:r>
-        <w:rPr>
-          <w:bCs/>
-          <w:color w:val="000000" w:themeColor="text1"/>
-          <w:lang w:val="en-IE"/>
-        </w:rPr>
-        <w:t>/abstraction factory</w:t>
-      </w:r>
-    </w:p>
-    <w:p>
-      <w:pPr>
-        <w:jc w:val="both"/>
-        <w:rPr>
-          <w:bCs/>
-          <w:color w:val="000000" w:themeColor="text1"/>
-          <w:lang w:val="en-IE"/>
-        </w:rPr>
-      </w:pPr>
-      <w:r>
-        <w:rPr>
-          <w:bCs/>
-          <w:color w:val="000000" w:themeColor="text1"/>
-          <w:lang w:val="en-IE"/>
-        </w:rPr>
-        <w:t>Assign class B the responsibility to create an instance of class A if one of these is true (the more the better)</w:t>
-      </w:r>
-      <w:r>
-        <w:rPr>
-          <w:bCs/>
-          <w:color w:val="000000" w:themeColor="text1"/>
-          <w:lang w:val="en-IE"/>
-        </w:rPr>
-        <w:t xml:space="preserve">; </w:t>
-      </w:r>
-    </w:p>
-    <w:p>
-      <w:pPr>
-        <w:jc w:val="both"/>
-        <w:rPr>
-          <w:bCs/>
-          <w:color w:val="000000" w:themeColor="text1"/>
-          <w:lang w:val="en-IE"/>
-        </w:rPr>
-      </w:pPr>
-      <w:r>
-        <w:rPr>
-          <w:bCs/>
-          <w:color w:val="000000" w:themeColor="text1"/>
-          <w:lang w:val="en-IE"/>
-        </w:rPr>
-        <w:t xml:space="preserve">B contains A, </w:t>
-      </w:r>
-      <w:r>
-        <w:rPr>
-          <w:bCs/>
-          <w:color w:val="000000" w:themeColor="text1"/>
-          <w:lang w:val="en-IE"/>
-        </w:rPr>
-        <w:t xml:space="preserve">so for example sale creates </w:t>
-      </w:r>
-      <w:proofErr w:type="spellStart"/>
-      <w:r>
-        <w:rPr>
-          <w:bCs/>
-          <w:color w:val="000000" w:themeColor="text1"/>
-          <w:lang w:val="en-IE"/>
-        </w:rPr>
-        <w:t>LineItem</w:t>
-      </w:r>
-      <w:proofErr w:type="spellEnd"/>
-      <w:r>
-        <w:rPr>
-          <w:bCs/>
-          <w:color w:val="000000" w:themeColor="text1"/>
-          <w:lang w:val="en-IE"/>
-        </w:rPr>
-        <w:t xml:space="preserve">. It creates and control it, A still can exist outside of B but B </w:t>
-      </w:r>
-      <w:r>
-        <w:rPr>
-          <w:bCs/>
-          <w:color w:val="000000" w:themeColor="text1"/>
-          <w:lang w:val="en-IE"/>
-        </w:rPr>
-        <w:t>creates it and control it.</w:t>
-      </w:r>
-    </w:p>
-    <w:p>
-      <w:pPr>
-        <w:jc w:val="both"/>
-        <w:rPr>
-          <w:bCs/>
-          <w:color w:val="000000" w:themeColor="text1"/>
-          <w:lang w:val="en-IE"/>
-        </w:rPr>
-      </w:pPr>
-      <w:r>
-        <w:rPr>
-          <w:bCs/>
-          <w:color w:val="000000" w:themeColor="text1"/>
-          <w:lang w:val="en-IE"/>
-        </w:rPr>
-        <w:t>B records A meaning that B references A</w:t>
-      </w:r>
-      <w:r>
-        <w:rPr>
-          <w:bCs/>
-          <w:color w:val="000000" w:themeColor="text1"/>
-          <w:lang w:val="en-IE"/>
-        </w:rPr>
-        <w:t xml:space="preserve">, </w:t>
-      </w:r>
-      <w:r>
-        <w:rPr>
-          <w:bCs/>
-          <w:color w:val="000000" w:themeColor="text1"/>
-          <w:lang w:val="en-IE"/>
-        </w:rPr>
-        <w:t>B relies a lot on A</w:t>
-      </w:r>
-      <w:r>
-        <w:rPr>
-          <w:bCs/>
-          <w:color w:val="000000" w:themeColor="text1"/>
-          <w:lang w:val="en-IE"/>
-        </w:rPr>
-        <w:t xml:space="preserve">, </w:t>
-      </w:r>
-      <w:r>
-        <w:rPr>
-          <w:bCs/>
-          <w:color w:val="000000" w:themeColor="text1"/>
-          <w:lang w:val="en-IE"/>
-        </w:rPr>
-        <w:t>Or B initializes the data of A</w:t>
-      </w:r>
-    </w:p>
-    <w:p>
-      <w:pPr>
-        <w:jc w:val="both"/>
-        <w:rPr>
-          <w:bCs/>
-          <w:color w:val="000000" w:themeColor="text1"/>
-          <w:lang w:val="en-IE"/>
-        </w:rPr>
-      </w:pPr>
-      <w:r>
-        <w:rPr>
-          <w:bCs/>
-          <w:color w:val="000000" w:themeColor="text1"/>
-          <w:lang w:val="en-IE"/>
-        </w:rPr>
-        <w:t xml:space="preserve">Example: </w:t>
-      </w:r>
-      <w:r>
-        <w:rPr>
-          <w:bCs/>
-          <w:color w:val="000000" w:themeColor="text1"/>
-          <w:lang w:val="en-IE"/>
-        </w:rPr>
-        <w:t xml:space="preserve">Creator of </w:t>
-      </w:r>
-      <w:proofErr w:type="spellStart"/>
-      <w:r>
-        <w:rPr>
-          <w:bCs/>
-          <w:color w:val="000000" w:themeColor="text1"/>
-          <w:lang w:val="en-IE"/>
-        </w:rPr>
-        <w:t>SalesLineItem</w:t>
-      </w:r>
-      <w:proofErr w:type="spellEnd"/>
-    </w:p>
-    <w:p>
-      <w:pPr>
-        <w:jc w:val="both"/>
-        <w:rPr>
-          <w:bCs/>
-          <w:color w:val="000000" w:themeColor="text1"/>
-          <w:lang w:val="en-IE"/>
-        </w:rPr>
-      </w:pPr>
-      <w:r>
-        <w:rPr>
-          <w:bCs/>
-          <w:color w:val="000000" w:themeColor="text1"/>
-          <w:lang w:val="en-IE"/>
-        </w:rPr>
-        <w:t xml:space="preserve">here register is the creator of sale and the sale is the creator of </w:t>
-      </w:r>
-      <w:proofErr w:type="spellStart"/>
-      <w:r>
-        <w:rPr>
-          <w:bCs/>
-          <w:color w:val="000000" w:themeColor="text1"/>
-          <w:lang w:val="en-IE"/>
-        </w:rPr>
-        <w:t>saleslineitem</w:t>
-      </w:r>
-      <w:proofErr w:type="spellEnd"/>
-      <w:r>
-        <w:rPr>
-          <w:bCs/>
-          <w:color w:val="000000" w:themeColor="text1"/>
-          <w:lang w:val="en-IE"/>
-        </w:rPr>
-        <w:t xml:space="preserve"> according to creator grasp</w:t>
-      </w:r>
-    </w:p>
-    <w:p>
-      <w:pPr>
-        <w:jc w:val="both"/>
-        <w:rPr>
-          <w:bCs/>
-          <w:color w:val="000000" w:themeColor="text1"/>
-          <w:lang w:val="en-IE"/>
-        </w:rPr>
-      </w:pPr>
-    </w:p>
-    <w:p>
-      <w:pPr>
-        <w:jc w:val="both"/>
-        <w:rPr>
-          <w:bCs/>
-          <w:color w:val="000000" w:themeColor="text1"/>
-          <w:lang w:val="en-IE"/>
-        </w:rPr>
-      </w:pPr>
-      <w:r>
-        <w:rPr>
-          <w:b/>
-          <w:bCs/>
-          <w:color w:val="000000" w:themeColor="text1"/>
-          <w:lang w:val="en-IE"/>
-        </w:rPr>
-        <w:t>Low Coupling</w:t>
-      </w:r>
-      <w:r>
-        <w:rPr>
-          <w:b/>
-          <w:color w:val="000000" w:themeColor="text1"/>
-          <w:lang w:val="en-IE"/>
-        </w:rPr>
-        <w:t xml:space="preserve">: </w:t>
-      </w:r>
-      <w:r>
-        <w:rPr>
-          <w:bCs/>
-          <w:color w:val="000000" w:themeColor="text1"/>
-          <w:lang w:val="en-IE"/>
-        </w:rPr>
-        <w:t>focuses on reducing how much classes depend on each other</w:t>
-      </w:r>
-      <w:r>
-        <w:rPr>
-          <w:bCs/>
-          <w:color w:val="000000" w:themeColor="text1"/>
-          <w:lang w:val="en-IE"/>
-        </w:rPr>
-        <w:t>, and how much change can impact the entire software, and optimize the objects reuse</w:t>
-      </w:r>
-    </w:p>
-    <w:p>
-      <w:pPr>
-        <w:jc w:val="both"/>
-        <w:rPr>
-          <w:bCs/>
-          <w:color w:val="000000" w:themeColor="text1"/>
-          <w:lang w:val="en-IE"/>
-        </w:rPr>
-      </w:pPr>
-      <w:r>
-        <w:rPr>
-          <w:b/>
-          <w:color w:val="000000" w:themeColor="text1"/>
-          <w:lang w:val="en-IE"/>
-        </w:rPr>
-        <w:t>Coupling</w:t>
-      </w:r>
-      <w:r>
-        <w:rPr>
-          <w:b/>
-          <w:color w:val="000000" w:themeColor="text1"/>
-          <w:lang w:val="en-IE"/>
-        </w:rPr>
-        <w:t xml:space="preserve">: </w:t>
-      </w:r>
-      <w:r>
-        <w:rPr>
-          <w:bCs/>
-          <w:color w:val="000000" w:themeColor="text1"/>
-          <w:lang w:val="en-IE"/>
-        </w:rPr>
-        <w:t>measure of how strongly one software element is connected to, has knowledge of, or relies on other software elements</w:t>
-      </w:r>
-    </w:p>
-    <w:p>
-      <w:pPr>
-        <w:jc w:val="both"/>
-        <w:rPr>
-          <w:bCs/>
-          <w:color w:val="000000" w:themeColor="text1"/>
-          <w:lang w:val="en-IE"/>
-        </w:rPr>
-      </w:pPr>
-      <w:r>
-        <w:rPr>
-          <w:b/>
-          <w:color w:val="000000" w:themeColor="text1"/>
-          <w:lang w:val="en-IE"/>
-        </w:rPr>
-        <w:t>Solution:</w:t>
-      </w:r>
-      <w:r>
-        <w:rPr>
-          <w:b/>
-          <w:color w:val="000000" w:themeColor="text1"/>
-          <w:lang w:val="en-IE"/>
-        </w:rPr>
-        <w:t xml:space="preserve"> </w:t>
-      </w:r>
-      <w:r>
-        <w:rPr>
-          <w:bCs/>
-          <w:color w:val="000000" w:themeColor="text1"/>
-          <w:lang w:val="en-IE"/>
-        </w:rPr>
-        <w:t>You achieve Low Coupling by distributing responsibilities carefully so that each class only depends on the few objects it truly needs.</w:t>
-      </w:r>
-    </w:p>
-    <w:p>
-      <w:pPr>
-        <w:jc w:val="both"/>
-        <w:rPr>
-          <w:bCs/>
-          <w:color w:val="000000" w:themeColor="text1"/>
-          <w:lang w:val="en-IE"/>
-        </w:rPr>
-      </w:pPr>
-      <w:r>
-        <w:rPr>
-          <w:b/>
-          <w:color w:val="000000" w:themeColor="text1"/>
-          <w:lang w:val="en-IE"/>
-        </w:rPr>
-        <w:t>Benefits:</w:t>
-      </w:r>
-      <w:r>
-        <w:rPr>
-          <w:bCs/>
-          <w:color w:val="000000" w:themeColor="text1"/>
-          <w:lang w:val="en-IE"/>
-        </w:rPr>
-        <w:t xml:space="preserve"> Design of classes that are more independent</w:t>
-      </w:r>
-      <w:r>
-        <w:rPr>
-          <w:bCs/>
-          <w:color w:val="000000" w:themeColor="text1"/>
-          <w:lang w:val="en-IE"/>
-        </w:rPr>
-        <w:t xml:space="preserve">, </w:t>
-      </w:r>
-      <w:r>
-        <w:rPr>
-          <w:bCs/>
-          <w:color w:val="000000" w:themeColor="text1"/>
-          <w:lang w:val="en-IE"/>
-        </w:rPr>
-        <w:t>Reduced impact of changes</w:t>
-      </w:r>
-      <w:r>
-        <w:rPr>
-          <w:bCs/>
-          <w:color w:val="000000" w:themeColor="text1"/>
-          <w:lang w:val="en-IE"/>
-        </w:rPr>
-        <w:t xml:space="preserve">, </w:t>
-      </w:r>
-      <w:r>
-        <w:rPr>
-          <w:bCs/>
-          <w:color w:val="000000" w:themeColor="text1"/>
-          <w:lang w:val="en-IE"/>
-        </w:rPr>
-        <w:t>Simple to understand in isolation</w:t>
-      </w:r>
-      <w:r>
-        <w:rPr>
-          <w:bCs/>
-          <w:color w:val="000000" w:themeColor="text1"/>
-          <w:lang w:val="en-IE"/>
-        </w:rPr>
-        <w:t>,</w:t>
-      </w:r>
-      <w:r>
-        <w:rPr>
-          <w:bCs/>
-          <w:color w:val="000000" w:themeColor="text1"/>
-          <w:lang w:val="en-IE"/>
-        </w:rPr>
-        <w:t xml:space="preserve"> Easier to reuse</w:t>
-      </w:r>
-      <w:r>
-        <w:rPr>
-          <w:bCs/>
-          <w:color w:val="000000" w:themeColor="text1"/>
-          <w:lang w:val="en-IE"/>
-        </w:rPr>
-        <w:t>.</w:t>
-      </w:r>
-    </w:p>
-    <w:p>
-      <w:pPr>
-        <w:jc w:val="both"/>
-        <w:rPr>
-          <w:bCs/>
-          <w:color w:val="000000" w:themeColor="text1"/>
-          <w:lang w:val="en-IE"/>
-        </w:rPr>
-      </w:pPr>
-      <w:r>
-        <w:rPr>
-          <w:bCs/>
-          <w:color w:val="000000" w:themeColor="text1"/>
-          <w:lang w:val="en-IE"/>
-        </w:rPr>
-        <w:t xml:space="preserve">As an example, remember the register object it can both create the sale and the sale item but this creates high coupling and dependency on the </w:t>
-      </w:r>
-      <w:r>
-        <w:rPr>
-          <w:bCs/>
-          <w:color w:val="000000" w:themeColor="text1"/>
-          <w:lang w:val="en-IE"/>
-        </w:rPr>
-        <w:t xml:space="preserve">register so we make register create the sale and the sale create the </w:t>
-      </w:r>
-      <w:proofErr w:type="spellStart"/>
-      <w:r>
-        <w:rPr>
-          <w:bCs/>
-          <w:color w:val="000000" w:themeColor="text1"/>
-          <w:lang w:val="en-IE"/>
-        </w:rPr>
-        <w:t>salelineitem</w:t>
-      </w:r>
-      <w:proofErr w:type="spellEnd"/>
-      <w:r>
-        <w:rPr>
-          <w:bCs/>
-          <w:color w:val="000000" w:themeColor="text1"/>
-          <w:lang w:val="en-IE"/>
-        </w:rPr>
-        <w:t>.</w:t>
-      </w:r>
-    </w:p>
-    <w:p>
-      <w:pPr>
-        <w:jc w:val="both"/>
-        <w:rPr>
-          <w:bCs/>
-          <w:color w:val="000000" w:themeColor="text1"/>
-          <w:lang w:val="en-IE"/>
-        </w:rPr>
-      </w:pPr>
-    </w:p>
-    <w:p>
-      <w:pPr>
-        <w:jc w:val="both"/>
-        <w:rPr>
-          <w:bCs/>
-          <w:color w:val="000000" w:themeColor="text1"/>
-          <w:lang w:val="en-IE"/>
-        </w:rPr>
-      </w:pPr>
-      <w:r>
-        <w:rPr>
-          <w:bCs/>
-          <w:color w:val="000000" w:themeColor="text1"/>
-          <w:lang w:val="en-IE"/>
-        </w:rPr>
-        <w:t xml:space="preserve">The </w:t>
-      </w:r>
-      <w:r>
-        <w:rPr>
-          <w:b/>
-          <w:color w:val="000000" w:themeColor="text1"/>
-          <w:lang w:val="en-IE"/>
-        </w:rPr>
-        <w:t>Controller</w:t>
-      </w:r>
-      <w:r>
-        <w:rPr>
-          <w:bCs/>
-          <w:color w:val="000000" w:themeColor="text1"/>
-          <w:lang w:val="en-IE"/>
-        </w:rPr>
-        <w:t xml:space="preserve"> pattern assigns a non-UI class the responsibility of receiving system events from the user interface and delegating the work to domain objects, acting as a mediator between the UI layer and the domain layer.</w:t>
-      </w:r>
-    </w:p>
-    <w:p>
-      <w:pPr>
-        <w:jc w:val="both"/>
-        <w:rPr>
-          <w:bCs/>
-          <w:color w:val="000000" w:themeColor="text1"/>
-          <w:lang w:val="en-IE"/>
-        </w:rPr>
-      </w:pPr>
-      <w:r>
-        <w:rPr>
-          <w:b/>
-          <w:color w:val="000000" w:themeColor="text1"/>
-          <w:lang w:val="en-IE"/>
-        </w:rPr>
-        <w:t xml:space="preserve">Controller: </w:t>
-      </w:r>
-      <w:proofErr w:type="spellStart"/>
-      <w:r>
-        <w:rPr>
-          <w:bCs/>
-          <w:color w:val="000000" w:themeColor="text1"/>
-          <w:lang w:val="en-IE"/>
-        </w:rPr>
-        <w:t>its</w:t>
-      </w:r>
-      <w:proofErr w:type="spellEnd"/>
-      <w:r>
-        <w:rPr>
-          <w:bCs/>
-          <w:color w:val="000000" w:themeColor="text1"/>
-          <w:lang w:val="en-IE"/>
-        </w:rPr>
-        <w:t xml:space="preserve"> the first object o</w:t>
-      </w:r>
-      <w:r>
-        <w:rPr>
-          <w:bCs/>
-          <w:color w:val="000000" w:themeColor="text1"/>
-          <w:lang w:val="en-IE"/>
-        </w:rPr>
-        <w:t>r code that handles and processes the input from a UI</w:t>
-      </w:r>
-    </w:p>
-    <w:p>
-      <w:pPr>
-        <w:jc w:val="both"/>
-        <w:rPr>
-          <w:bCs/>
-          <w:color w:val="000000" w:themeColor="text1"/>
-          <w:lang w:val="en-IE"/>
-        </w:rPr>
-      </w:pPr>
-      <w:r>
-        <w:rPr>
-          <w:b/>
-          <w:color w:val="000000" w:themeColor="text1"/>
-          <w:lang w:val="en-IE"/>
-        </w:rPr>
-        <w:t>Problem</w:t>
-      </w:r>
-      <w:r>
-        <w:rPr>
-          <w:bCs/>
-          <w:color w:val="000000" w:themeColor="text1"/>
-          <w:lang w:val="en-IE"/>
-        </w:rPr>
-        <w:t xml:space="preserve">: </w:t>
-      </w:r>
-      <w:r>
-        <w:rPr>
-          <w:bCs/>
-          <w:color w:val="000000" w:themeColor="text1"/>
-          <w:lang w:val="en-IE"/>
-        </w:rPr>
-        <w:t>The Controller pattern solves the problem of deciding which object should receive system events from the UI. It introduces a middle layer object that sits between the UI and the domain logic, receiving user requests and delegating work to domain objects, ensuring separation of concerns and low coupling between UI and business logic.</w:t>
-      </w:r>
-    </w:p>
-    <w:p>
-      <w:pPr>
-        <w:jc w:val="both"/>
-        <w:rPr>
-          <w:bCs/>
-          <w:color w:val="000000" w:themeColor="text1"/>
-          <w:lang w:val="en-IE"/>
-        </w:rPr>
-      </w:pPr>
-      <w:r>
-        <w:rPr>
-          <w:b/>
-          <w:color w:val="000000" w:themeColor="text1"/>
-          <w:lang w:val="en-IE"/>
-        </w:rPr>
-        <w:t>Related Patterns:</w:t>
-      </w:r>
-      <w:r>
-        <w:rPr>
-          <w:bCs/>
-          <w:color w:val="000000" w:themeColor="text1"/>
-          <w:lang w:val="en-IE"/>
-        </w:rPr>
-        <w:t xml:space="preserve"> </w:t>
-      </w:r>
-      <w:proofErr w:type="spellStart"/>
-      <w:r>
-        <w:rPr>
-          <w:bCs/>
-          <w:color w:val="000000" w:themeColor="text1"/>
-          <w:lang w:val="en-IE"/>
-        </w:rPr>
-        <w:t>GoF</w:t>
-      </w:r>
-      <w:proofErr w:type="spellEnd"/>
-      <w:r>
-        <w:rPr>
-          <w:bCs/>
-          <w:color w:val="000000" w:themeColor="text1"/>
-          <w:lang w:val="en-IE"/>
-        </w:rPr>
-        <w:t xml:space="preserve"> Command, Façade</w:t>
-      </w:r>
-    </w:p>
-    <w:p>
-      <w:pPr>
-        <w:jc w:val="both"/>
-        <w:rPr>
-          <w:bCs/>
-          <w:color w:val="000000" w:themeColor="text1"/>
-          <w:lang w:val="en-IE"/>
-        </w:rPr>
-      </w:pPr>
-      <w:r>
-        <w:rPr>
-          <w:b/>
-          <w:color w:val="000000" w:themeColor="text1"/>
-          <w:lang w:val="en-IE"/>
-        </w:rPr>
-        <w:lastRenderedPageBreak/>
-        <w:t>System facade controller</w:t>
-      </w:r>
-      <w:r>
-        <w:rPr>
-          <w:b/>
-          <w:color w:val="000000" w:themeColor="text1"/>
-          <w:lang w:val="en-IE"/>
-        </w:rPr>
-        <w:t>:</w:t>
-      </w:r>
-      <w:r>
-        <w:rPr>
-          <w:b/>
-          <w:color w:val="000000" w:themeColor="text1"/>
-          <w:lang w:val="en-IE"/>
-        </w:rPr>
-        <w:t xml:space="preserve"> </w:t>
-      </w:r>
-      <w:r>
-        <w:rPr>
-          <w:bCs/>
-          <w:color w:val="000000" w:themeColor="text1"/>
-          <w:lang w:val="en-IE"/>
-        </w:rPr>
-        <w:t>One single controller handles all system events from the UI.</w:t>
-      </w:r>
-    </w:p>
-    <w:p>
-      <w:pPr>
-        <w:jc w:val="both"/>
-        <w:rPr>
-          <w:bCs/>
-          <w:color w:val="000000" w:themeColor="text1"/>
-          <w:lang w:val="en-IE"/>
-        </w:rPr>
-      </w:pPr>
-      <w:r>
-        <w:rPr>
-          <w:b/>
-          <w:color w:val="000000" w:themeColor="text1"/>
-          <w:lang w:val="en-IE"/>
-        </w:rPr>
-        <w:t>Use case (or session) controller:</w:t>
-      </w:r>
-      <w:r>
-        <w:rPr>
-          <w:b/>
-          <w:color w:val="000000" w:themeColor="text1"/>
-          <w:lang w:val="en-IE"/>
-        </w:rPr>
-        <w:t xml:space="preserve"> </w:t>
-      </w:r>
-      <w:r>
-        <w:rPr>
-          <w:bCs/>
-          <w:color w:val="000000" w:themeColor="text1"/>
-          <w:lang w:val="en-IE"/>
-        </w:rPr>
-        <w:t>Different controllers exist for different use cases or user actions</w:t>
-      </w:r>
-    </w:p>
-    <w:p>
-      <w:pPr>
-        <w:jc w:val="both"/>
-        <w:rPr>
-          <w:bCs/>
-          <w:color w:val="000000" w:themeColor="text1"/>
-          <w:lang w:val="en-IE"/>
-        </w:rPr>
-      </w:pPr>
-      <w:r>
-        <w:rPr>
-          <w:bCs/>
-          <w:color w:val="000000" w:themeColor="text1"/>
-          <w:lang w:val="en-IE"/>
-        </w:rPr>
-        <w:t>use case / session controller</w:t>
-      </w:r>
-      <w:r>
-        <w:rPr>
-          <w:bCs/>
-          <w:color w:val="000000" w:themeColor="text1"/>
-          <w:lang w:val="en-IE"/>
-        </w:rPr>
-        <w:t xml:space="preserve">s, </w:t>
-      </w:r>
-      <w:r>
-        <w:rPr>
-          <w:bCs/>
-          <w:color w:val="000000" w:themeColor="text1"/>
-          <w:lang w:val="en-IE"/>
-        </w:rPr>
-        <w:t xml:space="preserve">is where the REST </w:t>
-      </w:r>
-      <w:proofErr w:type="spellStart"/>
-      <w:r>
-        <w:rPr>
-          <w:bCs/>
-          <w:color w:val="000000" w:themeColor="text1"/>
-          <w:lang w:val="en-IE"/>
-        </w:rPr>
-        <w:t>contollers</w:t>
-      </w:r>
-      <w:proofErr w:type="spellEnd"/>
-      <w:r>
-        <w:rPr>
-          <w:bCs/>
-          <w:color w:val="000000" w:themeColor="text1"/>
-          <w:lang w:val="en-IE"/>
-        </w:rPr>
-        <w:t xml:space="preserve"> idea in spring boot is built upon</w:t>
-      </w:r>
-      <w:r>
-        <w:rPr>
-          <w:bCs/>
-          <w:color w:val="000000" w:themeColor="text1"/>
-          <w:lang w:val="en-IE"/>
-        </w:rPr>
-        <w:t>.</w:t>
-      </w:r>
-    </w:p>
-    <w:p>
-      <w:pPr>
-        <w:jc w:val="both"/>
-        <w:rPr>
-          <w:bCs/>
-          <w:color w:val="000000" w:themeColor="text1"/>
-          <w:lang w:val="en-IE"/>
-        </w:rPr>
-      </w:pPr>
-      <w:r>
-        <w:rPr>
-          <w:bCs/>
-          <w:color w:val="000000" w:themeColor="text1"/>
-          <w:lang w:val="en-IE"/>
-        </w:rPr>
-        <w:t>In the example we have 2 options, the first one once the UI request is triggered we get</w:t>
-      </w:r>
-      <w:r>
-        <w:rPr>
-          <w:bCs/>
-          <w:color w:val="000000" w:themeColor="text1"/>
-          <w:lang w:val="en-IE"/>
-        </w:rPr>
-        <w:t xml:space="preserve"> to deal with raw data from our model which exposes the business domain/logic which is a very bad design</w:t>
-      </w:r>
-    </w:p>
-    <w:p>
-      <w:pPr>
-        <w:jc w:val="both"/>
-        <w:rPr>
-          <w:bCs/>
-          <w:color w:val="000000" w:themeColor="text1"/>
-          <w:lang w:val="en-IE"/>
-        </w:rPr>
-      </w:pPr>
-      <w:r>
-        <w:rPr>
-          <w:bCs/>
-          <w:color w:val="000000" w:themeColor="text1"/>
-          <w:lang w:val="en-IE"/>
-        </w:rPr>
-        <w:t>The second</w:t>
-      </w:r>
-      <w:r>
-        <w:rPr>
-          <w:bCs/>
-          <w:color w:val="000000" w:themeColor="text1"/>
-          <w:lang w:val="en-IE"/>
-        </w:rPr>
-        <w:t xml:space="preserve"> one we have a controller called </w:t>
-      </w:r>
-      <w:proofErr w:type="spellStart"/>
-      <w:r>
-        <w:rPr>
-          <w:bCs/>
-          <w:color w:val="000000" w:themeColor="text1"/>
-          <w:lang w:val="en-IE"/>
-        </w:rPr>
-        <w:t>registery</w:t>
-      </w:r>
-      <w:proofErr w:type="spellEnd"/>
-      <w:r>
-        <w:rPr>
-          <w:bCs/>
-          <w:color w:val="000000" w:themeColor="text1"/>
-          <w:lang w:val="en-IE"/>
-        </w:rPr>
-        <w:t xml:space="preserve"> which handles all the requests that okay</w:t>
-      </w:r>
-    </w:p>
-    <w:p>
-      <w:pPr>
-        <w:jc w:val="both"/>
-        <w:rPr>
-          <w:bCs/>
-          <w:color w:val="000000" w:themeColor="text1"/>
-          <w:lang w:val="en-IE"/>
-        </w:rPr>
-      </w:pPr>
-    </w:p>
-    <w:p>
-      <w:pPr>
-        <w:jc w:val="both"/>
-        <w:rPr>
-          <w:bCs/>
-          <w:color w:val="000000" w:themeColor="text1"/>
-          <w:lang w:val="en-IE"/>
-        </w:rPr>
-      </w:pPr>
-      <w:r>
-        <w:rPr>
-          <w:b/>
-          <w:color w:val="000000" w:themeColor="text1"/>
-          <w:lang w:val="en-IE"/>
-        </w:rPr>
-        <w:t>Cohesion:</w:t>
-      </w:r>
-      <w:r>
-        <w:rPr>
-          <w:bCs/>
-          <w:color w:val="000000" w:themeColor="text1"/>
-          <w:lang w:val="en-IE"/>
-        </w:rPr>
-        <w:t xml:space="preserve"> </w:t>
-      </w:r>
-      <w:r>
-        <w:rPr>
-          <w:bCs/>
-          <w:color w:val="000000" w:themeColor="text1"/>
-          <w:lang w:val="en-IE"/>
-        </w:rPr>
-        <w:t>Cohesion is about how well the responsibilities inside ONE class belong together.</w:t>
-      </w:r>
-      <w:r>
-        <w:rPr>
-          <w:bCs/>
-          <w:color w:val="000000" w:themeColor="text1"/>
-          <w:lang w:val="en-IE"/>
-        </w:rPr>
-        <w:t xml:space="preserve"> How focused is a class on finishing a certain task</w:t>
-      </w:r>
-    </w:p>
-    <w:p>
-      <w:pPr>
-        <w:jc w:val="both"/>
-        <w:rPr>
-          <w:bCs/>
-          <w:color w:val="000000" w:themeColor="text1"/>
-          <w:lang w:val="en-IE"/>
-        </w:rPr>
-      </w:pPr>
-      <w:r>
-        <w:rPr>
-          <w:b/>
-          <w:color w:val="000000" w:themeColor="text1"/>
-          <w:lang w:val="en-IE"/>
-        </w:rPr>
-        <w:t>Problem</w:t>
-      </w:r>
-      <w:r>
-        <w:rPr>
-          <w:bCs/>
-          <w:color w:val="000000" w:themeColor="text1"/>
-          <w:lang w:val="en-IE"/>
-        </w:rPr>
-        <w:t>: how can we keep an object understandable focused and low coupled</w:t>
-      </w:r>
-    </w:p>
-    <w:p>
-      <w:pPr>
-        <w:jc w:val="both"/>
-        <w:rPr>
-          <w:bCs/>
-          <w:color w:val="000000" w:themeColor="text1"/>
-          <w:lang w:val="en-IE"/>
-        </w:rPr>
-      </w:pPr>
-      <w:r>
-        <w:rPr>
-          <w:b/>
-          <w:color w:val="000000" w:themeColor="text1"/>
-          <w:lang w:val="en-IE"/>
-        </w:rPr>
-        <w:t>Solution</w:t>
-      </w:r>
-      <w:r>
-        <w:rPr>
-          <w:bCs/>
-          <w:color w:val="000000" w:themeColor="text1"/>
-          <w:lang w:val="en-IE"/>
-        </w:rPr>
-        <w:t>: assign responsibility that the object is focused on only one task</w:t>
-      </w:r>
-    </w:p>
-    <w:p>
-      <w:pPr>
-        <w:jc w:val="both"/>
-        <w:rPr>
-          <w:bCs/>
-          <w:color w:val="000000" w:themeColor="text1"/>
-          <w:lang w:val="en-IE"/>
-        </w:rPr>
-      </w:pPr>
-      <w:r>
-        <w:rPr>
-          <w:b/>
-          <w:color w:val="000000" w:themeColor="text1"/>
-          <w:lang w:val="en-IE"/>
-        </w:rPr>
-        <w:t>High cohesion benefits</w:t>
-      </w:r>
-      <w:r>
-        <w:rPr>
-          <w:bCs/>
-          <w:color w:val="000000" w:themeColor="text1"/>
-          <w:lang w:val="en-IE"/>
-        </w:rPr>
-        <w:t>:</w:t>
-      </w:r>
-      <w:r>
-        <w:rPr>
-          <w:bCs/>
-          <w:color w:val="000000" w:themeColor="text1"/>
-          <w:lang w:val="en-IE"/>
-        </w:rPr>
-        <w:t xml:space="preserve"> more independent</w:t>
-      </w:r>
-      <w:r>
-        <w:rPr>
-          <w:bCs/>
-          <w:color w:val="000000" w:themeColor="text1"/>
-          <w:lang w:val="en-IE"/>
-        </w:rPr>
-        <w:t xml:space="preserve"> classes</w:t>
-      </w:r>
-      <w:r>
-        <w:rPr>
-          <w:bCs/>
-          <w:color w:val="000000" w:themeColor="text1"/>
-          <w:lang w:val="en-IE"/>
-        </w:rPr>
-        <w:t>,</w:t>
-      </w:r>
-      <w:r>
-        <w:rPr>
-          <w:bCs/>
-          <w:color w:val="000000" w:themeColor="text1"/>
-          <w:lang w:val="en-IE"/>
-        </w:rPr>
-        <w:t xml:space="preserve"> Reduced impact of changes</w:t>
-      </w:r>
-      <w:r>
-        <w:rPr>
-          <w:bCs/>
-          <w:color w:val="000000" w:themeColor="text1"/>
-          <w:lang w:val="en-IE"/>
-        </w:rPr>
-        <w:t xml:space="preserve"> ,</w:t>
-      </w:r>
-      <w:r>
-        <w:rPr>
-          <w:bCs/>
-          <w:color w:val="000000" w:themeColor="text1"/>
-          <w:lang w:val="en-IE"/>
-        </w:rPr>
-        <w:t xml:space="preserve">Simple to understand </w:t>
-      </w:r>
-      <w:r>
-        <w:rPr>
-          <w:bCs/>
-          <w:color w:val="000000" w:themeColor="text1"/>
-          <w:lang w:val="en-IE"/>
-        </w:rPr>
-        <w:t>without full context</w:t>
-      </w:r>
-      <w:r>
-        <w:rPr>
-          <w:bCs/>
-          <w:color w:val="000000" w:themeColor="text1"/>
-          <w:lang w:val="en-IE"/>
-        </w:rPr>
-        <w:t xml:space="preserve">, </w:t>
-      </w:r>
-      <w:r>
-        <w:rPr>
-          <w:bCs/>
-          <w:color w:val="000000" w:themeColor="text1"/>
-          <w:lang w:val="en-IE"/>
-        </w:rPr>
-        <w:t>Easier to reuse</w:t>
-      </w:r>
-      <w:r>
-        <w:rPr>
-          <w:bCs/>
-          <w:color w:val="000000" w:themeColor="text1"/>
-          <w:lang w:val="en-IE"/>
-        </w:rPr>
-        <w:t>.</w:t>
-      </w:r>
-    </w:p>
-    <w:p>
-      <w:pPr>
-        <w:jc w:val="both"/>
-        <w:rPr>
-          <w:bCs/>
-          <w:color w:val="000000" w:themeColor="text1"/>
-          <w:lang w:val="en-IE"/>
-        </w:rPr>
-      </w:pPr>
-    </w:p>
-    <w:p>
-      <w:pPr>
-        <w:jc w:val="both"/>
         <w:rPr>
           <w:b/>
           <w:color w:val="000000" w:themeColor="text1"/>
@@ -3765,8 +2711,1366 @@
           <w:u w:val="single"/>
           <w:lang w:val="en-IE"/>
         </w:rPr>
-      </w:pPr>
-      <w:r>
+        <w:t xml:space="preserve"> and GRASP:</w:t>
+      </w:r>
+    </w:p>
+    <w:p>
+      <w:pPr>
+        <w:jc w:val="both"/>
+        <w:rPr>
+          <w:bCs/>
+          <w:color w:val="000000" w:themeColor="text1"/>
+          <w:lang w:val="en-IE"/>
+        </w:rPr>
+      </w:pPr>
+      <w:proofErr w:type="spellStart"/>
+      <w:r>
+        <w:rPr>
+          <w:bCs/>
+          <w:color w:val="000000" w:themeColor="text1"/>
+          <w:lang w:val="en-IE"/>
+        </w:rPr>
+        <w:t>GoF</w:t>
+      </w:r>
+      <w:proofErr w:type="spellEnd"/>
+      <w:r>
+        <w:rPr>
+          <w:bCs/>
+          <w:color w:val="000000" w:themeColor="text1"/>
+          <w:lang w:val="en-IE"/>
+        </w:rPr>
+        <w:t xml:space="preserve"> is gang of four and </w:t>
+      </w:r>
+      <w:proofErr w:type="spellStart"/>
+      <w:r>
+        <w:rPr>
+          <w:bCs/>
+          <w:color w:val="000000" w:themeColor="text1"/>
+          <w:lang w:val="en-IE"/>
+        </w:rPr>
+        <w:t>its</w:t>
+      </w:r>
+      <w:proofErr w:type="spellEnd"/>
+      <w:r>
+        <w:rPr>
+          <w:bCs/>
+          <w:color w:val="000000" w:themeColor="text1"/>
+          <w:lang w:val="en-IE"/>
+        </w:rPr>
+        <w:t xml:space="preserve"> another OO design pattern </w:t>
+      </w:r>
+    </w:p>
+    <w:p>
+      <w:pPr>
+        <w:jc w:val="both"/>
+        <w:rPr>
+          <w:bCs/>
+          <w:color w:val="000000" w:themeColor="text1"/>
+          <w:lang w:val="en-IE"/>
+        </w:rPr>
+      </w:pPr>
+      <w:r>
+        <w:rPr>
+          <w:bCs/>
+          <w:color w:val="000000" w:themeColor="text1"/>
+          <w:lang w:val="en-IE"/>
+        </w:rPr>
+        <w:t xml:space="preserve">GRASP represents fundamental object-oriented design principles and can be seen as the “alphabet” of design patterns, while </w:t>
+      </w:r>
+      <w:proofErr w:type="spellStart"/>
+      <w:r>
+        <w:rPr>
+          <w:bCs/>
+          <w:color w:val="000000" w:themeColor="text1"/>
+          <w:lang w:val="en-IE"/>
+        </w:rPr>
+        <w:t>GoF</w:t>
+      </w:r>
+      <w:proofErr w:type="spellEnd"/>
+      <w:r>
+        <w:rPr>
+          <w:bCs/>
+          <w:color w:val="000000" w:themeColor="text1"/>
+          <w:lang w:val="en-IE"/>
+        </w:rPr>
+        <w:t xml:space="preserve"> and other design patterns are more specialized solutions that build on or apply these principles.</w:t>
+      </w:r>
+    </w:p>
+    <w:p>
+      <w:pPr>
+        <w:jc w:val="both"/>
+        <w:rPr>
+          <w:bCs/>
+          <w:color w:val="000000" w:themeColor="text1"/>
+          <w:lang w:val="en-IE"/>
+        </w:rPr>
+      </w:pPr>
+      <w:r>
+        <w:rPr>
+          <w:bCs/>
+          <w:color w:val="000000" w:themeColor="text1"/>
+          <w:lang w:val="en-IE"/>
+        </w:rPr>
+        <w:t>GRASP will be referred to as design principles</w:t>
+      </w:r>
+    </w:p>
+    <w:p>
+      <w:pPr>
+        <w:jc w:val="both"/>
+        <w:rPr>
+          <w:bCs/>
+          <w:color w:val="000000" w:themeColor="text1"/>
+          <w:lang w:val="en-IE"/>
+        </w:rPr>
+      </w:pPr>
+      <w:r>
+        <w:rPr>
+          <w:b/>
+          <w:color w:val="000000" w:themeColor="text1"/>
+          <w:lang w:val="en-IE"/>
+        </w:rPr>
+        <w:t>Creator</w:t>
+      </w:r>
+      <w:r>
+        <w:rPr>
+          <w:b/>
+          <w:color w:val="000000" w:themeColor="text1"/>
+          <w:lang w:val="en-IE"/>
+        </w:rPr>
+        <w:t xml:space="preserve">: </w:t>
+      </w:r>
+      <w:r>
+        <w:rPr>
+          <w:bCs/>
+          <w:color w:val="000000" w:themeColor="text1"/>
+          <w:lang w:val="en-IE"/>
+        </w:rPr>
+        <w:t xml:space="preserve">it </w:t>
+      </w:r>
+      <w:r>
+        <w:rPr>
+          <w:bCs/>
+          <w:color w:val="000000" w:themeColor="text1"/>
+          <w:lang w:val="en-IE"/>
+        </w:rPr>
+        <w:t>solve</w:t>
+      </w:r>
+      <w:r>
+        <w:rPr>
+          <w:bCs/>
+          <w:color w:val="000000" w:themeColor="text1"/>
+          <w:lang w:val="en-IE"/>
+        </w:rPr>
+        <w:t>s</w:t>
+      </w:r>
+      <w:r>
+        <w:rPr>
+          <w:bCs/>
+          <w:color w:val="000000" w:themeColor="text1"/>
+          <w:lang w:val="en-IE"/>
+        </w:rPr>
+        <w:t xml:space="preserve"> the problem of deciding which class is responsible for creating another class and this approach is </w:t>
+      </w:r>
+      <w:r>
+        <w:rPr>
+          <w:bCs/>
+          <w:color w:val="000000" w:themeColor="text1"/>
+          <w:lang w:val="en-IE"/>
+        </w:rPr>
+        <w:t>similarly</w:t>
+      </w:r>
+      <w:r>
+        <w:rPr>
+          <w:bCs/>
+          <w:color w:val="000000" w:themeColor="text1"/>
+          <w:lang w:val="en-IE"/>
+        </w:rPr>
+        <w:t xml:space="preserve"> used in</w:t>
+      </w:r>
+      <w:r>
+        <w:rPr>
+          <w:bCs/>
+          <w:color w:val="000000" w:themeColor="text1"/>
+          <w:lang w:val="en-IE"/>
+        </w:rPr>
+        <w:t xml:space="preserve"> or reflected on</w:t>
+      </w:r>
+      <w:r>
+        <w:rPr>
+          <w:bCs/>
+          <w:color w:val="000000" w:themeColor="text1"/>
+          <w:lang w:val="en-IE"/>
+        </w:rPr>
+        <w:t xml:space="preserve"> the </w:t>
+      </w:r>
+      <w:proofErr w:type="spellStart"/>
+      <w:r>
+        <w:rPr>
+          <w:bCs/>
+          <w:color w:val="000000" w:themeColor="text1"/>
+          <w:lang w:val="en-IE"/>
+        </w:rPr>
+        <w:t>GoF</w:t>
+      </w:r>
+      <w:proofErr w:type="spellEnd"/>
+      <w:r>
+        <w:rPr>
+          <w:bCs/>
+          <w:color w:val="000000" w:themeColor="text1"/>
+          <w:lang w:val="en-IE"/>
+        </w:rPr>
+        <w:t xml:space="preserve"> pattern int the </w:t>
+      </w:r>
+      <w:r>
+        <w:rPr>
+          <w:bCs/>
+          <w:color w:val="000000" w:themeColor="text1"/>
+          <w:lang w:val="en-IE"/>
+        </w:rPr>
+        <w:t>concrete</w:t>
+      </w:r>
+      <w:r>
+        <w:rPr>
+          <w:bCs/>
+          <w:color w:val="000000" w:themeColor="text1"/>
+          <w:lang w:val="en-IE"/>
+        </w:rPr>
+        <w:t>/abstraction factory</w:t>
+      </w:r>
+    </w:p>
+    <w:p>
+      <w:pPr>
+        <w:jc w:val="both"/>
+        <w:rPr>
+          <w:bCs/>
+          <w:color w:val="000000" w:themeColor="text1"/>
+          <w:lang w:val="en-IE"/>
+        </w:rPr>
+      </w:pPr>
+      <w:r>
+        <w:rPr>
+          <w:bCs/>
+          <w:color w:val="000000" w:themeColor="text1"/>
+          <w:lang w:val="en-IE"/>
+        </w:rPr>
+        <w:t>Assign class B the responsibility to create an instance of class A if one of these is true (the more the better)</w:t>
+      </w:r>
+      <w:r>
+        <w:rPr>
+          <w:bCs/>
+          <w:color w:val="000000" w:themeColor="text1"/>
+          <w:lang w:val="en-IE"/>
+        </w:rPr>
+        <w:t xml:space="preserve">; </w:t>
+      </w:r>
+    </w:p>
+    <w:p>
+      <w:pPr>
+        <w:jc w:val="both"/>
+        <w:rPr>
+          <w:bCs/>
+          <w:color w:val="000000" w:themeColor="text1"/>
+          <w:lang w:val="en-IE"/>
+        </w:rPr>
+      </w:pPr>
+      <w:r>
+        <w:rPr>
+          <w:bCs/>
+          <w:color w:val="000000" w:themeColor="text1"/>
+          <w:lang w:val="en-IE"/>
+        </w:rPr>
+        <w:t xml:space="preserve">B contains A, </w:t>
+      </w:r>
+      <w:r>
+        <w:rPr>
+          <w:bCs/>
+          <w:color w:val="000000" w:themeColor="text1"/>
+          <w:lang w:val="en-IE"/>
+        </w:rPr>
+        <w:t xml:space="preserve">so for example sale creates </w:t>
+      </w:r>
+      <w:proofErr w:type="spellStart"/>
+      <w:r>
+        <w:rPr>
+          <w:bCs/>
+          <w:color w:val="000000" w:themeColor="text1"/>
+          <w:lang w:val="en-IE"/>
+        </w:rPr>
+        <w:t>LineItem</w:t>
+      </w:r>
+      <w:proofErr w:type="spellEnd"/>
+      <w:r>
+        <w:rPr>
+          <w:bCs/>
+          <w:color w:val="000000" w:themeColor="text1"/>
+          <w:lang w:val="en-IE"/>
+        </w:rPr>
+        <w:t xml:space="preserve">. It creates and control it, A still can exist outside of </w:t>
+      </w:r>
+      <w:proofErr w:type="gramStart"/>
+      <w:r>
+        <w:rPr>
+          <w:bCs/>
+          <w:color w:val="000000" w:themeColor="text1"/>
+          <w:lang w:val="en-IE"/>
+        </w:rPr>
+        <w:t>B</w:t>
+      </w:r>
+      <w:proofErr w:type="gramEnd"/>
+      <w:r>
+        <w:rPr>
+          <w:bCs/>
+          <w:color w:val="000000" w:themeColor="text1"/>
+          <w:lang w:val="en-IE"/>
+        </w:rPr>
+        <w:t xml:space="preserve"> but B </w:t>
+      </w:r>
+      <w:r>
+        <w:rPr>
+          <w:bCs/>
+          <w:color w:val="000000" w:themeColor="text1"/>
+          <w:lang w:val="en-IE"/>
+        </w:rPr>
+        <w:t>creates it and control it.</w:t>
+      </w:r>
+    </w:p>
+    <w:p>
+      <w:pPr>
+        <w:jc w:val="both"/>
+        <w:rPr>
+          <w:bCs/>
+          <w:color w:val="000000" w:themeColor="text1"/>
+          <w:lang w:val="en-IE"/>
+        </w:rPr>
+      </w:pPr>
+      <w:r>
+        <w:rPr>
+          <w:bCs/>
+          <w:color w:val="000000" w:themeColor="text1"/>
+          <w:lang w:val="en-IE"/>
+        </w:rPr>
+        <w:t>B records A meaning that B references A</w:t>
+      </w:r>
+      <w:r>
+        <w:rPr>
+          <w:bCs/>
+          <w:color w:val="000000" w:themeColor="text1"/>
+          <w:lang w:val="en-IE"/>
+        </w:rPr>
+        <w:t xml:space="preserve">, </w:t>
+      </w:r>
+      <w:r>
+        <w:rPr>
+          <w:bCs/>
+          <w:color w:val="000000" w:themeColor="text1"/>
+          <w:lang w:val="en-IE"/>
+        </w:rPr>
+        <w:t>B relies a lot on A</w:t>
+      </w:r>
+      <w:r>
+        <w:rPr>
+          <w:bCs/>
+          <w:color w:val="000000" w:themeColor="text1"/>
+          <w:lang w:val="en-IE"/>
+        </w:rPr>
+        <w:t xml:space="preserve">, </w:t>
+      </w:r>
+      <w:r>
+        <w:rPr>
+          <w:bCs/>
+          <w:color w:val="000000" w:themeColor="text1"/>
+          <w:lang w:val="en-IE"/>
+        </w:rPr>
+        <w:t>Or B initializes the data of A</w:t>
+      </w:r>
+    </w:p>
+    <w:p>
+      <w:pPr>
+        <w:jc w:val="both"/>
+        <w:rPr>
+          <w:bCs/>
+          <w:color w:val="000000" w:themeColor="text1"/>
+          <w:lang w:val="en-IE"/>
+        </w:rPr>
+      </w:pPr>
+      <w:r>
+        <w:rPr>
+          <w:bCs/>
+          <w:color w:val="000000" w:themeColor="text1"/>
+          <w:lang w:val="en-IE"/>
+        </w:rPr>
+        <w:t xml:space="preserve">Example: </w:t>
+      </w:r>
+      <w:r>
+        <w:rPr>
+          <w:bCs/>
+          <w:color w:val="000000" w:themeColor="text1"/>
+          <w:lang w:val="en-IE"/>
+        </w:rPr>
+        <w:t xml:space="preserve">Creator of </w:t>
+      </w:r>
+      <w:proofErr w:type="spellStart"/>
+      <w:r>
+        <w:rPr>
+          <w:bCs/>
+          <w:color w:val="000000" w:themeColor="text1"/>
+          <w:lang w:val="en-IE"/>
+        </w:rPr>
+        <w:t>SalesLineItem</w:t>
+      </w:r>
+      <w:proofErr w:type="spellEnd"/>
+    </w:p>
+    <w:p>
+      <w:pPr>
+        <w:jc w:val="both"/>
+        <w:rPr>
+          <w:bCs/>
+          <w:color w:val="000000" w:themeColor="text1"/>
+          <w:lang w:val="en-IE"/>
+        </w:rPr>
+      </w:pPr>
+      <w:r>
+        <w:rPr>
+          <w:bCs/>
+          <w:color w:val="000000" w:themeColor="text1"/>
+          <w:lang w:val="en-IE"/>
+        </w:rPr>
+        <w:t xml:space="preserve">here register is the creator of </w:t>
+      </w:r>
+      <w:proofErr w:type="gramStart"/>
+      <w:r>
+        <w:rPr>
+          <w:bCs/>
+          <w:color w:val="000000" w:themeColor="text1"/>
+          <w:lang w:val="en-IE"/>
+        </w:rPr>
+        <w:t>sale</w:t>
+      </w:r>
+      <w:proofErr w:type="gramEnd"/>
+      <w:r>
+        <w:rPr>
+          <w:bCs/>
+          <w:color w:val="000000" w:themeColor="text1"/>
+          <w:lang w:val="en-IE"/>
+        </w:rPr>
+        <w:t xml:space="preserve"> and the sale is the creator of </w:t>
+      </w:r>
+      <w:proofErr w:type="spellStart"/>
+      <w:r>
+        <w:rPr>
+          <w:bCs/>
+          <w:color w:val="000000" w:themeColor="text1"/>
+          <w:lang w:val="en-IE"/>
+        </w:rPr>
+        <w:t>saleslineitem</w:t>
+      </w:r>
+      <w:proofErr w:type="spellEnd"/>
+      <w:r>
+        <w:rPr>
+          <w:bCs/>
+          <w:color w:val="000000" w:themeColor="text1"/>
+          <w:lang w:val="en-IE"/>
+        </w:rPr>
+        <w:t xml:space="preserve"> according to creator grasp</w:t>
+      </w:r>
+    </w:p>
+    <w:p>
+      <w:pPr>
+        <w:jc w:val="both"/>
+        <w:rPr>
+          <w:bCs/>
+          <w:color w:val="000000" w:themeColor="text1"/>
+          <w:lang w:val="en-IE"/>
+        </w:rPr>
+      </w:pPr>
+    </w:p>
+    <w:p>
+      <w:pPr>
+        <w:jc w:val="both"/>
+        <w:rPr>
+          <w:bCs/>
+          <w:color w:val="000000" w:themeColor="text1"/>
+          <w:lang w:val="en-IE"/>
+        </w:rPr>
+      </w:pPr>
+      <w:r>
+        <w:rPr>
+          <w:b/>
+          <w:bCs/>
+          <w:color w:val="000000" w:themeColor="text1"/>
+          <w:lang w:val="en-IE"/>
+        </w:rPr>
+        <w:t>Low Coupling</w:t>
+      </w:r>
+      <w:r>
+        <w:rPr>
+          <w:b/>
+          <w:color w:val="000000" w:themeColor="text1"/>
+          <w:lang w:val="en-IE"/>
+        </w:rPr>
+        <w:t xml:space="preserve">: </w:t>
+      </w:r>
+      <w:r>
+        <w:rPr>
+          <w:bCs/>
+          <w:color w:val="000000" w:themeColor="text1"/>
+          <w:lang w:val="en-IE"/>
+        </w:rPr>
+        <w:t>focuses on reducing how much classes depend on each other</w:t>
+      </w:r>
+      <w:r>
+        <w:rPr>
+          <w:bCs/>
+          <w:color w:val="000000" w:themeColor="text1"/>
+          <w:lang w:val="en-IE"/>
+        </w:rPr>
+        <w:t>, and how much change can impact the entire software, and optimize the objects reuse</w:t>
+      </w:r>
+    </w:p>
+    <w:p>
+      <w:pPr>
+        <w:jc w:val="both"/>
+        <w:rPr>
+          <w:bCs/>
+          <w:color w:val="000000" w:themeColor="text1"/>
+          <w:lang w:val="en-IE"/>
+        </w:rPr>
+      </w:pPr>
+      <w:r>
+        <w:rPr>
+          <w:b/>
+          <w:color w:val="000000" w:themeColor="text1"/>
+          <w:lang w:val="en-IE"/>
+        </w:rPr>
+        <w:t>Coupling</w:t>
+      </w:r>
+      <w:r>
+        <w:rPr>
+          <w:b/>
+          <w:color w:val="000000" w:themeColor="text1"/>
+          <w:lang w:val="en-IE"/>
+        </w:rPr>
+        <w:t xml:space="preserve">: </w:t>
+      </w:r>
+      <w:r>
+        <w:rPr>
+          <w:bCs/>
+          <w:color w:val="000000" w:themeColor="text1"/>
+          <w:lang w:val="en-IE"/>
+        </w:rPr>
+        <w:t>measure of how strongly one software element is connected to, has knowledge of, or relies on other software elements</w:t>
+      </w:r>
+    </w:p>
+    <w:p>
+      <w:pPr>
+        <w:jc w:val="both"/>
+        <w:rPr>
+          <w:bCs/>
+          <w:color w:val="000000" w:themeColor="text1"/>
+          <w:lang w:val="en-IE"/>
+        </w:rPr>
+      </w:pPr>
+      <w:r>
+        <w:rPr>
+          <w:b/>
+          <w:color w:val="000000" w:themeColor="text1"/>
+          <w:lang w:val="en-IE"/>
+        </w:rPr>
+        <w:t>Solution:</w:t>
+      </w:r>
+      <w:r>
+        <w:rPr>
+          <w:b/>
+          <w:color w:val="000000" w:themeColor="text1"/>
+          <w:lang w:val="en-IE"/>
+        </w:rPr>
+        <w:t xml:space="preserve"> </w:t>
+      </w:r>
+      <w:r>
+        <w:rPr>
+          <w:bCs/>
+          <w:color w:val="000000" w:themeColor="text1"/>
+          <w:lang w:val="en-IE"/>
+        </w:rPr>
+        <w:t>You achieve Low Coupling by distributing responsibilities carefully so that each class only depends on the few objects it truly needs.</w:t>
+      </w:r>
+    </w:p>
+    <w:p>
+      <w:pPr>
+        <w:jc w:val="both"/>
+        <w:rPr>
+          <w:bCs/>
+          <w:color w:val="000000" w:themeColor="text1"/>
+          <w:lang w:val="en-IE"/>
+        </w:rPr>
+      </w:pPr>
+      <w:r>
+        <w:rPr>
+          <w:b/>
+          <w:color w:val="000000" w:themeColor="text1"/>
+          <w:lang w:val="en-IE"/>
+        </w:rPr>
+        <w:t>Benefits:</w:t>
+      </w:r>
+      <w:r>
+        <w:rPr>
+          <w:bCs/>
+          <w:color w:val="000000" w:themeColor="text1"/>
+          <w:lang w:val="en-IE"/>
+        </w:rPr>
+        <w:t xml:space="preserve"> Design of classes that are more independent</w:t>
+      </w:r>
+      <w:r>
+        <w:rPr>
+          <w:bCs/>
+          <w:color w:val="000000" w:themeColor="text1"/>
+          <w:lang w:val="en-IE"/>
+        </w:rPr>
+        <w:t xml:space="preserve">, </w:t>
+      </w:r>
+      <w:r>
+        <w:rPr>
+          <w:bCs/>
+          <w:color w:val="000000" w:themeColor="text1"/>
+          <w:lang w:val="en-IE"/>
+        </w:rPr>
+        <w:t>Reduced impact of changes</w:t>
+      </w:r>
+      <w:r>
+        <w:rPr>
+          <w:bCs/>
+          <w:color w:val="000000" w:themeColor="text1"/>
+          <w:lang w:val="en-IE"/>
+        </w:rPr>
+        <w:t xml:space="preserve">, </w:t>
+      </w:r>
+      <w:r>
+        <w:rPr>
+          <w:bCs/>
+          <w:color w:val="000000" w:themeColor="text1"/>
+          <w:lang w:val="en-IE"/>
+        </w:rPr>
+        <w:t>Simple to understand in isolation</w:t>
+      </w:r>
+      <w:r>
+        <w:rPr>
+          <w:bCs/>
+          <w:color w:val="000000" w:themeColor="text1"/>
+          <w:lang w:val="en-IE"/>
+        </w:rPr>
+        <w:t>,</w:t>
+      </w:r>
+      <w:r>
+        <w:rPr>
+          <w:bCs/>
+          <w:color w:val="000000" w:themeColor="text1"/>
+          <w:lang w:val="en-IE"/>
+        </w:rPr>
+        <w:t xml:space="preserve"> Easier to reuse</w:t>
+      </w:r>
+      <w:r>
+        <w:rPr>
+          <w:bCs/>
+          <w:color w:val="000000" w:themeColor="text1"/>
+          <w:lang w:val="en-IE"/>
+        </w:rPr>
+        <w:t>.</w:t>
+      </w:r>
+    </w:p>
+    <w:p>
+      <w:pPr>
+        <w:jc w:val="both"/>
+        <w:rPr>
+          <w:bCs/>
+          <w:color w:val="000000" w:themeColor="text1"/>
+          <w:lang w:val="en-IE"/>
+        </w:rPr>
+      </w:pPr>
+      <w:r>
+        <w:rPr>
+          <w:bCs/>
+          <w:color w:val="000000" w:themeColor="text1"/>
+          <w:lang w:val="en-IE"/>
+        </w:rPr>
+        <w:t xml:space="preserve">As an example, remember the register object it can both create the sale and the sale </w:t>
+      </w:r>
+      <w:proofErr w:type="gramStart"/>
+      <w:r>
+        <w:rPr>
+          <w:bCs/>
+          <w:color w:val="000000" w:themeColor="text1"/>
+          <w:lang w:val="en-IE"/>
+        </w:rPr>
+        <w:t>item</w:t>
+      </w:r>
+      <w:proofErr w:type="gramEnd"/>
+      <w:r>
+        <w:rPr>
+          <w:bCs/>
+          <w:color w:val="000000" w:themeColor="text1"/>
+          <w:lang w:val="en-IE"/>
+        </w:rPr>
+        <w:t xml:space="preserve"> but this creates high coupling and dependency on the </w:t>
+      </w:r>
+      <w:r>
+        <w:rPr>
+          <w:bCs/>
+          <w:color w:val="000000" w:themeColor="text1"/>
+          <w:lang w:val="en-IE"/>
+        </w:rPr>
+        <w:t xml:space="preserve">register so we make register create the sale and the sale create the </w:t>
+      </w:r>
+      <w:proofErr w:type="spellStart"/>
+      <w:r>
+        <w:rPr>
+          <w:bCs/>
+          <w:color w:val="000000" w:themeColor="text1"/>
+          <w:lang w:val="en-IE"/>
+        </w:rPr>
+        <w:t>salelineitem</w:t>
+      </w:r>
+      <w:proofErr w:type="spellEnd"/>
+      <w:r>
+        <w:rPr>
+          <w:bCs/>
+          <w:color w:val="000000" w:themeColor="text1"/>
+          <w:lang w:val="en-IE"/>
+        </w:rPr>
+        <w:t>.</w:t>
+      </w:r>
+    </w:p>
+    <w:p>
+      <w:pPr>
+        <w:jc w:val="both"/>
+        <w:rPr>
+          <w:bCs/>
+          <w:color w:val="000000" w:themeColor="text1"/>
+          <w:lang w:val="en-IE"/>
+        </w:rPr>
+      </w:pPr>
+    </w:p>
+    <w:p>
+      <w:pPr>
+        <w:jc w:val="both"/>
+        <w:rPr>
+          <w:bCs/>
+          <w:color w:val="000000" w:themeColor="text1"/>
+          <w:lang w:val="en-IE"/>
+        </w:rPr>
+      </w:pPr>
+      <w:r>
+        <w:rPr>
+          <w:bCs/>
+          <w:color w:val="000000" w:themeColor="text1"/>
+          <w:lang w:val="en-IE"/>
+        </w:rPr>
+        <w:t xml:space="preserve">The </w:t>
+      </w:r>
+      <w:r>
+        <w:rPr>
+          <w:b/>
+          <w:color w:val="000000" w:themeColor="text1"/>
+          <w:lang w:val="en-IE"/>
+        </w:rPr>
+        <w:t>Controller</w:t>
+      </w:r>
+      <w:r>
+        <w:rPr>
+          <w:bCs/>
+          <w:color w:val="000000" w:themeColor="text1"/>
+          <w:lang w:val="en-IE"/>
+        </w:rPr>
+        <w:t xml:space="preserve"> pattern assigns a non-UI class the responsibility of receiving system events from the user interface and delegating the work to domain objects, acting as a mediator between the UI layer and the domain layer.</w:t>
+      </w:r>
+    </w:p>
+    <w:p>
+      <w:pPr>
+        <w:jc w:val="both"/>
+        <w:rPr>
+          <w:bCs/>
+          <w:color w:val="000000" w:themeColor="text1"/>
+          <w:lang w:val="en-IE"/>
+        </w:rPr>
+      </w:pPr>
+      <w:r>
+        <w:rPr>
+          <w:b/>
+          <w:color w:val="000000" w:themeColor="text1"/>
+          <w:lang w:val="en-IE"/>
+        </w:rPr>
+        <w:t xml:space="preserve">Controller: </w:t>
+      </w:r>
+      <w:proofErr w:type="spellStart"/>
+      <w:r>
+        <w:rPr>
+          <w:bCs/>
+          <w:color w:val="000000" w:themeColor="text1"/>
+          <w:lang w:val="en-IE"/>
+        </w:rPr>
+        <w:t>its</w:t>
+      </w:r>
+      <w:proofErr w:type="spellEnd"/>
+      <w:r>
+        <w:rPr>
+          <w:bCs/>
+          <w:color w:val="000000" w:themeColor="text1"/>
+          <w:lang w:val="en-IE"/>
+        </w:rPr>
+        <w:t xml:space="preserve"> the first object o</w:t>
+      </w:r>
+      <w:r>
+        <w:rPr>
+          <w:bCs/>
+          <w:color w:val="000000" w:themeColor="text1"/>
+          <w:lang w:val="en-IE"/>
+        </w:rPr>
+        <w:t>r code that handles and processes the input from a UI</w:t>
+      </w:r>
+    </w:p>
+    <w:p>
+      <w:pPr>
+        <w:jc w:val="both"/>
+        <w:rPr>
+          <w:bCs/>
+          <w:color w:val="000000" w:themeColor="text1"/>
+          <w:lang w:val="en-IE"/>
+        </w:rPr>
+      </w:pPr>
+      <w:r>
+        <w:rPr>
+          <w:b/>
+          <w:color w:val="000000" w:themeColor="text1"/>
+          <w:lang w:val="en-IE"/>
+        </w:rPr>
+        <w:t>Problem</w:t>
+      </w:r>
+      <w:r>
+        <w:rPr>
+          <w:bCs/>
+          <w:color w:val="000000" w:themeColor="text1"/>
+          <w:lang w:val="en-IE"/>
+        </w:rPr>
+        <w:t xml:space="preserve">: </w:t>
+      </w:r>
+      <w:r>
+        <w:rPr>
+          <w:bCs/>
+          <w:color w:val="000000" w:themeColor="text1"/>
+          <w:lang w:val="en-IE"/>
+        </w:rPr>
+        <w:t>The Controller pattern solves the problem of deciding which object should receive system events from the UI. It introduces a middle layer object that sits between the UI and the domain logic, receiving user requests and delegating work to domain objects, ensuring separation of concerns and low coupling between UI and business logic.</w:t>
+      </w:r>
+    </w:p>
+    <w:p>
+      <w:pPr>
+        <w:jc w:val="both"/>
+        <w:rPr>
+          <w:bCs/>
+          <w:color w:val="000000" w:themeColor="text1"/>
+          <w:lang w:val="en-IE"/>
+        </w:rPr>
+      </w:pPr>
+      <w:r>
+        <w:rPr>
+          <w:b/>
+          <w:color w:val="000000" w:themeColor="text1"/>
+          <w:lang w:val="en-IE"/>
+        </w:rPr>
+        <w:t>Related Patterns:</w:t>
+      </w:r>
+      <w:r>
+        <w:rPr>
+          <w:bCs/>
+          <w:color w:val="000000" w:themeColor="text1"/>
+          <w:lang w:val="en-IE"/>
+        </w:rPr>
+        <w:t xml:space="preserve"> </w:t>
+      </w:r>
+      <w:proofErr w:type="spellStart"/>
+      <w:r>
+        <w:rPr>
+          <w:bCs/>
+          <w:color w:val="000000" w:themeColor="text1"/>
+          <w:lang w:val="en-IE"/>
+        </w:rPr>
+        <w:t>GoF</w:t>
+      </w:r>
+      <w:proofErr w:type="spellEnd"/>
+      <w:r>
+        <w:rPr>
+          <w:bCs/>
+          <w:color w:val="000000" w:themeColor="text1"/>
+          <w:lang w:val="en-IE"/>
+        </w:rPr>
+        <w:t xml:space="preserve"> Command, Façade</w:t>
+      </w:r>
+    </w:p>
+    <w:p>
+      <w:pPr>
+        <w:jc w:val="both"/>
+        <w:rPr>
+          <w:bCs/>
+          <w:color w:val="000000" w:themeColor="text1"/>
+          <w:lang w:val="en-IE"/>
+        </w:rPr>
+      </w:pPr>
+      <w:r>
+        <w:rPr>
+          <w:b/>
+          <w:color w:val="000000" w:themeColor="text1"/>
+          <w:lang w:val="en-IE"/>
+        </w:rPr>
+        <w:lastRenderedPageBreak/>
+        <w:t>System facade controller</w:t>
+      </w:r>
+      <w:r>
+        <w:rPr>
+          <w:b/>
+          <w:color w:val="000000" w:themeColor="text1"/>
+          <w:lang w:val="en-IE"/>
+        </w:rPr>
+        <w:t>:</w:t>
+      </w:r>
+      <w:r>
+        <w:rPr>
+          <w:b/>
+          <w:color w:val="000000" w:themeColor="text1"/>
+          <w:lang w:val="en-IE"/>
+        </w:rPr>
+        <w:t xml:space="preserve"> </w:t>
+      </w:r>
+      <w:r>
+        <w:rPr>
+          <w:bCs/>
+          <w:color w:val="000000" w:themeColor="text1"/>
+          <w:lang w:val="en-IE"/>
+        </w:rPr>
+        <w:t>One single controller handles all system events from the UI.</w:t>
+      </w:r>
+    </w:p>
+    <w:p>
+      <w:pPr>
+        <w:jc w:val="both"/>
+        <w:rPr>
+          <w:bCs/>
+          <w:color w:val="000000" w:themeColor="text1"/>
+          <w:lang w:val="en-IE"/>
+        </w:rPr>
+      </w:pPr>
+      <w:r>
+        <w:rPr>
+          <w:b/>
+          <w:color w:val="000000" w:themeColor="text1"/>
+          <w:lang w:val="en-IE"/>
+        </w:rPr>
+        <w:t>Use case (or session) controller:</w:t>
+      </w:r>
+      <w:r>
+        <w:rPr>
+          <w:b/>
+          <w:color w:val="000000" w:themeColor="text1"/>
+          <w:lang w:val="en-IE"/>
+        </w:rPr>
+        <w:t xml:space="preserve"> </w:t>
+      </w:r>
+      <w:r>
+        <w:rPr>
+          <w:bCs/>
+          <w:color w:val="000000" w:themeColor="text1"/>
+          <w:lang w:val="en-IE"/>
+        </w:rPr>
+        <w:t>Different controllers exist for different use cases or user actions</w:t>
+      </w:r>
+    </w:p>
+    <w:p>
+      <w:pPr>
+        <w:jc w:val="both"/>
+        <w:rPr>
+          <w:bCs/>
+          <w:color w:val="000000" w:themeColor="text1"/>
+          <w:lang w:val="en-IE"/>
+        </w:rPr>
+      </w:pPr>
+      <w:r>
+        <w:rPr>
+          <w:bCs/>
+          <w:color w:val="000000" w:themeColor="text1"/>
+          <w:lang w:val="en-IE"/>
+        </w:rPr>
+        <w:t>use case / session controller</w:t>
+      </w:r>
+      <w:r>
+        <w:rPr>
+          <w:bCs/>
+          <w:color w:val="000000" w:themeColor="text1"/>
+          <w:lang w:val="en-IE"/>
+        </w:rPr>
+        <w:t xml:space="preserve">s, </w:t>
+      </w:r>
+      <w:r>
+        <w:rPr>
+          <w:bCs/>
+          <w:color w:val="000000" w:themeColor="text1"/>
+          <w:lang w:val="en-IE"/>
+        </w:rPr>
+        <w:t xml:space="preserve">is where the REST </w:t>
+      </w:r>
+      <w:proofErr w:type="spellStart"/>
+      <w:r>
+        <w:rPr>
+          <w:bCs/>
+          <w:color w:val="000000" w:themeColor="text1"/>
+          <w:lang w:val="en-IE"/>
+        </w:rPr>
+        <w:t>contollers</w:t>
+      </w:r>
+      <w:proofErr w:type="spellEnd"/>
+      <w:r>
+        <w:rPr>
+          <w:bCs/>
+          <w:color w:val="000000" w:themeColor="text1"/>
+          <w:lang w:val="en-IE"/>
+        </w:rPr>
+        <w:t xml:space="preserve"> idea in spring boot is built upon</w:t>
+      </w:r>
+      <w:r>
+        <w:rPr>
+          <w:bCs/>
+          <w:color w:val="000000" w:themeColor="text1"/>
+          <w:lang w:val="en-IE"/>
+        </w:rPr>
+        <w:t>.</w:t>
+      </w:r>
+    </w:p>
+    <w:p>
+      <w:pPr>
+        <w:jc w:val="both"/>
+        <w:rPr>
+          <w:bCs/>
+          <w:color w:val="000000" w:themeColor="text1"/>
+          <w:lang w:val="en-IE"/>
+        </w:rPr>
+      </w:pPr>
+      <w:r>
+        <w:rPr>
+          <w:bCs/>
+          <w:color w:val="000000" w:themeColor="text1"/>
+          <w:lang w:val="en-IE"/>
+        </w:rPr>
+        <w:t xml:space="preserve">In the example we have 2 options, the first one once the UI request is </w:t>
+      </w:r>
+      <w:proofErr w:type="gramStart"/>
+      <w:r>
+        <w:rPr>
+          <w:bCs/>
+          <w:color w:val="000000" w:themeColor="text1"/>
+          <w:lang w:val="en-IE"/>
+        </w:rPr>
+        <w:t>triggered</w:t>
+      </w:r>
+      <w:proofErr w:type="gramEnd"/>
+      <w:r>
+        <w:rPr>
+          <w:bCs/>
+          <w:color w:val="000000" w:themeColor="text1"/>
+          <w:lang w:val="en-IE"/>
+        </w:rPr>
+        <w:t xml:space="preserve"> we get</w:t>
+      </w:r>
+      <w:r>
+        <w:rPr>
+          <w:bCs/>
+          <w:color w:val="000000" w:themeColor="text1"/>
+          <w:lang w:val="en-IE"/>
+        </w:rPr>
+        <w:t xml:space="preserve"> to deal with raw data from our model which exposes the business domain/logic which is a very bad design</w:t>
+      </w:r>
+    </w:p>
+    <w:p>
+      <w:pPr>
+        <w:jc w:val="both"/>
+        <w:rPr>
+          <w:bCs/>
+          <w:color w:val="000000" w:themeColor="text1"/>
+          <w:lang w:val="en-IE"/>
+        </w:rPr>
+      </w:pPr>
+      <w:r>
+        <w:rPr>
+          <w:bCs/>
+          <w:color w:val="000000" w:themeColor="text1"/>
+          <w:lang w:val="en-IE"/>
+        </w:rPr>
+        <w:t>The second</w:t>
+      </w:r>
+      <w:r>
+        <w:rPr>
+          <w:bCs/>
+          <w:color w:val="000000" w:themeColor="text1"/>
+          <w:lang w:val="en-IE"/>
+        </w:rPr>
+        <w:t xml:space="preserve"> one we have a controller called </w:t>
+      </w:r>
+      <w:proofErr w:type="spellStart"/>
+      <w:r>
+        <w:rPr>
+          <w:bCs/>
+          <w:color w:val="000000" w:themeColor="text1"/>
+          <w:lang w:val="en-IE"/>
+        </w:rPr>
+        <w:t>registery</w:t>
+      </w:r>
+      <w:proofErr w:type="spellEnd"/>
+      <w:r>
+        <w:rPr>
+          <w:bCs/>
+          <w:color w:val="000000" w:themeColor="text1"/>
+          <w:lang w:val="en-IE"/>
+        </w:rPr>
+        <w:t xml:space="preserve"> which handles all the requests that okay</w:t>
+      </w:r>
+    </w:p>
+    <w:p>
+      <w:pPr>
+        <w:jc w:val="both"/>
+        <w:rPr>
+          <w:bCs/>
+          <w:color w:val="000000" w:themeColor="text1"/>
+          <w:lang w:val="en-IE"/>
+        </w:rPr>
+      </w:pPr>
+    </w:p>
+    <w:p>
+      <w:pPr>
+        <w:jc w:val="both"/>
+        <w:rPr>
+          <w:bCs/>
+          <w:color w:val="000000" w:themeColor="text1"/>
+          <w:lang w:val="en-IE"/>
+        </w:rPr>
+      </w:pPr>
+      <w:r>
+        <w:rPr>
+          <w:b/>
+          <w:color w:val="000000" w:themeColor="text1"/>
+          <w:lang w:val="en-IE"/>
+        </w:rPr>
+        <w:t>Cohesion:</w:t>
+      </w:r>
+      <w:r>
+        <w:rPr>
+          <w:bCs/>
+          <w:color w:val="000000" w:themeColor="text1"/>
+          <w:lang w:val="en-IE"/>
+        </w:rPr>
+        <w:t xml:space="preserve"> </w:t>
+      </w:r>
+      <w:r>
+        <w:rPr>
+          <w:bCs/>
+          <w:color w:val="000000" w:themeColor="text1"/>
+          <w:lang w:val="en-IE"/>
+        </w:rPr>
+        <w:t>Cohesion is about how well the responsibilities inside ONE class belong together.</w:t>
+      </w:r>
+      <w:r>
+        <w:rPr>
+          <w:bCs/>
+          <w:color w:val="000000" w:themeColor="text1"/>
+          <w:lang w:val="en-IE"/>
+        </w:rPr>
+        <w:t xml:space="preserve"> How focused is a class on finishing a certain task</w:t>
+      </w:r>
+    </w:p>
+    <w:p>
+      <w:pPr>
+        <w:jc w:val="both"/>
+        <w:rPr>
+          <w:bCs/>
+          <w:color w:val="000000" w:themeColor="text1"/>
+          <w:lang w:val="en-IE"/>
+        </w:rPr>
+      </w:pPr>
+      <w:r>
+        <w:rPr>
+          <w:b/>
+          <w:color w:val="000000" w:themeColor="text1"/>
+          <w:lang w:val="en-IE"/>
+        </w:rPr>
+        <w:t>Problem</w:t>
+      </w:r>
+      <w:r>
+        <w:rPr>
+          <w:bCs/>
+          <w:color w:val="000000" w:themeColor="text1"/>
+          <w:lang w:val="en-IE"/>
+        </w:rPr>
+        <w:t>: how can we keep an object understandable focused and low coupled</w:t>
+      </w:r>
+    </w:p>
+    <w:p>
+      <w:pPr>
+        <w:jc w:val="both"/>
+        <w:rPr>
+          <w:bCs/>
+          <w:color w:val="000000" w:themeColor="text1"/>
+          <w:lang w:val="en-IE"/>
+        </w:rPr>
+      </w:pPr>
+      <w:r>
+        <w:rPr>
+          <w:b/>
+          <w:color w:val="000000" w:themeColor="text1"/>
+          <w:lang w:val="en-IE"/>
+        </w:rPr>
+        <w:t>Solution</w:t>
+      </w:r>
+      <w:r>
+        <w:rPr>
+          <w:bCs/>
+          <w:color w:val="000000" w:themeColor="text1"/>
+          <w:lang w:val="en-IE"/>
+        </w:rPr>
+        <w:t>: assign responsibility that the object is focused on only one task</w:t>
+      </w:r>
+    </w:p>
+    <w:p>
+      <w:pPr>
+        <w:jc w:val="both"/>
+        <w:rPr>
+          <w:bCs/>
+          <w:color w:val="000000" w:themeColor="text1"/>
+          <w:lang w:val="en-IE"/>
+        </w:rPr>
+      </w:pPr>
+      <w:r>
+        <w:rPr>
+          <w:b/>
+          <w:color w:val="000000" w:themeColor="text1"/>
+          <w:lang w:val="en-IE"/>
+        </w:rPr>
+        <w:t>High cohesion benefits</w:t>
+      </w:r>
+      <w:r>
+        <w:rPr>
+          <w:bCs/>
+          <w:color w:val="000000" w:themeColor="text1"/>
+          <w:lang w:val="en-IE"/>
+        </w:rPr>
+        <w:t>:</w:t>
+      </w:r>
+      <w:r>
+        <w:rPr>
+          <w:bCs/>
+          <w:color w:val="000000" w:themeColor="text1"/>
+          <w:lang w:val="en-IE"/>
+        </w:rPr>
+        <w:t xml:space="preserve"> more independent</w:t>
+      </w:r>
+      <w:r>
+        <w:rPr>
+          <w:bCs/>
+          <w:color w:val="000000" w:themeColor="text1"/>
+          <w:lang w:val="en-IE"/>
+        </w:rPr>
+        <w:t xml:space="preserve"> classes</w:t>
+      </w:r>
+      <w:r>
+        <w:rPr>
+          <w:bCs/>
+          <w:color w:val="000000" w:themeColor="text1"/>
+          <w:lang w:val="en-IE"/>
+        </w:rPr>
+        <w:t>,</w:t>
+      </w:r>
+      <w:r>
+        <w:rPr>
+          <w:bCs/>
+          <w:color w:val="000000" w:themeColor="text1"/>
+          <w:lang w:val="en-IE"/>
+        </w:rPr>
+        <w:t xml:space="preserve"> Reduced impact of </w:t>
+      </w:r>
+      <w:proofErr w:type="gramStart"/>
+      <w:r>
+        <w:rPr>
+          <w:bCs/>
+          <w:color w:val="000000" w:themeColor="text1"/>
+          <w:lang w:val="en-IE"/>
+        </w:rPr>
+        <w:t>changes</w:t>
+      </w:r>
+      <w:r>
+        <w:rPr>
+          <w:bCs/>
+          <w:color w:val="000000" w:themeColor="text1"/>
+          <w:lang w:val="en-IE"/>
+        </w:rPr>
+        <w:t xml:space="preserve"> ,</w:t>
+      </w:r>
+      <w:r>
+        <w:rPr>
+          <w:bCs/>
+          <w:color w:val="000000" w:themeColor="text1"/>
+          <w:lang w:val="en-IE"/>
+        </w:rPr>
+        <w:t>Simple</w:t>
+      </w:r>
+      <w:proofErr w:type="gramEnd"/>
+      <w:r>
+        <w:rPr>
+          <w:bCs/>
+          <w:color w:val="000000" w:themeColor="text1"/>
+          <w:lang w:val="en-IE"/>
+        </w:rPr>
+        <w:t xml:space="preserve"> to understand </w:t>
+      </w:r>
+      <w:r>
+        <w:rPr>
+          <w:bCs/>
+          <w:color w:val="000000" w:themeColor="text1"/>
+          <w:lang w:val="en-IE"/>
+        </w:rPr>
+        <w:t>without full context</w:t>
+      </w:r>
+      <w:r>
+        <w:rPr>
+          <w:bCs/>
+          <w:color w:val="000000" w:themeColor="text1"/>
+          <w:lang w:val="en-IE"/>
+        </w:rPr>
+        <w:t xml:space="preserve">, </w:t>
+      </w:r>
+      <w:r>
+        <w:rPr>
+          <w:bCs/>
+          <w:color w:val="000000" w:themeColor="text1"/>
+          <w:lang w:val="en-IE"/>
+        </w:rPr>
+        <w:t>Easier to reuse</w:t>
+      </w:r>
+      <w:r>
+        <w:rPr>
+          <w:bCs/>
+          <w:color w:val="000000" w:themeColor="text1"/>
+          <w:lang w:val="en-IE"/>
+        </w:rPr>
+        <w:t>.</w:t>
+      </w:r>
+    </w:p>
+    <w:p>
+      <w:pPr>
+        <w:jc w:val="both"/>
+        <w:rPr>
+          <w:bCs/>
+          <w:color w:val="000000" w:themeColor="text1"/>
+          <w:lang w:val="en-IE"/>
+        </w:rPr>
+      </w:pPr>
+    </w:p>
+    <w:p>
+      <w:pPr>
+        <w:jc w:val="both"/>
         <w:rPr>
           <w:b/>
           <w:color w:val="000000" w:themeColor="text1"/>
@@ -3775,6 +4079,16 @@
           <w:u w:val="single"/>
           <w:lang w:val="en-IE"/>
         </w:rPr>
+      </w:pPr>
+      <w:r>
+        <w:rPr>
+          <w:b/>
+          <w:color w:val="000000" w:themeColor="text1"/>
+          <w:sz w:val="24"/>
+          <w:szCs w:val="24"/>
+          <w:u w:val="single"/>
+          <w:lang w:val="en-IE"/>
+        </w:rPr>
         <w:t>Relation between Low Coupling &amp; High Cohesion:</w:t>
       </w:r>
     </w:p>
@@ -3829,25 +4143,79 @@
           <w:color w:val="000000" w:themeColor="text1"/>
           <w:lang w:val="en-IE"/>
         </w:rPr>
-        <w:t xml:space="preserve">Low coupling and high cohesion increases the usability and decreases the impact of change. </w:t>
-      </w:r>
-    </w:p>
-    <w:p>
-      <w:pPr>
-        <w:jc w:val="both"/>
-        <w:rPr>
-          <w:bCs/>
-          <w:color w:val="000000" w:themeColor="text1"/>
-          <w:lang w:val="en-IE"/>
-        </w:rPr>
-      </w:pPr>
-      <w:r>
-        <w:rPr>
-          <w:bCs/>
-          <w:color w:val="000000" w:themeColor="text1"/>
-          <w:lang w:val="en-IE"/>
-        </w:rPr>
-        <w:t xml:space="preserve">Classes that has many dependencies has high coupling, classes that have many responsibilities have low cohesion </w:t>
+        <w:t xml:space="preserve">Low coupling and high cohesion </w:t>
+      </w:r>
+      <w:proofErr w:type="gramStart"/>
+      <w:r>
+        <w:rPr>
+          <w:bCs/>
+          <w:color w:val="000000" w:themeColor="text1"/>
+          <w:lang w:val="en-IE"/>
+        </w:rPr>
+        <w:t>increases</w:t>
+      </w:r>
+      <w:proofErr w:type="gramEnd"/>
+      <w:r>
+        <w:rPr>
+          <w:bCs/>
+          <w:color w:val="000000" w:themeColor="text1"/>
+          <w:lang w:val="en-IE"/>
+        </w:rPr>
+        <w:t xml:space="preserve"> the usability and decreases the impact of change. </w:t>
+      </w:r>
+    </w:p>
+    <w:p>
+      <w:pPr>
+        <w:jc w:val="both"/>
+        <w:rPr>
+          <w:bCs/>
+          <w:color w:val="000000" w:themeColor="text1"/>
+          <w:lang w:val="en-IE"/>
+        </w:rPr>
+      </w:pPr>
+      <w:r>
+        <w:rPr>
+          <w:bCs/>
+          <w:color w:val="000000" w:themeColor="text1"/>
+          <w:lang w:val="en-IE"/>
+        </w:rPr>
+        <w:t xml:space="preserve">Classes that </w:t>
+      </w:r>
+      <w:proofErr w:type="gramStart"/>
+      <w:r>
+        <w:rPr>
+          <w:bCs/>
+          <w:color w:val="000000" w:themeColor="text1"/>
+          <w:lang w:val="en-IE"/>
+        </w:rPr>
+        <w:t>has</w:t>
+      </w:r>
+      <w:proofErr w:type="gramEnd"/>
+      <w:r>
+        <w:rPr>
+          <w:bCs/>
+          <w:color w:val="000000" w:themeColor="text1"/>
+          <w:lang w:val="en-IE"/>
+        </w:rPr>
+        <w:t xml:space="preserve"> many dependencies </w:t>
+      </w:r>
+      <w:proofErr w:type="gramStart"/>
+      <w:r>
+        <w:rPr>
+          <w:bCs/>
+          <w:color w:val="000000" w:themeColor="text1"/>
+          <w:lang w:val="en-IE"/>
+        </w:rPr>
+        <w:t>has</w:t>
+      </w:r>
+      <w:proofErr w:type="gramEnd"/>
+      <w:r>
+        <w:rPr>
+          <w:bCs/>
+          <w:color w:val="000000" w:themeColor="text1"/>
+          <w:lang w:val="en-IE"/>
+        </w:rPr>
+        <w:t xml:space="preserve"> high coupling, classes that have many responsibilities have low cohesion </w:t>
       </w:r>
     </w:p>
     <w:p>
@@ -3943,7 +4311,25 @@
           <w:color w:val="000000" w:themeColor="text1"/>
           <w:lang w:val="en-IE"/>
         </w:rPr>
-        <w:t xml:space="preserve">Example of payment authorization we should not put the authorize inside the parent class if each child will implement it differently we can only define it as an abstract method then each child or implement class should implement its version of the concrete function </w:t>
+        <w:t xml:space="preserve">Example of payment authorization we should not put the authorize inside the parent class if each child will implement it differently we can only define it as an abstract </w:t>
+      </w:r>
+      <w:proofErr w:type="gramStart"/>
+      <w:r>
+        <w:rPr>
+          <w:bCs/>
+          <w:color w:val="000000" w:themeColor="text1"/>
+          <w:lang w:val="en-IE"/>
+        </w:rPr>
+        <w:t>method</w:t>
+      </w:r>
+      <w:proofErr w:type="gramEnd"/>
+      <w:r>
+        <w:rPr>
+          <w:bCs/>
+          <w:color w:val="000000" w:themeColor="text1"/>
+          <w:lang w:val="en-IE"/>
+        </w:rPr>
+        <w:t xml:space="preserve"> then each child or implement class should implement its version of the concrete function </w:t>
       </w:r>
     </w:p>
     <w:p>
@@ -4300,7 +4686,25 @@
           <w:color w:val="000000" w:themeColor="text1"/>
           <w:lang w:val="en-IE"/>
         </w:rPr>
-        <w:t xml:space="preserve">we sometimes cannot find the information expert and it </w:t>
+        <w:t xml:space="preserve">we sometimes cannot find the information </w:t>
+      </w:r>
+      <w:proofErr w:type="gramStart"/>
+      <w:r>
+        <w:rPr>
+          <w:bCs/>
+          <w:color w:val="000000" w:themeColor="text1"/>
+          <w:lang w:val="en-IE"/>
+        </w:rPr>
+        <w:t>expert</w:t>
+      </w:r>
+      <w:proofErr w:type="gramEnd"/>
+      <w:r>
+        <w:rPr>
+          <w:bCs/>
+          <w:color w:val="000000" w:themeColor="text1"/>
+          <w:lang w:val="en-IE"/>
+        </w:rPr>
+        <w:t xml:space="preserve"> and it </w:t>
       </w:r>
       <w:r>
         <w:rPr>
@@ -4316,7 +4720,25 @@
           <w:color w:val="000000" w:themeColor="text1"/>
           <w:lang w:val="en-IE"/>
         </w:rPr>
-        <w:t xml:space="preserve"> also exist in the domain model. Some responsibilities cannot be crafted from the domain model and it has no object, so instead of giving it to an irrelevant object we create a new class that handles this responsibility</w:t>
+        <w:t xml:space="preserve"> also exist in the domain model. Some responsibilities cannot be crafted from the domain </w:t>
+      </w:r>
+      <w:proofErr w:type="gramStart"/>
+      <w:r>
+        <w:rPr>
+          <w:bCs/>
+          <w:color w:val="000000" w:themeColor="text1"/>
+          <w:lang w:val="en-IE"/>
+        </w:rPr>
+        <w:t>model</w:t>
+      </w:r>
+      <w:proofErr w:type="gramEnd"/>
+      <w:r>
+        <w:rPr>
+          <w:bCs/>
+          <w:color w:val="000000" w:themeColor="text1"/>
+          <w:lang w:val="en-IE"/>
+        </w:rPr>
+        <w:t xml:space="preserve"> and it has no object, so instead of giving it to an irrelevant object we create a new class that handles this responsibility</w:t>
       </w:r>
     </w:p>
     <w:p>
@@ -4440,7 +4862,25 @@
           <w:color w:val="000000" w:themeColor="text1"/>
           <w:lang w:val="en-IE"/>
         </w:rPr>
-        <w:t xml:space="preserve">ur model we have many dependencies one of which means that some classes need to talk to each other, in case class A talks to 3 classes it is highly coupled, so we create an </w:t>
+        <w:t xml:space="preserve">ur </w:t>
+      </w:r>
+      <w:proofErr w:type="gramStart"/>
+      <w:r>
+        <w:rPr>
+          <w:bCs/>
+          <w:color w:val="000000" w:themeColor="text1"/>
+          <w:lang w:val="en-IE"/>
+        </w:rPr>
+        <w:t>model</w:t>
+      </w:r>
+      <w:proofErr w:type="gramEnd"/>
+      <w:r>
+        <w:rPr>
+          <w:bCs/>
+          <w:color w:val="000000" w:themeColor="text1"/>
+          <w:lang w:val="en-IE"/>
+        </w:rPr>
+        <w:t xml:space="preserve"> we have many dependencies one of which means that some classes need to talk to each other, in case class A talks to 3 classes it is highly coupled, so we create an </w:t>
       </w:r>
       <w:proofErr w:type="spellStart"/>
       <w:r>
@@ -4458,7 +4898,25 @@
           <w:color w:val="000000" w:themeColor="text1"/>
           <w:lang w:val="en-IE"/>
         </w:rPr>
-        <w:t xml:space="preserve"> that acts like a middle man between classes when communicating so we have lower coupling</w:t>
+        <w:t xml:space="preserve"> that acts like a </w:t>
+      </w:r>
+      <w:proofErr w:type="gramStart"/>
+      <w:r>
+        <w:rPr>
+          <w:bCs/>
+          <w:color w:val="000000" w:themeColor="text1"/>
+          <w:lang w:val="en-IE"/>
+        </w:rPr>
+        <w:t>middle man</w:t>
+      </w:r>
+      <w:proofErr w:type="gramEnd"/>
+      <w:r>
+        <w:rPr>
+          <w:bCs/>
+          <w:color w:val="000000" w:themeColor="text1"/>
+          <w:lang w:val="en-IE"/>
+        </w:rPr>
+        <w:t xml:space="preserve"> between classes when communicating so we have lower coupling</w:t>
       </w:r>
     </w:p>
     <w:p>
@@ -4684,8 +5142,18 @@
           <w:color w:val="000000" w:themeColor="text1"/>
           <w:lang w:val="en-IE"/>
         </w:rPr>
-        <w:t>More on this later..</w:t>
-      </w:r>
+        <w:t xml:space="preserve">More on this </w:t>
+      </w:r>
+      <w:proofErr w:type="gramStart"/>
+      <w:r>
+        <w:rPr>
+          <w:bCs/>
+          <w:color w:val="000000" w:themeColor="text1"/>
+          <w:lang w:val="en-IE"/>
+        </w:rPr>
+        <w:t>later..</w:t>
+      </w:r>
+      <w:proofErr w:type="gramEnd"/>
     </w:p>
     <w:p>
       <w:pPr>
@@ -4704,6 +5172,7 @@
         </w:rPr>
         <w:t>Low Coupling supports/fosters Protected Variation</w:t>
       </w:r>
+      <w:proofErr w:type="gramStart"/>
       <w:r>
         <w:rPr>
           <w:bCs/>
@@ -4718,8 +5187,18 @@
           <w:color w:val="000000" w:themeColor="text1"/>
           <w:lang w:val="en-IE"/>
         </w:rPr>
-        <w:t>.Polymorphism supports/fosters Low Coupling Indirection supports/fosters Low Coupling</w:t>
-      </w:r>
+        <w:t>.Polymorphism</w:t>
+      </w:r>
+      <w:proofErr w:type="gramEnd"/>
+      <w:r>
+        <w:rPr>
+          <w:bCs/>
+          <w:color w:val="000000" w:themeColor="text1"/>
+          <w:lang w:val="en-IE"/>
+        </w:rPr>
+        <w:t xml:space="preserve"> supports/fosters Low Coupling Indirection supports/fosters Low Coupling</w:t>
+      </w:r>
+      <w:proofErr w:type="gramStart"/>
       <w:r>
         <w:rPr>
           <w:bCs/>
@@ -4734,7 +5213,16 @@
           <w:color w:val="000000" w:themeColor="text1"/>
           <w:lang w:val="en-IE"/>
         </w:rPr>
-        <w:t>.Pure Fabrication supports/fosters High Cohesion</w:t>
+        <w:t>.Pure</w:t>
+      </w:r>
+      <w:proofErr w:type="gramEnd"/>
+      <w:r>
+        <w:rPr>
+          <w:bCs/>
+          <w:color w:val="000000" w:themeColor="text1"/>
+          <w:lang w:val="en-IE"/>
+        </w:rPr>
+        <w:t xml:space="preserve"> Fabrication supports/fosters High Cohesion</w:t>
       </w:r>
       <w:r>
         <w:rPr>
@@ -5023,7 +5511,25 @@
           <w:color w:val="000000" w:themeColor="text1"/>
           <w:lang w:val="en-IE"/>
         </w:rPr>
-        <w:t>Fast five principles for object oriented programming and pattern design</w:t>
+        <w:t xml:space="preserve">Fast five principles for </w:t>
+      </w:r>
+      <w:proofErr w:type="gramStart"/>
+      <w:r>
+        <w:rPr>
+          <w:bCs/>
+          <w:color w:val="000000" w:themeColor="text1"/>
+          <w:lang w:val="en-IE"/>
+        </w:rPr>
+        <w:t>object oriented</w:t>
+      </w:r>
+      <w:proofErr w:type="gramEnd"/>
+      <w:r>
+        <w:rPr>
+          <w:bCs/>
+          <w:color w:val="000000" w:themeColor="text1"/>
+          <w:lang w:val="en-IE"/>
+        </w:rPr>
+        <w:t xml:space="preserve"> programming and pattern design</w:t>
       </w:r>
     </w:p>
     <w:p>
@@ -5073,33 +5579,69 @@
           <w:color w:val="000000" w:themeColor="text1"/>
           <w:lang w:val="en-IE"/>
         </w:rPr>
-        <w:t>store it in database, that has too many reasons to be changed In case the format, the tax rules or the database design. But if we break it into 3 classes it becomes good design.</w:t>
-      </w:r>
-    </w:p>
-    <w:p>
-      <w:pPr>
-        <w:jc w:val="both"/>
-        <w:rPr>
-          <w:bCs/>
-          <w:color w:val="000000" w:themeColor="text1"/>
-          <w:lang w:val="en-IE"/>
-        </w:rPr>
-      </w:pPr>
-      <w:r>
-        <w:rPr>
-          <w:b/>
-          <w:color w:val="000000" w:themeColor="text1"/>
-          <w:lang w:val="en-IE"/>
-        </w:rPr>
-        <w:t xml:space="preserve">Open/Closed Principle (OCP) </w:t>
-      </w:r>
-      <w:r>
-        <w:rPr>
-          <w:bCs/>
-          <w:color w:val="000000" w:themeColor="text1"/>
-          <w:lang w:val="en-IE"/>
-        </w:rPr>
-        <w:t xml:space="preserve">: </w:t>
+        <w:t xml:space="preserve">store it in database, that has too many reasons to be changed </w:t>
+      </w:r>
+      <w:proofErr w:type="gramStart"/>
+      <w:r>
+        <w:rPr>
+          <w:bCs/>
+          <w:color w:val="000000" w:themeColor="text1"/>
+          <w:lang w:val="en-IE"/>
+        </w:rPr>
+        <w:t>In</w:t>
+      </w:r>
+      <w:proofErr w:type="gramEnd"/>
+      <w:r>
+        <w:rPr>
+          <w:bCs/>
+          <w:color w:val="000000" w:themeColor="text1"/>
+          <w:lang w:val="en-IE"/>
+        </w:rPr>
+        <w:t xml:space="preserve"> case the format, the tax rules or the database design. But if we break it into 3 classes it becomes good design.</w:t>
+      </w:r>
+    </w:p>
+    <w:p>
+      <w:pPr>
+        <w:jc w:val="both"/>
+        <w:rPr>
+          <w:bCs/>
+          <w:color w:val="000000" w:themeColor="text1"/>
+          <w:lang w:val="en-IE"/>
+        </w:rPr>
+      </w:pPr>
+      <w:r>
+        <w:rPr>
+          <w:b/>
+          <w:color w:val="000000" w:themeColor="text1"/>
+          <w:lang w:val="en-IE"/>
+        </w:rPr>
+        <w:t>Open/Closed Principle (OCP</w:t>
+      </w:r>
+      <w:proofErr w:type="gramStart"/>
+      <w:r>
+        <w:rPr>
+          <w:b/>
+          <w:color w:val="000000" w:themeColor="text1"/>
+          <w:lang w:val="en-IE"/>
+        </w:rPr>
+        <w:t xml:space="preserve">) </w:t>
+      </w:r>
+      <w:r>
+        <w:rPr>
+          <w:bCs/>
+          <w:color w:val="000000" w:themeColor="text1"/>
+          <w:lang w:val="en-IE"/>
+        </w:rPr>
+        <w:t>:</w:t>
+      </w:r>
+      <w:proofErr w:type="gramEnd"/>
+      <w:r>
+        <w:rPr>
+          <w:bCs/>
+          <w:color w:val="000000" w:themeColor="text1"/>
+          <w:lang w:val="en-IE"/>
+        </w:rPr>
+        <w:t xml:space="preserve"> </w:t>
       </w:r>
       <w:r>
         <w:rPr>
@@ -5245,7 +5787,16 @@
           <w:color w:val="000000" w:themeColor="text1"/>
           <w:lang w:val="en-IE"/>
         </w:rPr>
-        <w:t>Don’t repeat yourself (DRY)</w:t>
+        <w:t>Don’t repeat yourself (DRY</w:t>
+      </w:r>
+      <w:proofErr w:type="gramStart"/>
+      <w:r>
+        <w:rPr>
+          <w:b/>
+          <w:color w:val="000000" w:themeColor="text1"/>
+          <w:lang w:val="en-IE"/>
+        </w:rPr>
+        <w:t>)</w:t>
       </w:r>
       <w:r>
         <w:rPr>
@@ -5261,7 +5812,16 @@
           <w:color w:val="000000" w:themeColor="text1"/>
           <w:lang w:val="en-IE"/>
         </w:rPr>
-        <w:t xml:space="preserve">: </w:t>
+        <w:t>:</w:t>
+      </w:r>
+      <w:proofErr w:type="gramEnd"/>
+      <w:r>
+        <w:rPr>
+          <w:bCs/>
+          <w:color w:val="000000" w:themeColor="text1"/>
+          <w:lang w:val="en-IE"/>
+        </w:rPr>
+        <w:t xml:space="preserve"> </w:t>
       </w:r>
       <w:r>
         <w:rPr>

--- a/SWARD/Lectures/Lecture 5.docx
+++ b/SWARD/Lectures/Lecture 5.docx
@@ -278,30 +278,14 @@
           <w:color w:val="000000" w:themeColor="text1"/>
           <w:lang w:val="en-IE"/>
         </w:rPr>
-        <w:t xml:space="preserve">Design </w:t>
-      </w:r>
-      <w:proofErr w:type="gramStart"/>
-      <w:r>
-        <w:rPr>
-          <w:color w:val="000000" w:themeColor="text1"/>
-          <w:lang w:val="en-IE"/>
-        </w:rPr>
-        <w:t xml:space="preserve">model, </w:t>
-      </w:r>
-      <w:r>
-        <w:rPr>
-          <w:color w:val="000000" w:themeColor="text1"/>
-          <w:lang w:val="en-IE"/>
-        </w:rPr>
-        <w:t xml:space="preserve"> domain</w:t>
-      </w:r>
-      <w:proofErr w:type="gramEnd"/>
-      <w:r>
-        <w:rPr>
-          <w:color w:val="000000" w:themeColor="text1"/>
-          <w:lang w:val="en-IE"/>
-        </w:rPr>
-        <w:t xml:space="preserve"> model focuses on the business, </w:t>
+        <w:t xml:space="preserve">Design model, </w:t>
+      </w:r>
+      <w:r>
+        <w:rPr>
+          <w:color w:val="000000" w:themeColor="text1"/>
+          <w:lang w:val="en-IE"/>
+        </w:rPr>
+        <w:t xml:space="preserve">domain model focuses on the business, </w:t>
       </w:r>
       <w:r>
         <w:rPr>
@@ -367,13 +351,6 @@
           <w:lang w:val="en-IE"/>
         </w:rPr>
         <w:t>.</w:t>
-      </w:r>
-      <w:r>
-        <w:rPr>
-          <w:color w:val="000000" w:themeColor="text1"/>
-          <w:lang w:val="en-IE"/>
-        </w:rPr>
-        <w:t>3</w:t>
       </w:r>
     </w:p>
     <w:p>
@@ -1089,16 +1066,14 @@
         </w:rPr>
         <w:t xml:space="preserve">does not always have to </w:t>
       </w:r>
-      <w:proofErr w:type="spellStart"/>
-      <w:r>
-        <w:rPr>
-          <w:bCs/>
-          <w:color w:val="000000" w:themeColor="text1"/>
-          <w:lang w:val="en-IE"/>
-        </w:rPr>
-        <w:t>corrosponde</w:t>
-      </w:r>
-      <w:proofErr w:type="spellEnd"/>
+      <w:r>
+        <w:rPr>
+          <w:bCs/>
+          <w:color w:val="000000" w:themeColor="text1"/>
+          <w:lang w:val="en-IE"/>
+        </w:rPr>
+        <w:t>correspond</w:t>
+      </w:r>
       <w:r>
         <w:rPr>
           <w:bCs/>
@@ -4215,7 +4190,23 @@
           <w:color w:val="000000" w:themeColor="text1"/>
           <w:lang w:val="en-IE"/>
         </w:rPr>
-        <w:t xml:space="preserve"> high coupling, classes that have many responsibilities have low cohesion </w:t>
+        <w:t xml:space="preserve"> </w:t>
+      </w:r>
+      <w:r>
+        <w:rPr>
+          <w:bCs/>
+          <w:color w:val="000000" w:themeColor="text1"/>
+          <w:lang w:val="en-IE"/>
+        </w:rPr>
+        <w:t>tight</w:t>
+      </w:r>
+      <w:r>
+        <w:rPr>
+          <w:bCs/>
+          <w:color w:val="000000" w:themeColor="text1"/>
+          <w:lang w:val="en-IE"/>
+        </w:rPr>
+        <w:t xml:space="preserve"> coupling, classes that have many responsibilities have low cohesion </w:t>
       </w:r>
     </w:p>
     <w:p>
@@ -4628,65 +4619,239 @@
         </w:rPr>
         <w:t xml:space="preserve"> and increase the coupling to the sale class so we </w:t>
       </w:r>
+      <w:r>
+        <w:rPr>
+          <w:bCs/>
+          <w:color w:val="000000" w:themeColor="text1"/>
+          <w:lang w:val="en-IE"/>
+        </w:rPr>
+        <w:t>decide</w:t>
+      </w:r>
+      <w:r>
+        <w:rPr>
+          <w:bCs/>
+          <w:color w:val="000000" w:themeColor="text1"/>
+          <w:lang w:val="en-IE"/>
+        </w:rPr>
+        <w:t xml:space="preserve"> to create a class that deals with the database and we can reuse it later o</w:t>
+      </w:r>
+      <w:r>
+        <w:rPr>
+          <w:bCs/>
+          <w:color w:val="000000" w:themeColor="text1"/>
+          <w:lang w:val="en-IE"/>
+        </w:rPr>
+        <w:t>n</w:t>
+      </w:r>
+    </w:p>
+    <w:p>
+      <w:pPr>
+        <w:jc w:val="both"/>
+        <w:rPr>
+          <w:bCs/>
+          <w:color w:val="000000" w:themeColor="text1"/>
+          <w:lang w:val="en-IE"/>
+        </w:rPr>
+      </w:pPr>
+      <w:r>
+        <w:rPr>
+          <w:b/>
+          <w:color w:val="000000" w:themeColor="text1"/>
+          <w:lang w:val="en-IE"/>
+        </w:rPr>
+        <w:t>problem:</w:t>
+      </w:r>
+      <w:r>
+        <w:rPr>
+          <w:b/>
+          <w:color w:val="000000" w:themeColor="text1"/>
+          <w:lang w:val="en-IE"/>
+        </w:rPr>
+        <w:t xml:space="preserve"> </w:t>
+      </w:r>
+      <w:r>
+        <w:rPr>
+          <w:bCs/>
+          <w:color w:val="000000" w:themeColor="text1"/>
+          <w:lang w:val="en-IE"/>
+        </w:rPr>
+        <w:t xml:space="preserve">we sometimes cannot find the information </w:t>
+      </w:r>
+      <w:proofErr w:type="gramStart"/>
+      <w:r>
+        <w:rPr>
+          <w:bCs/>
+          <w:color w:val="000000" w:themeColor="text1"/>
+          <w:lang w:val="en-IE"/>
+        </w:rPr>
+        <w:t>expert</w:t>
+      </w:r>
+      <w:proofErr w:type="gramEnd"/>
+      <w:r>
+        <w:rPr>
+          <w:bCs/>
+          <w:color w:val="000000" w:themeColor="text1"/>
+          <w:lang w:val="en-IE"/>
+        </w:rPr>
+        <w:t xml:space="preserve"> and it </w:t>
+      </w:r>
+      <w:r>
+        <w:rPr>
+          <w:bCs/>
+          <w:color w:val="000000" w:themeColor="text1"/>
+          <w:lang w:val="en-IE"/>
+        </w:rPr>
+        <w:t>doesn’t</w:t>
+      </w:r>
+      <w:r>
+        <w:rPr>
+          <w:bCs/>
+          <w:color w:val="000000" w:themeColor="text1"/>
+          <w:lang w:val="en-IE"/>
+        </w:rPr>
+        <w:t xml:space="preserve"> also exist in the domain model. Some responsibilities cannot be crafted from the domain </w:t>
+      </w:r>
+      <w:proofErr w:type="gramStart"/>
+      <w:r>
+        <w:rPr>
+          <w:bCs/>
+          <w:color w:val="000000" w:themeColor="text1"/>
+          <w:lang w:val="en-IE"/>
+        </w:rPr>
+        <w:t>model</w:t>
+      </w:r>
+      <w:proofErr w:type="gramEnd"/>
+      <w:r>
+        <w:rPr>
+          <w:bCs/>
+          <w:color w:val="000000" w:themeColor="text1"/>
+          <w:lang w:val="en-IE"/>
+        </w:rPr>
+        <w:t xml:space="preserve"> and it has no object, so instead of giving it to an irrelevant object we create a new class that handles this responsibility</w:t>
+      </w:r>
+    </w:p>
+    <w:p>
+      <w:pPr>
+        <w:jc w:val="both"/>
+        <w:rPr>
+          <w:bCs/>
+          <w:color w:val="000000" w:themeColor="text1"/>
+          <w:lang w:val="en-IE"/>
+        </w:rPr>
+      </w:pPr>
+      <w:r>
+        <w:rPr>
+          <w:b/>
+          <w:color w:val="000000" w:themeColor="text1"/>
+          <w:lang w:val="en-IE"/>
+        </w:rPr>
+        <w:t>Solution:</w:t>
+      </w:r>
+      <w:r>
+        <w:rPr>
+          <w:bCs/>
+          <w:color w:val="000000" w:themeColor="text1"/>
+          <w:lang w:val="en-IE"/>
+        </w:rPr>
+        <w:t xml:space="preserve"> </w:t>
+      </w:r>
+      <w:r>
+        <w:rPr>
+          <w:bCs/>
+          <w:color w:val="000000" w:themeColor="text1"/>
+          <w:lang w:val="en-IE"/>
+        </w:rPr>
+        <w:t xml:space="preserve"> Assign a highly cohesive set of responsibilities to an artificial or convenience class that does not represent a problem domain concept – something made up, to support high cohesion, low coupling, and reuse.</w:t>
+      </w:r>
+    </w:p>
+    <w:p>
+      <w:pPr>
+        <w:jc w:val="both"/>
+        <w:rPr>
+          <w:bCs/>
+          <w:color w:val="000000" w:themeColor="text1"/>
+          <w:lang w:val="en-IE"/>
+        </w:rPr>
+      </w:pPr>
+      <w:r>
+        <w:rPr>
+          <w:bCs/>
+          <w:color w:val="000000" w:themeColor="text1"/>
+          <w:lang w:val="en-IE"/>
+        </w:rPr>
+        <w:t>Generally, most design patterns use Pure Fabrications.</w:t>
+      </w:r>
+    </w:p>
+    <w:p>
+      <w:pPr>
+        <w:jc w:val="both"/>
+        <w:rPr>
+          <w:bCs/>
+          <w:color w:val="000000" w:themeColor="text1"/>
+          <w:lang w:val="en-IE"/>
+        </w:rPr>
+      </w:pPr>
+    </w:p>
+    <w:p>
+      <w:pPr>
+        <w:jc w:val="both"/>
+        <w:rPr>
+          <w:b/>
+          <w:color w:val="000000" w:themeColor="text1"/>
+          <w:lang w:val="en-AU"/>
+        </w:rPr>
+      </w:pPr>
+      <w:r>
+        <w:rPr>
+          <w:b/>
+          <w:color w:val="000000" w:themeColor="text1"/>
+          <w:lang w:val="en-AU"/>
+        </w:rPr>
+        <w:t>Indirection:</w:t>
+      </w:r>
+    </w:p>
+    <w:p>
+      <w:pPr>
+        <w:jc w:val="both"/>
+        <w:rPr>
+          <w:bCs/>
+          <w:color w:val="000000" w:themeColor="text1"/>
+          <w:lang w:val="en-IE"/>
+        </w:rPr>
+      </w:pPr>
       <w:proofErr w:type="spellStart"/>
       <w:r>
         <w:rPr>
-          <w:bCs/>
-          <w:color w:val="000000" w:themeColor="text1"/>
-          <w:lang w:val="en-IE"/>
-        </w:rPr>
-        <w:t>deicde</w:t>
+          <w:b/>
+          <w:color w:val="000000" w:themeColor="text1"/>
+          <w:lang w:val="en-IE"/>
+        </w:rPr>
+        <w:t>Probelm</w:t>
       </w:r>
       <w:proofErr w:type="spellEnd"/>
       <w:r>
         <w:rPr>
-          <w:bCs/>
-          <w:color w:val="000000" w:themeColor="text1"/>
-          <w:lang w:val="en-IE"/>
-        </w:rPr>
-        <w:t xml:space="preserve"> to create a class that deals with the database and we can reuse it later o</w:t>
-      </w:r>
-      <w:r>
-        <w:rPr>
-          <w:bCs/>
-          <w:color w:val="000000" w:themeColor="text1"/>
-          <w:lang w:val="en-IE"/>
-        </w:rPr>
-        <w:t>n</w:t>
-      </w:r>
-    </w:p>
-    <w:p>
-      <w:pPr>
-        <w:jc w:val="both"/>
-        <w:rPr>
-          <w:bCs/>
-          <w:color w:val="000000" w:themeColor="text1"/>
-          <w:lang w:val="en-IE"/>
-        </w:rPr>
-      </w:pPr>
-      <w:r>
-        <w:rPr>
-          <w:b/>
-          <w:color w:val="000000" w:themeColor="text1"/>
-          <w:lang w:val="en-IE"/>
-        </w:rPr>
-        <w:t>problem:</w:t>
-      </w:r>
-      <w:r>
-        <w:rPr>
-          <w:b/>
-          <w:color w:val="000000" w:themeColor="text1"/>
-          <w:lang w:val="en-IE"/>
-        </w:rPr>
-        <w:t xml:space="preserve"> </w:t>
-      </w:r>
-      <w:r>
-        <w:rPr>
-          <w:bCs/>
-          <w:color w:val="000000" w:themeColor="text1"/>
-          <w:lang w:val="en-IE"/>
-        </w:rPr>
-        <w:t xml:space="preserve">we sometimes cannot find the information </w:t>
+          <w:b/>
+          <w:color w:val="000000" w:themeColor="text1"/>
+          <w:lang w:val="en-IE"/>
+        </w:rPr>
+        <w:t xml:space="preserve">: </w:t>
+      </w:r>
+      <w:r>
+        <w:rPr>
+          <w:bCs/>
+          <w:color w:val="000000" w:themeColor="text1"/>
+          <w:lang w:val="en-IE"/>
+        </w:rPr>
+        <w:t>sometimes when we create o</w:t>
+      </w:r>
+      <w:r>
+        <w:rPr>
+          <w:bCs/>
+          <w:color w:val="000000" w:themeColor="text1"/>
+          <w:lang w:val="en-IE"/>
+        </w:rPr>
+        <w:t xml:space="preserve">ur </w:t>
       </w:r>
       <w:proofErr w:type="gramStart"/>
       <w:r>
@@ -4695,7 +4860,7 @@
           <w:color w:val="000000" w:themeColor="text1"/>
           <w:lang w:val="en-IE"/>
         </w:rPr>
-        <w:t>expert</w:t>
+        <w:t>model</w:t>
       </w:r>
       <w:proofErr w:type="gramEnd"/>
       <w:r>
@@ -4704,194 +4869,32 @@
           <w:color w:val="000000" w:themeColor="text1"/>
           <w:lang w:val="en-IE"/>
         </w:rPr>
-        <w:t xml:space="preserve"> and it </w:t>
-      </w:r>
-      <w:r>
-        <w:rPr>
-          <w:bCs/>
-          <w:color w:val="000000" w:themeColor="text1"/>
-          <w:lang w:val="en-IE"/>
-        </w:rPr>
-        <w:t>doesn’t</w:t>
-      </w:r>
-      <w:r>
-        <w:rPr>
-          <w:bCs/>
-          <w:color w:val="000000" w:themeColor="text1"/>
-          <w:lang w:val="en-IE"/>
-        </w:rPr>
-        <w:t xml:space="preserve"> also exist in the domain model. Some responsibilities cannot be crafted from the domain </w:t>
-      </w:r>
-      <w:proofErr w:type="gramStart"/>
-      <w:r>
-        <w:rPr>
-          <w:bCs/>
-          <w:color w:val="000000" w:themeColor="text1"/>
-          <w:lang w:val="en-IE"/>
-        </w:rPr>
-        <w:t>model</w:t>
-      </w:r>
-      <w:proofErr w:type="gramEnd"/>
-      <w:r>
-        <w:rPr>
-          <w:bCs/>
-          <w:color w:val="000000" w:themeColor="text1"/>
-          <w:lang w:val="en-IE"/>
-        </w:rPr>
-        <w:t xml:space="preserve"> and it has no object, so instead of giving it to an irrelevant object we create a new class that handles this responsibility</w:t>
-      </w:r>
-    </w:p>
-    <w:p>
-      <w:pPr>
-        <w:jc w:val="both"/>
-        <w:rPr>
-          <w:bCs/>
-          <w:color w:val="000000" w:themeColor="text1"/>
-          <w:lang w:val="en-IE"/>
-        </w:rPr>
-      </w:pPr>
-      <w:r>
-        <w:rPr>
-          <w:b/>
-          <w:color w:val="000000" w:themeColor="text1"/>
-          <w:lang w:val="en-IE"/>
-        </w:rPr>
-        <w:t>Solution:</w:t>
-      </w:r>
-      <w:r>
-        <w:rPr>
-          <w:bCs/>
-          <w:color w:val="000000" w:themeColor="text1"/>
-          <w:lang w:val="en-IE"/>
-        </w:rPr>
-        <w:t xml:space="preserve"> </w:t>
-      </w:r>
-      <w:r>
-        <w:rPr>
-          <w:bCs/>
-          <w:color w:val="000000" w:themeColor="text1"/>
-          <w:lang w:val="en-IE"/>
-        </w:rPr>
-        <w:t xml:space="preserve"> Assign a highly cohesive set of responsibilities to an artificial or convenience class that does not represent a problem domain concept – something made up, to support high cohesion, low coupling, and reuse.</w:t>
-      </w:r>
-    </w:p>
-    <w:p>
-      <w:pPr>
-        <w:jc w:val="both"/>
-        <w:rPr>
-          <w:bCs/>
-          <w:color w:val="000000" w:themeColor="text1"/>
-          <w:lang w:val="en-IE"/>
-        </w:rPr>
-      </w:pPr>
-      <w:r>
-        <w:rPr>
-          <w:bCs/>
-          <w:color w:val="000000" w:themeColor="text1"/>
-          <w:lang w:val="en-IE"/>
-        </w:rPr>
-        <w:t>Generally, most design patterns use Pure Fabrications.</w:t>
-      </w:r>
-    </w:p>
-    <w:p>
-      <w:pPr>
-        <w:jc w:val="both"/>
-        <w:rPr>
-          <w:bCs/>
-          <w:color w:val="000000" w:themeColor="text1"/>
-          <w:lang w:val="en-IE"/>
-        </w:rPr>
-      </w:pPr>
-    </w:p>
-    <w:p>
-      <w:pPr>
-        <w:jc w:val="both"/>
-        <w:rPr>
-          <w:b/>
-          <w:color w:val="000000" w:themeColor="text1"/>
-          <w:lang w:val="en-AU"/>
-        </w:rPr>
-      </w:pPr>
-      <w:r>
-        <w:rPr>
-          <w:b/>
-          <w:color w:val="000000" w:themeColor="text1"/>
-          <w:lang w:val="en-AU"/>
-        </w:rPr>
-        <w:t>Indirection:</w:t>
-      </w:r>
-    </w:p>
-    <w:p>
-      <w:pPr>
-        <w:jc w:val="both"/>
-        <w:rPr>
-          <w:bCs/>
-          <w:color w:val="000000" w:themeColor="text1"/>
-          <w:lang w:val="en-IE"/>
-        </w:rPr>
-      </w:pPr>
-      <w:proofErr w:type="spellStart"/>
-      <w:r>
-        <w:rPr>
-          <w:b/>
-          <w:color w:val="000000" w:themeColor="text1"/>
-          <w:lang w:val="en-IE"/>
-        </w:rPr>
-        <w:t>Probelm</w:t>
-      </w:r>
-      <w:proofErr w:type="spellEnd"/>
-      <w:r>
-        <w:rPr>
-          <w:b/>
-          <w:color w:val="000000" w:themeColor="text1"/>
-          <w:lang w:val="en-IE"/>
-        </w:rPr>
-        <w:t xml:space="preserve">: </w:t>
-      </w:r>
-      <w:r>
-        <w:rPr>
-          <w:bCs/>
-          <w:color w:val="000000" w:themeColor="text1"/>
-          <w:lang w:val="en-IE"/>
-        </w:rPr>
-        <w:t>sometimes when we create o</w:t>
-      </w:r>
-      <w:r>
-        <w:rPr>
-          <w:bCs/>
-          <w:color w:val="000000" w:themeColor="text1"/>
-          <w:lang w:val="en-IE"/>
-        </w:rPr>
-        <w:t xml:space="preserve">ur </w:t>
-      </w:r>
-      <w:proofErr w:type="gramStart"/>
-      <w:r>
-        <w:rPr>
-          <w:bCs/>
-          <w:color w:val="000000" w:themeColor="text1"/>
-          <w:lang w:val="en-IE"/>
-        </w:rPr>
-        <w:t>model</w:t>
-      </w:r>
-      <w:proofErr w:type="gramEnd"/>
-      <w:r>
-        <w:rPr>
-          <w:bCs/>
-          <w:color w:val="000000" w:themeColor="text1"/>
-          <w:lang w:val="en-IE"/>
-        </w:rPr>
-        <w:t xml:space="preserve"> we have many dependencies one of which means that some classes need to talk to each other, in case class A talks to 3 classes it is highly coupled, so we create an </w:t>
-      </w:r>
-      <w:proofErr w:type="spellStart"/>
-      <w:r>
-        <w:rPr>
-          <w:bCs/>
-          <w:color w:val="000000" w:themeColor="text1"/>
-          <w:lang w:val="en-IE"/>
-        </w:rPr>
-        <w:t>inderiction</w:t>
-      </w:r>
-      <w:proofErr w:type="spellEnd"/>
+        <w:t xml:space="preserve"> we have many dependencies one of which means that some classes need to talk to each other, in case class A talks to 3 classes it is </w:t>
+      </w:r>
+      <w:r>
+        <w:rPr>
+          <w:bCs/>
+          <w:color w:val="000000" w:themeColor="text1"/>
+          <w:lang w:val="en-IE"/>
+        </w:rPr>
+        <w:t>tightly</w:t>
+      </w:r>
+      <w:r>
+        <w:rPr>
+          <w:bCs/>
+          <w:color w:val="000000" w:themeColor="text1"/>
+          <w:lang w:val="en-IE"/>
+        </w:rPr>
+        <w:t xml:space="preserve"> coupled, so we create an </w:t>
+      </w:r>
+      <w:r>
+        <w:rPr>
+          <w:bCs/>
+          <w:color w:val="000000" w:themeColor="text1"/>
+          <w:lang w:val="en-IE"/>
+        </w:rPr>
+        <w:t>indirection</w:t>
+      </w:r>
       <w:r>
         <w:rPr>
           <w:bCs/>
